--- a/docs/internship-report/Project_1_Internship_Report_Week_1_2_Chinese.docx
+++ b/docs/internship-report/Project_1_Internship_Report_Week_1_2_Chinese.docx
@@ -4,78 +4,154 @@
   <w:body>
     <w:p>
       <w:pPr>
-        <w:jc w:val="center"/>
+        <w:pStyle w:val="Heading1"/>
+        <w:spacing w:before="79" w:lineRule="auto"/>
+        <w:ind w:right="1751" w:firstLine="2097"/>
+        <w:rPr/>
       </w:pPr>
       <w:r>
         <w:rPr>
-          <w:b/>
-          <w:sz w:val="32"/>
+          <w:rtl w:val="0"/>
         </w:rPr>
-        <w:t>工业实习报告</w:t>
+        <w:t>（工程／理科学生适用）</w:t>
+      </w:r>
+      <w:r>
+        <w:rPr>
+          <w:rtl w:val="0"/>
+        </w:rPr>
       </w:r>
     </w:p>
     <w:p>
       <w:pPr>
-        <w:jc w:val="center"/>
+        <w:keepNext w:val="0"/>
+        <w:keepLines w:val="0"/>
+        <w:pageBreakBefore w:val="0"/>
+        <w:widowControl w:val="0"/>
+        <w:pBdr>
+          <w:top w:space="0" w:sz="0" w:val="nil"/>
+          <w:left w:space="0" w:sz="0" w:val="nil"/>
+          <w:bottom w:space="0" w:sz="0" w:val="nil"/>
+          <w:right w:space="0" w:sz="0" w:val="nil"/>
+          <w:between w:space="0" w:sz="0" w:val="nil"/>
+        </w:pBdr>
+        <w:shd w:fill="auto" w:val="clear"/>
+        <w:spacing w:after="0" w:before="0" w:line="240" w:lineRule="auto"/>
+        <w:ind w:left="0" w:right="0" w:firstLine="0"/>
+        <w:jc w:val="left"/>
+        <w:rPr>
+          <w:rFonts w:ascii="Times New Roman" w:cs="Times New Roman" w:eastAsia="Times New Roman" w:hAnsi="Times New Roman"/>
+          <w:b w:val="1"/>
+          <w:i w:val="0"/>
+          <w:smallCaps w:val="0"/>
+          <w:strike w:val="0"/>
+          <w:color w:val="000000"/>
+          <w:sz w:val="26"/>
+          <w:szCs w:val="26"/>
+          <w:u w:val="none"/>
+          <w:shd w:fill="auto" w:val="clear"/>
+          <w:vertAlign w:val="baseline"/>
+        </w:rPr>
       </w:pPr>
       <w:r>
         <w:rPr>
-          <w:b/>
+          <w:rtl w:val="0"/>
         </w:rPr>
-        <w:t>项目一：基于二维码的库存管理网站</w:t>
       </w:r>
     </w:p>
     <w:p>
       <w:pPr>
-        <w:spacing w:after="0"/>
+        <w:keepNext w:val="0"/>
+        <w:keepLines w:val="0"/>
+        <w:pageBreakBefore w:val="0"/>
+        <w:widowControl w:val="0"/>
+        <w:pBdr>
+          <w:top w:space="0" w:sz="0" w:val="nil"/>
+          <w:left w:space="0" w:sz="0" w:val="nil"/>
+          <w:bottom w:space="0" w:sz="0" w:val="nil"/>
+          <w:right w:space="0" w:sz="0" w:val="nil"/>
+          <w:between w:space="0" w:sz="0" w:val="nil"/>
+        </w:pBdr>
+        <w:shd w:fill="auto" w:val="clear"/>
+        <w:spacing w:after="0" w:before="3" w:line="240" w:lineRule="auto"/>
+        <w:ind w:left="0" w:right="0" w:firstLine="0"/>
+        <w:jc w:val="left"/>
+        <w:rPr>
+          <w:rFonts w:ascii="Times New Roman" w:cs="Times New Roman" w:eastAsia="Times New Roman" w:hAnsi="Times New Roman"/>
+          <w:b w:val="1"/>
+          <w:i w:val="0"/>
+          <w:smallCaps w:val="0"/>
+          <w:strike w:val="0"/>
+          <w:color w:val="000000"/>
+          <w:sz w:val="22"/>
+          <w:szCs w:val="22"/>
+          <w:u w:val="none"/>
+          <w:shd w:fill="auto" w:val="clear"/>
+          <w:vertAlign w:val="baseline"/>
+        </w:rPr>
       </w:pPr>
       <w:r>
-        <w:t>学生姓名：Wong Sook En｜学号：2200498</w:t>
+        <w:rPr>
+          <w:rtl w:val="0"/>
+        </w:rPr>
       </w:r>
     </w:p>
     <w:p>
       <w:pPr>
-        <w:spacing w:after="0"/>
+        <w:ind w:left="2097" w:right="1749" w:firstLine="0"/>
+        <w:jc w:val="center"/>
+        <w:rPr>
+          <w:rFonts w:ascii="Times New Roman" w:cs="Times New Roman" w:eastAsia="Times New Roman" w:hAnsi="Times New Roman"/>
+          <w:b w:val="1"/>
+          <w:sz w:val="24"/>
+          <w:szCs w:val="24"/>
+        </w:rPr>
       </w:pPr>
       <w:r>
-        <w:t>专业：软件工程</w:t>
+        <w:rPr>
+          <w:rFonts w:ascii="Times New Roman" w:cs="Times New Roman" w:eastAsia="Times New Roman" w:hAnsi="Times New Roman"/>
+          <w:b w:val="1"/>
+          <w:sz w:val="24"/>
+          <w:szCs w:val="24"/>
+          <w:rtl w:val="0"/>
+        </w:rPr>
+        <w:t>每周及每月实习记录</w:t>
       </w:r>
     </w:p>
     <w:p>
       <w:pPr>
-        <w:spacing w:after="0"/>
-      </w:pPr>
-      <w:r>
-        <w:t>实习公司：Bakti Makmur (M) Sdn. Bhd.</w:t>
-      </w:r>
-    </w:p>
-    <w:p>
-      <w:pPr>
-        <w:spacing w:after="0"/>
-      </w:pPr>
-      <w:r>
-        <w:t>报告期间：2026 年 10 月 12 日至 24 日</w:t>
-      </w:r>
-    </w:p>
-    <w:p>
-      <w:pPr>
-        <w:spacing w:before="200"/>
-        <w:jc w:val="both"/>
+        <w:keepNext w:val="0"/>
+        <w:keepLines w:val="0"/>
+        <w:pageBreakBefore w:val="0"/>
+        <w:widowControl w:val="0"/>
+        <w:pBdr>
+          <w:top w:space="0" w:sz="0" w:val="nil"/>
+          <w:left w:space="0" w:sz="0" w:val="nil"/>
+          <w:bottom w:space="0" w:sz="0" w:val="nil"/>
+          <w:right w:space="0" w:sz="0" w:val="nil"/>
+          <w:between w:space="0" w:sz="0" w:val="nil"/>
+        </w:pBdr>
+        <w:shd w:fill="auto" w:val="clear"/>
+        <w:spacing w:after="0" w:before="2" w:line="240" w:lineRule="auto"/>
+        <w:ind w:left="0" w:right="0" w:firstLine="0"/>
+        <w:jc w:val="left"/>
+        <w:rPr>
+          <w:rFonts w:ascii="Times New Roman" w:cs="Times New Roman" w:eastAsia="Times New Roman" w:hAnsi="Times New Roman"/>
+          <w:b w:val="1"/>
+          <w:i w:val="0"/>
+          <w:smallCaps w:val="0"/>
+          <w:strike w:val="0"/>
+          <w:color w:val="000000"/>
+          <w:sz w:val="12"/>
+          <w:szCs w:val="12"/>
+          <w:u w:val="none"/>
+          <w:shd w:fill="auto" w:val="clear"/>
+          <w:vertAlign w:val="baseline"/>
+        </w:rPr>
       </w:pPr>
       <w:r>
         <w:rPr>
-          <w:i/>
-          <w:sz w:val="20"/>
+          <w:rtl w:val="0"/>
         </w:rPr>
-        <w:t>审阅草稿，编写日期为 2026 年 10 月 21 日。项目一暂按四周安排，从 2026 年 10 月 12 日至 11 月 7 日。日期仅表示报告区间，并非每日出勤记录。前两周以需求、研究和设计为主，核心开发及测试安排于第三、四周。10 月 22 日及之后的活动属于计划，提交前须根据实际完成情况更新，并核对会议和进度记录。</w:t>
-      </w:r>
-    </w:p>
-    <w:p>
-      <w:pPr>
-        <w:pStyle w:val="Heading1"/>
-      </w:pPr>
-      <w:r>
-        <w:t>每周工作记录</w:t>
       </w:r>
     </w:p>
     <w:tbl>
@@ -112,20 +188,11 @@
           <w:cantSplit w:val="0"/>
           <w:trHeight w:val="551" w:hRule="atLeast"/>
           <w:tblHeader w:val="0"/>
-          <w:tblHeader/>
         </w:trPr>
         <w:tc>
           <w:tcPr/>
           <w:p>
-            <w:pPr>
-              <w:spacing w:line="276" w:lineRule="auto"/>
-            </w:pPr>
             <w:r>
-              <w:rPr>
-                <w:rFonts w:ascii="Times New Roman" w:hAnsi="Times New Roman" w:eastAsia="SimSun"/>
-                <w:b/>
-                <w:sz w:val="22"/>
-              </w:rPr>
               <w:t>周次</w:t>
             </w:r>
           </w:p>
@@ -133,15 +200,7 @@
         <w:tc>
           <w:tcPr/>
           <w:p>
-            <w:pPr>
-              <w:spacing w:line="276" w:lineRule="auto"/>
-            </w:pPr>
             <w:r>
-              <w:rPr>
-                <w:rFonts w:ascii="Times New Roman" w:hAnsi="Times New Roman" w:eastAsia="SimSun"/>
-                <w:b/>
-                <w:sz w:val="22"/>
-              </w:rPr>
               <w:t>已执行工作／任务安排</w:t>
             </w:r>
           </w:p>
@@ -149,199 +208,515 @@
         <w:tc>
           <w:tcPr/>
           <w:p>
-            <w:pPr>
-              <w:spacing w:line="276" w:lineRule="auto"/>
-            </w:pPr>
             <w:r>
-              <w:rPr>
-                <w:rFonts w:ascii="Times New Roman" w:hAnsi="Times New Roman" w:eastAsia="SimSun"/>
-                <w:b/>
-                <w:sz w:val="22"/>
-              </w:rPr>
               <w:t>主管评语</w:t>
             </w:r>
           </w:p>
         </w:tc>
       </w:tr>
       <w:tr>
+        <w:trPr>
+          <w:cantSplit w:val="0"/>
+          <w:trHeight w:val="1656" w:hRule="atLeast"/>
+          <w:tblHeader w:val="0"/>
+        </w:trPr>
         <w:tc>
-          <w:tcPr>
-            <w:tcW w:type="dxa" w:w="922"/>
-          </w:tcPr>
+          <w:tcPr/>
           <w:p>
-            <w:pPr>
-              <w:spacing w:line="276" w:lineRule="auto"/>
-            </w:pPr>
             <w:r>
               <w:rPr>
                 <w:rFonts w:ascii="Times New Roman" w:hAnsi="Times New Roman" w:eastAsia="SimSun"/>
-                <w:sz w:val="22"/>
+                <w:sz w:val="24"/>
               </w:rPr>
               <w:t>第一周</w:t>
               <w:br/>
               <w:t>2026 年</w:t>
               <w:br/>
-              <w:t>10 月 12–17 日</w:t>
+              <w:t>10 月</w:t>
+              <w:br/>
+              <w:t>12–17 日</w:t>
             </w:r>
           </w:p>
         </w:tc>
         <w:tc>
-          <w:tcPr>
-            <w:tcW w:type="dxa" w:w="5762"/>
-          </w:tcPr>
+          <w:tcPr/>
           <w:p>
             <w:pPr>
-              <w:spacing w:line="276" w:lineRule="auto" w:after="120"/>
+              <w:spacing w:after="120" w:line="360" w:lineRule="auto"/>
             </w:pPr>
             <w:r>
               <w:rPr>
                 <w:rFonts w:ascii="Times New Roman" w:hAnsi="Times New Roman" w:eastAsia="SimSun"/>
-                <w:sz w:val="22"/>
-              </w:rPr>
-              <w:t>通过线上沟通及线下会议与客户讨论，了解现有库存记录方式，以及工人扫描二维码领取物品的操作需求。</w:t>
+                <w:sz w:val="24"/>
+              </w:rPr>
+              <w:t>项目一：基于二维码的库存管理网站——需求分析。</w:t>
             </w:r>
           </w:p>
           <w:p>
             <w:pPr>
-              <w:spacing w:line="276" w:lineRule="auto" w:after="120"/>
+              <w:spacing w:after="120" w:line="360" w:lineRule="auto"/>
             </w:pPr>
             <w:r>
               <w:rPr>
                 <w:rFonts w:ascii="Times New Roman" w:hAnsi="Times New Roman" w:eastAsia="SimSun"/>
-                <w:sz w:val="22"/>
-              </w:rPr>
-              <w:t>查阅客户提供的库存表、Google Form 及商品二维码 PDF，整理商品编号、名称、单位、数量和照片等资料字段。</w:t>
+                <w:sz w:val="24"/>
+              </w:rPr>
+              <w:t>通过线上讨论及线下会议与客户沟通，了解现有库存记录流程，以及工人扫描商品二维码的操作需求。</w:t>
             </w:r>
           </w:p>
           <w:p>
             <w:pPr>
-              <w:spacing w:line="276" w:lineRule="auto" w:after="120"/>
+              <w:spacing w:after="120" w:line="360" w:lineRule="auto"/>
             </w:pPr>
             <w:r>
               <w:rPr>
                 <w:rFonts w:ascii="Times New Roman" w:hAnsi="Times New Roman" w:eastAsia="SimSun"/>
-                <w:sz w:val="22"/>
-              </w:rPr>
-              <w:t>建立初步需求清单，涵盖领货、进货、库存自动计算、工人与管理员界面，以及各商品独立的补货警戒值。</w:t>
+                <w:sz w:val="24"/>
+              </w:rPr>
+              <w:t>查阅库存电子表格、Google Form 和二维码 PDF，整理商品识别、进货与领货、照片凭证、管理员权限及补货警戒值等初步需求。</w:t>
             </w:r>
           </w:p>
           <w:p>
             <w:pPr>
-              <w:spacing w:line="276" w:lineRule="auto" w:after="120"/>
+              <w:spacing w:after="120" w:line="360" w:lineRule="auto"/>
             </w:pPr>
             <w:r>
               <w:rPr>
                 <w:rFonts w:ascii="Times New Roman" w:hAnsi="Times New Roman" w:eastAsia="SimSun"/>
-                <w:sz w:val="22"/>
-              </w:rPr>
-              <w:t>研究以手机友好的网站代替原生应用程序的可行性，并拟定工人与管理员的主要操作流程。</w:t>
+                <w:sz w:val="24"/>
+              </w:rPr>
+              <w:t>拟定工人与管理员的主要操作流程，并研究以手机友好的网站代替原生应用程序的可行性。</w:t>
             </w:r>
           </w:p>
         </w:tc>
         <w:tc>
-          <w:tcPr>
-            <w:tcW w:type="dxa" w:w="1763"/>
-          </w:tcPr>
+          <w:tcPr/>
           <w:p>
-            <w:pPr>
-              <w:spacing w:line="276" w:lineRule="auto"/>
-            </w:pPr>
             <w:r>
               <w:rPr>
                 <w:rFonts w:ascii="Times New Roman" w:hAnsi="Times New Roman" w:eastAsia="SimSun"/>
-                <w:sz w:val="22"/>
+                <w:sz w:val="24"/>
               </w:rPr>
             </w:r>
           </w:p>
         </w:tc>
       </w:tr>
       <w:tr>
+        <w:trPr>
+          <w:cantSplit w:val="0"/>
+          <w:trHeight w:val="1656" w:hRule="atLeast"/>
+          <w:tblHeader w:val="0"/>
+        </w:trPr>
         <w:tc>
-          <w:tcPr>
-            <w:tcW w:type="dxa" w:w="922"/>
-          </w:tcPr>
+          <w:tcPr/>
           <w:p>
-            <w:pPr>
-              <w:spacing w:line="276" w:lineRule="auto"/>
-            </w:pPr>
             <w:r>
               <w:rPr>
                 <w:rFonts w:ascii="Times New Roman" w:hAnsi="Times New Roman" w:eastAsia="SimSun"/>
-                <w:sz w:val="22"/>
+                <w:sz w:val="24"/>
               </w:rPr>
               <w:t>第二周</w:t>
               <w:br/>
               <w:t>2026 年</w:t>
               <w:br/>
-              <w:t>10 月 19–24 日</w:t>
+              <w:t>10 月</w:t>
+              <w:br/>
+              <w:t>19–24 日</w:t>
             </w:r>
           </w:p>
         </w:tc>
         <w:tc>
-          <w:tcPr>
-            <w:tcW w:type="dxa" w:w="5762"/>
-          </w:tcPr>
+          <w:tcPr/>
           <w:p>
             <w:pPr>
-              <w:spacing w:line="276" w:lineRule="auto" w:after="120"/>
+              <w:spacing w:after="120" w:line="360" w:lineRule="auto"/>
             </w:pPr>
             <w:r>
               <w:rPr>
                 <w:rFonts w:ascii="Times New Roman" w:hAnsi="Times New Roman" w:eastAsia="SimSun"/>
-                <w:sz w:val="22"/>
-              </w:rPr>
-              <w:t>截至 10 月 21 日的进展：研究可行方案，比较手机友好的网站与原生应用程序，并整理初步技术方向。</w:t>
+                <w:sz w:val="24"/>
+              </w:rPr>
+              <w:t>项目一：技术研究与初步系统设计。</w:t>
             </w:r>
           </w:p>
           <w:p>
             <w:pPr>
-              <w:spacing w:line="276" w:lineRule="auto" w:after="120"/>
+              <w:spacing w:after="120" w:line="360" w:lineRule="auto"/>
             </w:pPr>
             <w:r>
               <w:rPr>
                 <w:rFonts w:ascii="Times New Roman" w:hAnsi="Times New Roman" w:eastAsia="SimSun"/>
-                <w:sz w:val="22"/>
-              </w:rPr>
-              <w:t>学习以 HTML、CSS 和 JavaScript 开发界面，使用 Google Apps Script 处理后台、Google Sheets 管理记录，以及 Google Drive 储存照片的方式。</w:t>
+                <w:sz w:val="24"/>
+              </w:rPr>
+              <w:t>截至 10 月 21 日的进展：研究使用 HTML、CSS 和 JavaScript 建立手机友好的界面，以 Google Apps Script 处理后台，Google Sheets 管理库存记录，以及 Google Drive 保存照片。</w:t>
             </w:r>
           </w:p>
           <w:p>
             <w:pPr>
-              <w:spacing w:line="276" w:lineRule="auto" w:after="120"/>
+              <w:spacing w:after="120" w:line="360" w:lineRule="auto"/>
             </w:pPr>
             <w:r>
               <w:rPr>
                 <w:rFonts w:ascii="Times New Roman" w:hAnsi="Times New Roman" w:eastAsia="SimSun"/>
-                <w:sz w:val="22"/>
-              </w:rPr>
-              <w:t>拟定工人与管理员的操作流程及数据字段，考虑扫码对应商品、员工 ID 输入、数量验证、区分进货与领货记录，以及管理权限。</w:t>
+                <w:sz w:val="24"/>
+              </w:rPr>
+              <w:t>规划商品及交易数据字段、扫码进入对应商品、员工 ID 输入和库存计算规则，并将数量验证及管理员权限列为设计要求。</w:t>
             </w:r>
           </w:p>
           <w:p>
             <w:pPr>
-              <w:spacing w:line="276" w:lineRule="auto" w:after="120"/>
+              <w:spacing w:after="120" w:line="360" w:lineRule="auto"/>
             </w:pPr>
             <w:r>
               <w:rPr>
                 <w:rFonts w:ascii="Times New Roman" w:hAnsi="Times New Roman" w:eastAsia="SimSun"/>
-                <w:sz w:val="22"/>
-              </w:rPr>
-              <w:t>10 月 22–24 日计划：准备简单页面草图，与客户检视需求及流程，并确定第三周优先开发的核心功能。完整开发、系统整合和验收测试保留至后续周次进行。</w:t>
+                <w:sz w:val="24"/>
+              </w:rPr>
+              <w:t>10 月 22–24 日计划：准备简单页面草图，与客户检视需求及流程，并确定第三周优先开发的核心功能。系统整合、详细测试与交付安排于第三、四周。</w:t>
             </w:r>
           </w:p>
         </w:tc>
         <w:tc>
+          <w:tcPr/>
+          <w:p>
+            <w:r>
+              <w:rPr>
+                <w:rFonts w:ascii="Times New Roman" w:hAnsi="Times New Roman" w:eastAsia="SimSun"/>
+                <w:sz w:val="24"/>
+              </w:rPr>
+            </w:r>
+          </w:p>
+        </w:tc>
+      </w:tr>
+      <w:tr>
+        <w:trPr>
+          <w:cantSplit w:val="0"/>
+          <w:trHeight w:val="1655" w:hRule="atLeast"/>
+          <w:tblHeader w:val="0"/>
+        </w:trPr>
+        <w:tc>
+          <w:tcPr/>
+          <w:p>
+            <w:pPr>
+              <w:keepNext w:val="0"/>
+              <w:keepLines w:val="0"/>
+              <w:pageBreakBefore w:val="0"/>
+              <w:widowControl w:val="0"/>
+              <w:pBdr>
+                <w:top w:space="0" w:sz="0" w:val="nil"/>
+                <w:left w:space="0" w:sz="0" w:val="nil"/>
+                <w:bottom w:space="0" w:sz="0" w:val="nil"/>
+                <w:right w:space="0" w:sz="0" w:val="nil"/>
+                <w:between w:space="0" w:sz="0" w:val="nil"/>
+              </w:pBdr>
+              <w:shd w:fill="auto" w:val="clear"/>
+              <w:spacing w:after="0" w:before="0" w:line="240" w:lineRule="auto"/>
+              <w:ind w:left="0" w:right="0" w:firstLine="0"/>
+              <w:jc w:val="left"/>
+              <w:rPr>
+                <w:rFonts w:ascii="Times New Roman" w:cs="Times New Roman" w:eastAsia="Times New Roman" w:hAnsi="Times New Roman"/>
+                <w:b w:val="0"/>
+                <w:i w:val="0"/>
+                <w:smallCaps w:val="0"/>
+                <w:strike w:val="0"/>
+                <w:color w:val="000000"/>
+                <w:sz w:val="24"/>
+                <w:szCs w:val="24"/>
+                <w:u w:val="none"/>
+                <w:shd w:fill="auto" w:val="clear"/>
+                <w:vertAlign w:val="baseline"/>
+              </w:rPr>
+            </w:pPr>
+            <w:r>
+              <w:rPr>
+                <w:rFonts w:ascii="Times New Roman" w:hAnsi="Times New Roman" w:eastAsia="SimSun"/>
+                <w:sz w:val="24"/>
+                <w:rtl w:val="0"/>
+              </w:rPr>
+            </w:r>
+          </w:p>
+        </w:tc>
+        <w:tc>
+          <w:tcPr/>
+          <w:p>
+            <w:pPr>
+              <w:keepNext w:val="0"/>
+              <w:keepLines w:val="0"/>
+              <w:pageBreakBefore w:val="0"/>
+              <w:widowControl w:val="0"/>
+              <w:pBdr>
+                <w:top w:space="0" w:sz="0" w:val="nil"/>
+                <w:left w:space="0" w:sz="0" w:val="nil"/>
+                <w:bottom w:space="0" w:sz="0" w:val="nil"/>
+                <w:right w:space="0" w:sz="0" w:val="nil"/>
+                <w:between w:space="0" w:sz="0" w:val="nil"/>
+              </w:pBdr>
+              <w:shd w:fill="auto" w:val="clear"/>
+              <w:spacing w:after="0" w:before="0" w:line="240" w:lineRule="auto"/>
+              <w:ind w:left="0" w:right="0" w:firstLine="0"/>
+              <w:jc w:val="left"/>
+              <w:rPr>
+                <w:rFonts w:ascii="Times New Roman" w:cs="Times New Roman" w:eastAsia="Times New Roman" w:hAnsi="Times New Roman"/>
+                <w:b w:val="0"/>
+                <w:i w:val="0"/>
+                <w:smallCaps w:val="0"/>
+                <w:strike w:val="0"/>
+                <w:color w:val="000000"/>
+                <w:sz w:val="24"/>
+                <w:szCs w:val="24"/>
+                <w:u w:val="none"/>
+                <w:shd w:fill="auto" w:val="clear"/>
+                <w:vertAlign w:val="baseline"/>
+              </w:rPr>
+            </w:pPr>
+            <w:r>
+              <w:rPr>
+                <w:rFonts w:ascii="Times New Roman" w:hAnsi="Times New Roman" w:eastAsia="SimSun"/>
+                <w:sz w:val="24"/>
+                <w:rtl w:val="0"/>
+              </w:rPr>
+            </w:r>
+          </w:p>
+        </w:tc>
+        <w:tc>
+          <w:tcPr/>
+          <w:p>
+            <w:pPr>
+              <w:keepNext w:val="0"/>
+              <w:keepLines w:val="0"/>
+              <w:pageBreakBefore w:val="0"/>
+              <w:widowControl w:val="0"/>
+              <w:pBdr>
+                <w:top w:space="0" w:sz="0" w:val="nil"/>
+                <w:left w:space="0" w:sz="0" w:val="nil"/>
+                <w:bottom w:space="0" w:sz="0" w:val="nil"/>
+                <w:right w:space="0" w:sz="0" w:val="nil"/>
+                <w:between w:space="0" w:sz="0" w:val="nil"/>
+              </w:pBdr>
+              <w:shd w:fill="auto" w:val="clear"/>
+              <w:spacing w:after="0" w:before="0" w:line="240" w:lineRule="auto"/>
+              <w:ind w:left="0" w:right="0" w:firstLine="0"/>
+              <w:jc w:val="left"/>
+              <w:rPr>
+                <w:rFonts w:ascii="Times New Roman" w:cs="Times New Roman" w:eastAsia="Times New Roman" w:hAnsi="Times New Roman"/>
+                <w:b w:val="0"/>
+                <w:i w:val="0"/>
+                <w:smallCaps w:val="0"/>
+                <w:strike w:val="0"/>
+                <w:color w:val="000000"/>
+                <w:sz w:val="24"/>
+                <w:szCs w:val="24"/>
+                <w:u w:val="none"/>
+                <w:shd w:fill="auto" w:val="clear"/>
+                <w:vertAlign w:val="baseline"/>
+              </w:rPr>
+            </w:pPr>
+            <w:r>
+              <w:rPr>
+                <w:rFonts w:ascii="Times New Roman" w:hAnsi="Times New Roman" w:eastAsia="SimSun"/>
+                <w:sz w:val="24"/>
+                <w:rtl w:val="0"/>
+              </w:rPr>
+            </w:r>
+          </w:p>
+        </w:tc>
+      </w:tr>
+      <w:tr>
+        <w:trPr>
+          <w:cantSplit w:val="0"/>
+          <w:trHeight w:val="1742" w:hRule="atLeast"/>
+          <w:tblHeader w:val="0"/>
+        </w:trPr>
+        <w:tc>
+          <w:tcPr/>
+          <w:p>
+            <w:pPr>
+              <w:keepNext w:val="0"/>
+              <w:keepLines w:val="0"/>
+              <w:pageBreakBefore w:val="0"/>
+              <w:widowControl w:val="0"/>
+              <w:pBdr>
+                <w:top w:space="0" w:sz="0" w:val="nil"/>
+                <w:left w:space="0" w:sz="0" w:val="nil"/>
+                <w:bottom w:space="0" w:sz="0" w:val="nil"/>
+                <w:right w:space="0" w:sz="0" w:val="nil"/>
+                <w:between w:space="0" w:sz="0" w:val="nil"/>
+              </w:pBdr>
+              <w:shd w:fill="auto" w:val="clear"/>
+              <w:spacing w:after="0" w:before="0" w:line="240" w:lineRule="auto"/>
+              <w:ind w:left="0" w:right="0" w:firstLine="0"/>
+              <w:jc w:val="left"/>
+              <w:rPr>
+                <w:rFonts w:ascii="Times New Roman" w:cs="Times New Roman" w:eastAsia="Times New Roman" w:hAnsi="Times New Roman"/>
+                <w:b w:val="0"/>
+                <w:i w:val="0"/>
+                <w:smallCaps w:val="0"/>
+                <w:strike w:val="0"/>
+                <w:color w:val="000000"/>
+                <w:sz w:val="24"/>
+                <w:szCs w:val="24"/>
+                <w:u w:val="none"/>
+                <w:shd w:fill="auto" w:val="clear"/>
+                <w:vertAlign w:val="baseline"/>
+              </w:rPr>
+            </w:pPr>
+            <w:r>
+              <w:rPr>
+                <w:rFonts w:ascii="Times New Roman" w:hAnsi="Times New Roman" w:eastAsia="SimSun"/>
+                <w:sz w:val="24"/>
+                <w:rtl w:val="0"/>
+              </w:rPr>
+            </w:r>
+          </w:p>
+        </w:tc>
+        <w:tc>
+          <w:tcPr/>
+          <w:p>
+            <w:pPr>
+              <w:keepNext w:val="0"/>
+              <w:keepLines w:val="0"/>
+              <w:pageBreakBefore w:val="0"/>
+              <w:widowControl w:val="0"/>
+              <w:pBdr>
+                <w:top w:space="0" w:sz="0" w:val="nil"/>
+                <w:left w:space="0" w:sz="0" w:val="nil"/>
+                <w:bottom w:space="0" w:sz="0" w:val="nil"/>
+                <w:right w:space="0" w:sz="0" w:val="nil"/>
+                <w:between w:space="0" w:sz="0" w:val="nil"/>
+              </w:pBdr>
+              <w:shd w:fill="auto" w:val="clear"/>
+              <w:spacing w:after="0" w:before="0" w:line="240" w:lineRule="auto"/>
+              <w:ind w:left="0" w:right="0" w:firstLine="0"/>
+              <w:jc w:val="left"/>
+              <w:rPr>
+                <w:rFonts w:ascii="Times New Roman" w:cs="Times New Roman" w:eastAsia="Times New Roman" w:hAnsi="Times New Roman"/>
+                <w:b w:val="0"/>
+                <w:i w:val="0"/>
+                <w:smallCaps w:val="0"/>
+                <w:strike w:val="0"/>
+                <w:color w:val="000000"/>
+                <w:sz w:val="24"/>
+                <w:szCs w:val="24"/>
+                <w:u w:val="none"/>
+                <w:shd w:fill="auto" w:val="clear"/>
+                <w:vertAlign w:val="baseline"/>
+              </w:rPr>
+            </w:pPr>
+            <w:r>
+              <w:rPr>
+                <w:rFonts w:ascii="Times New Roman" w:hAnsi="Times New Roman" w:eastAsia="SimSun"/>
+                <w:sz w:val="24"/>
+                <w:rtl w:val="0"/>
+              </w:rPr>
+            </w:r>
+          </w:p>
+        </w:tc>
+        <w:tc>
+          <w:tcPr/>
+          <w:p>
+            <w:pPr>
+              <w:keepNext w:val="0"/>
+              <w:keepLines w:val="0"/>
+              <w:pageBreakBefore w:val="0"/>
+              <w:widowControl w:val="0"/>
+              <w:pBdr>
+                <w:top w:space="0" w:sz="0" w:val="nil"/>
+                <w:left w:space="0" w:sz="0" w:val="nil"/>
+                <w:bottom w:space="0" w:sz="0" w:val="nil"/>
+                <w:right w:space="0" w:sz="0" w:val="nil"/>
+                <w:between w:space="0" w:sz="0" w:val="nil"/>
+              </w:pBdr>
+              <w:shd w:fill="auto" w:val="clear"/>
+              <w:spacing w:after="0" w:before="0" w:line="240" w:lineRule="auto"/>
+              <w:ind w:left="0" w:right="0" w:firstLine="0"/>
+              <w:jc w:val="left"/>
+              <w:rPr>
+                <w:rFonts w:ascii="Times New Roman" w:cs="Times New Roman" w:eastAsia="Times New Roman" w:hAnsi="Times New Roman"/>
+                <w:b w:val="0"/>
+                <w:i w:val="0"/>
+                <w:smallCaps w:val="0"/>
+                <w:strike w:val="0"/>
+                <w:color w:val="000000"/>
+                <w:sz w:val="24"/>
+                <w:szCs w:val="24"/>
+                <w:u w:val="none"/>
+                <w:shd w:fill="auto" w:val="clear"/>
+                <w:vertAlign w:val="baseline"/>
+              </w:rPr>
+            </w:pPr>
+            <w:r>
+              <w:rPr>
+                <w:rFonts w:ascii="Times New Roman" w:hAnsi="Times New Roman" w:eastAsia="SimSun"/>
+                <w:sz w:val="24"/>
+                <w:rtl w:val="0"/>
+              </w:rPr>
+            </w:r>
+          </w:p>
+        </w:tc>
+      </w:tr>
+      <w:tr>
+        <w:trPr>
+          <w:cantSplit w:val="0"/>
+          <w:trHeight w:val="422" w:hRule="atLeast"/>
+          <w:tblHeader w:val="0"/>
+        </w:trPr>
+        <w:tc>
           <w:tcPr>
-            <w:tcW w:type="dxa" w:w="1763"/>
+            <w:gridSpan w:val="3"/>
+          </w:tcPr>
+          <w:p>
+            <w:r>
+              <w:t>月份总结：10 月／11 月／12 月</w:t>
+            </w:r>
+          </w:p>
+        </w:tc>
+      </w:tr>
+      <w:tr>
+        <w:trPr>
+          <w:cantSplit w:val="0"/>
+          <w:trHeight w:val="2899" w:hRule="atLeast"/>
+          <w:tblHeader w:val="0"/>
+        </w:trPr>
+        <w:tc>
+          <w:tcPr>
+            <w:gridSpan w:val="3"/>
           </w:tcPr>
           <w:p>
             <w:pPr>
-              <w:spacing w:line="276" w:lineRule="auto"/>
+              <w:keepNext w:val="0"/>
+              <w:keepLines w:val="0"/>
+              <w:pageBreakBefore w:val="0"/>
+              <w:widowControl w:val="0"/>
+              <w:pBdr>
+                <w:top w:space="0" w:sz="0" w:val="nil"/>
+                <w:left w:space="0" w:sz="0" w:val="nil"/>
+                <w:bottom w:space="0" w:sz="0" w:val="nil"/>
+                <w:right w:space="0" w:sz="0" w:val="nil"/>
+                <w:between w:space="0" w:sz="0" w:val="nil"/>
+              </w:pBdr>
+              <w:shd w:fill="auto" w:val="clear"/>
+              <w:spacing w:after="0" w:before="0" w:line="240" w:lineRule="auto"/>
+              <w:ind w:left="0" w:right="0" w:firstLine="0"/>
+              <w:jc w:val="left"/>
+              <w:rPr>
+                <w:rFonts w:ascii="Times New Roman" w:cs="Times New Roman" w:eastAsia="Times New Roman" w:hAnsi="Times New Roman"/>
+                <w:b w:val="0"/>
+                <w:i w:val="0"/>
+                <w:smallCaps w:val="0"/>
+                <w:strike w:val="0"/>
+                <w:color w:val="000000"/>
+                <w:sz w:val="24"/>
+                <w:szCs w:val="24"/>
+                <w:u w:val="none"/>
+                <w:shd w:fill="auto" w:val="clear"/>
+                <w:vertAlign w:val="baseline"/>
+              </w:rPr>
             </w:pPr>
             <w:r>
               <w:rPr>
                 <w:rFonts w:ascii="Times New Roman" w:hAnsi="Times New Roman" w:eastAsia="SimSun"/>
-                <w:sz w:val="22"/>
+                <w:sz w:val="24"/>
+                <w:rtl w:val="0"/>
               </w:rPr>
             </w:r>
           </w:p>
@@ -349,165 +724,469 @@
       </w:tr>
     </w:tbl>
     <w:p>
+      <w:pPr>
+        <w:keepNext w:val="0"/>
+        <w:keepLines w:val="0"/>
+        <w:pageBreakBefore w:val="0"/>
+        <w:widowControl w:val="0"/>
+        <w:pBdr>
+          <w:top w:space="0" w:sz="0" w:val="nil"/>
+          <w:left w:space="0" w:sz="0" w:val="nil"/>
+          <w:bottom w:space="0" w:sz="0" w:val="nil"/>
+          <w:right w:space="0" w:sz="0" w:val="nil"/>
+          <w:between w:space="0" w:sz="0" w:val="nil"/>
+        </w:pBdr>
+        <w:shd w:fill="auto" w:val="clear"/>
+        <w:spacing w:after="0" w:before="1" w:line="240" w:lineRule="auto"/>
+        <w:ind w:left="0" w:right="0" w:firstLine="0"/>
+        <w:jc w:val="left"/>
+        <w:rPr>
+          <w:rFonts w:ascii="Times New Roman" w:cs="Times New Roman" w:eastAsia="Times New Roman" w:hAnsi="Times New Roman"/>
+          <w:b w:val="1"/>
+          <w:i w:val="0"/>
+          <w:smallCaps w:val="0"/>
+          <w:strike w:val="0"/>
+          <w:color w:val="000000"/>
+          <w:sz w:val="23"/>
+          <w:szCs w:val="23"/>
+          <w:u w:val="none"/>
+          <w:shd w:fill="auto" w:val="clear"/>
+          <w:vertAlign w:val="baseline"/>
+        </w:rPr>
+      </w:pPr>
       <w:r>
-        <w:br w:type="page"/>
+        <w:rPr>
+          <w:rtl w:val="0"/>
+        </w:rPr>
       </w:r>
     </w:p>
     <w:p>
       <w:pPr>
-        <w:pStyle w:val="Heading1"/>
+        <w:keepNext w:val="0"/>
+        <w:keepLines w:val="0"/>
+        <w:pageBreakBefore w:val="0"/>
+        <w:widowControl w:val="0"/>
+        <w:pBdr>
+          <w:top w:space="0" w:sz="0" w:val="nil"/>
+          <w:left w:space="0" w:sz="0" w:val="nil"/>
+          <w:bottom w:space="0" w:sz="0" w:val="nil"/>
+          <w:right w:space="0" w:sz="0" w:val="nil"/>
+          <w:between w:space="0" w:sz="0" w:val="nil"/>
+        </w:pBdr>
+        <w:shd w:fill="auto" w:val="clear"/>
+        <w:tabs>
+          <w:tab w:val="left" w:leader="none" w:pos="5628"/>
+        </w:tabs>
+        <w:spacing w:after="0" w:before="0" w:line="240" w:lineRule="auto"/>
+        <w:ind w:left="586" w:right="0" w:firstLine="0"/>
+        <w:jc w:val="left"/>
+        <w:rPr>
+          <w:rFonts w:ascii="Times New Roman" w:cs="Times New Roman" w:eastAsia="Times New Roman" w:hAnsi="Times New Roman"/>
+          <w:b w:val="0"/>
+          <w:i w:val="0"/>
+          <w:smallCaps w:val="0"/>
+          <w:strike w:val="0"/>
+          <w:color w:val="000000"/>
+          <w:sz w:val="24"/>
+          <w:szCs w:val="24"/>
+          <w:u w:val="none"/>
+          <w:shd w:fill="auto" w:val="clear"/>
+          <w:vertAlign w:val="baseline"/>
+        </w:rPr>
       </w:pPr>
       <w:r>
-        <w:t>项目一——报告补充正文</w:t>
+        <w:rPr>
+          <w:rFonts w:ascii="Times New Roman" w:cs="Times New Roman" w:eastAsia="Times New Roman" w:hAnsi="Times New Roman"/>
+          <w:b w:val="0"/>
+          <w:i w:val="0"/>
+          <w:smallCaps w:val="0"/>
+          <w:strike w:val="0"/>
+          <w:color w:val="000000"/>
+          <w:sz w:val="24"/>
+          <w:szCs w:val="24"/>
+          <w:u w:val="none"/>
+          <w:shd w:fill="auto" w:val="clear"/>
+          <w:vertAlign w:val="baseline"/>
+          <w:rtl w:val="0"/>
+        </w:rPr>
+        <w:t>学生姓名及签名</w:t>
+        <w:tab/>
+        <w:t>主管姓名、</w:t>
       </w:r>
     </w:p>
     <w:p>
       <w:pPr>
-        <w:pStyle w:val="Heading2"/>
+        <w:keepNext w:val="0"/>
+        <w:keepLines w:val="0"/>
+        <w:pageBreakBefore w:val="0"/>
+        <w:widowControl w:val="0"/>
+        <w:pBdr>
+          <w:top w:space="0" w:sz="0" w:val="nil"/>
+          <w:left w:space="0" w:sz="0" w:val="nil"/>
+          <w:bottom w:space="0" w:sz="0" w:val="nil"/>
+          <w:right w:space="0" w:sz="0" w:val="nil"/>
+          <w:between w:space="0" w:sz="0" w:val="nil"/>
+        </w:pBdr>
+        <w:shd w:fill="auto" w:val="clear"/>
+        <w:spacing w:after="0" w:before="2" w:line="240" w:lineRule="auto"/>
+        <w:ind w:left="5628" w:right="0" w:firstLine="0"/>
+        <w:jc w:val="left"/>
+        <w:rPr>
+          <w:rFonts w:ascii="Times New Roman" w:cs="Times New Roman" w:eastAsia="Times New Roman" w:hAnsi="Times New Roman"/>
+          <w:b w:val="0"/>
+          <w:i w:val="0"/>
+          <w:smallCaps w:val="0"/>
+          <w:strike w:val="0"/>
+          <w:color w:val="000000"/>
+          <w:sz w:val="24"/>
+          <w:szCs w:val="24"/>
+          <w:u w:val="none"/>
+          <w:shd w:fill="auto" w:val="clear"/>
+          <w:vertAlign w:val="baseline"/>
+        </w:rPr>
       </w:pPr>
       <w:r>
-        <w:t>1. 项目背景</w:t>
+        <w:rPr>
+          <w:rFonts w:ascii="Times New Roman" w:cs="Times New Roman" w:eastAsia="Times New Roman" w:hAnsi="Times New Roman"/>
+          <w:b w:val="0"/>
+          <w:i w:val="0"/>
+          <w:smallCaps w:val="0"/>
+          <w:strike w:val="0"/>
+          <w:color w:val="000000"/>
+          <w:sz w:val="24"/>
+          <w:szCs w:val="24"/>
+          <w:u w:val="none"/>
+          <w:shd w:fill="auto" w:val="clear"/>
+          <w:vertAlign w:val="baseline"/>
+          <w:rtl w:val="0"/>
+        </w:rPr>
+        <w:t>签名及公司印章</w:t>
       </w:r>
     </w:p>
     <w:p>
       <w:pPr>
-        <w:jc w:val="both"/>
+        <w:keepNext w:val="0"/>
+        <w:keepLines w:val="0"/>
+        <w:pageBreakBefore w:val="0"/>
+        <w:widowControl w:val="0"/>
+        <w:pBdr>
+          <w:top w:space="0" w:sz="0" w:val="nil"/>
+          <w:left w:space="0" w:sz="0" w:val="nil"/>
+          <w:bottom w:space="0" w:sz="0" w:val="nil"/>
+          <w:right w:space="0" w:sz="0" w:val="nil"/>
+          <w:between w:space="0" w:sz="0" w:val="nil"/>
+        </w:pBdr>
+        <w:shd w:fill="auto" w:val="clear"/>
+        <w:spacing w:after="0" w:before="0" w:line="240" w:lineRule="auto"/>
+        <w:ind w:left="0" w:right="0" w:firstLine="0"/>
+        <w:jc w:val="left"/>
+        <w:rPr>
+          <w:rFonts w:ascii="Times New Roman" w:cs="Times New Roman" w:eastAsia="Times New Roman" w:hAnsi="Times New Roman"/>
+          <w:b w:val="0"/>
+          <w:i w:val="0"/>
+          <w:smallCaps w:val="0"/>
+          <w:strike w:val="0"/>
+          <w:color w:val="000000"/>
+          <w:sz w:val="20"/>
+          <w:szCs w:val="20"/>
+          <w:u w:val="none"/>
+          <w:shd w:fill="auto" w:val="clear"/>
+          <w:vertAlign w:val="baseline"/>
+        </w:rPr>
       </w:pPr>
       <w:r>
-        <w:t>第一个项目是开发一个基于二维码的库存管理网站。客户提供了库存电子表格，以及包含各商品二维码和图片的 PDF。原有二维码会打开 Google Form，让工人在领取物品时填写资料。拟议系统旨在将商品识别、库存进出记录与照片凭证整合为较清晰的操作流程，同时让管理员能够查看库存数量。</w:t>
+        <w:rPr>
+          <w:rtl w:val="0"/>
+        </w:rPr>
       </w:r>
     </w:p>
     <w:p>
       <w:pPr>
-        <w:pStyle w:val="Heading2"/>
+        <w:keepNext w:val="0"/>
+        <w:keepLines w:val="0"/>
+        <w:pageBreakBefore w:val="0"/>
+        <w:widowControl w:val="0"/>
+        <w:pBdr>
+          <w:top w:space="0" w:sz="0" w:val="nil"/>
+          <w:left w:space="0" w:sz="0" w:val="nil"/>
+          <w:bottom w:space="0" w:sz="0" w:val="nil"/>
+          <w:right w:space="0" w:sz="0" w:val="nil"/>
+          <w:between w:space="0" w:sz="0" w:val="nil"/>
+        </w:pBdr>
+        <w:shd w:fill="auto" w:val="clear"/>
+        <w:spacing w:after="0" w:before="0" w:line="240" w:lineRule="auto"/>
+        <w:ind w:left="0" w:right="0" w:firstLine="0"/>
+        <w:jc w:val="left"/>
+        <w:rPr>
+          <w:rFonts w:ascii="Times New Roman" w:cs="Times New Roman" w:eastAsia="Times New Roman" w:hAnsi="Times New Roman"/>
+          <w:b w:val="0"/>
+          <w:i w:val="0"/>
+          <w:smallCaps w:val="0"/>
+          <w:strike w:val="0"/>
+          <w:color w:val="000000"/>
+          <w:sz w:val="20"/>
+          <w:szCs w:val="20"/>
+          <w:u w:val="none"/>
+          <w:shd w:fill="auto" w:val="clear"/>
+          <w:vertAlign w:val="baseline"/>
+        </w:rPr>
       </w:pPr>
       <w:r>
-        <w:t>2. 第一周：客户沟通与需求分析（2026 年 10 月 12–17 日）</w:t>
+        <w:rPr>
+          <w:rtl w:val="0"/>
+        </w:rPr>
       </w:r>
     </w:p>
     <w:p>
       <w:pPr>
-        <w:jc w:val="both"/>
+        <w:keepNext w:val="0"/>
+        <w:keepLines w:val="0"/>
+        <w:pageBreakBefore w:val="0"/>
+        <w:widowControl w:val="0"/>
+        <w:pBdr>
+          <w:top w:space="0" w:sz="0" w:val="nil"/>
+          <w:left w:space="0" w:sz="0" w:val="nil"/>
+          <w:bottom w:space="0" w:sz="0" w:val="nil"/>
+          <w:right w:space="0" w:sz="0" w:val="nil"/>
+          <w:between w:space="0" w:sz="0" w:val="nil"/>
+        </w:pBdr>
+        <w:shd w:fill="auto" w:val="clear"/>
+        <w:spacing w:after="0" w:before="6" w:line="240" w:lineRule="auto"/>
+        <w:ind w:left="0" w:right="0" w:firstLine="0"/>
+        <w:jc w:val="left"/>
+        <w:rPr>
+          <w:rFonts w:ascii="Times New Roman" w:cs="Times New Roman" w:eastAsia="Times New Roman" w:hAnsi="Times New Roman"/>
+          <w:b w:val="0"/>
+          <w:i w:val="0"/>
+          <w:smallCaps w:val="0"/>
+          <w:strike w:val="0"/>
+          <w:color w:val="000000"/>
+          <w:sz w:val="15"/>
+          <w:szCs w:val="15"/>
+          <w:u w:val="none"/>
+          <w:shd w:fill="auto" w:val="clear"/>
+          <w:vertAlign w:val="baseline"/>
+        </w:rPr>
+        <w:sectPr>
+          <w:footerReference r:id="rId9" w:type="default"/>
+          <w:type w:val="nextPage"/>
+          <w:pgSz w:h="16840" w:w="11910" w:orient="portrait"/>
+          <w:pgMar w:bottom="1660" w:top="980" w:left="1680" w:right="1180" w:header="0" w:footer="1474"/>
+        </w:sectPr>
       </w:pPr>
       <w:r>
-        <w:t>第一周，我通过线上沟通和线下会议与客户讨论项目，了解工人如何识别和领取物品、每次操作需要记录哪些资料，以及管理员如何检查库存。我结合客户提供的资料，厘清了领货与进货的不同：领货会减少库存，进货则会增加库存。</w:t>
+        <w:rPr>
+          <w:rtl w:val="0"/>
+        </w:rPr>
       </w:r>
-    </w:p>
-    <w:p>
-      <w:pPr>
-        <w:jc w:val="both"/>
-      </w:pPr>
       <w:r>
-        <w:t>我将需求分成工人端与管理员端。工人应能够扫描对应商品的二维码，查看商品名称、图片及单位，并填写员工 ID、数量及上传照片；库存数量仅供管理员查看。管理员需求则包括查看库存、设定各商品的补货警戒值、维护商品、纠正错误交易，以及重新打印商品二维码标签。这些内容作为需求与设计考虑列出，并不表示所有功能都已在第一周完成。</w:t>
+        <mc:AlternateContent>
+          <mc:Choice Requires="wpg">
+            <w:drawing>
+              <wp:anchor allowOverlap="1" behindDoc="0" distB="0" distT="0" distL="114300" distR="114300" hidden="0" layoutInCell="1" locked="0" relativeHeight="0" simplePos="0">
+                <wp:simplePos x="0" y="0"/>
+                <wp:positionH relativeFrom="column">
+                  <wp:posOffset>3683000</wp:posOffset>
+                </wp:positionH>
+                <wp:positionV relativeFrom="paragraph">
+                  <wp:posOffset>127000</wp:posOffset>
+                </wp:positionV>
+                <wp:extent cx="1981200" cy="12700"/>
+                <wp:effectExtent b="0" l="0" r="0" t="0"/>
+                <wp:wrapTopAndBottom distB="0" distT="0"/>
+                <wp:docPr id="3" name=""/>
+                <a:graphic>
+                  <a:graphicData uri="http://schemas.microsoft.com/office/word/2010/wordprocessingShape">
+                    <wps:wsp>
+                      <wps:cNvSpPr/>
+                      <wps:cNvPr id="3" name="Shape 3"/>
+                      <wps:spPr>
+                        <a:xfrm>
+                          <a:off x="5422200" y="3779365"/>
+                          <a:ext cx="1981200" cy="1270"/>
+                        </a:xfrm>
+                        <a:custGeom>
+                          <a:rect b="b" l="l" r="r" t="t"/>
+                          <a:pathLst>
+                            <a:path extrusionOk="0" h="1270" w="1981200">
+                              <a:moveTo>
+                                <a:pt x="0" y="0"/>
+                              </a:moveTo>
+                              <a:lnTo>
+                                <a:pt x="1981200" y="0"/>
+                              </a:lnTo>
+                            </a:path>
+                          </a:pathLst>
+                        </a:custGeom>
+                        <a:noFill/>
+                        <a:ln cap="flat" cmpd="sng" w="9525">
+                          <a:solidFill>
+                            <a:srgbClr val="000000"/>
+                          </a:solidFill>
+                          <a:prstDash val="solid"/>
+                          <a:round/>
+                          <a:headEnd len="sm" w="sm" type="none"/>
+                          <a:tailEnd len="sm" w="sm" type="none"/>
+                        </a:ln>
+                      </wps:spPr>
+                      <wps:bodyPr anchorCtr="0" anchor="ctr" bIns="91425" lIns="91425" spcFirstLastPara="1" rIns="91425" wrap="square" tIns="91425">
+                        <a:noAutofit/>
+                      </wps:bodyPr>
+                    </wps:wsp>
+                  </a:graphicData>
+                </a:graphic>
+              </wp:anchor>
+            </w:drawing>
+          </mc:Choice>
+          <mc:Fallback>
+            <w:drawing>
+              <wp:anchor allowOverlap="1" behindDoc="0" distB="0" distT="0" distL="114300" distR="114300" hidden="0" layoutInCell="1" locked="0" relativeHeight="0" simplePos="0">
+                <wp:simplePos x="0" y="0"/>
+                <wp:positionH relativeFrom="column">
+                  <wp:posOffset>3683000</wp:posOffset>
+                </wp:positionH>
+                <wp:positionV relativeFrom="paragraph">
+                  <wp:posOffset>127000</wp:posOffset>
+                </wp:positionV>
+                <wp:extent cx="1981200" cy="12700"/>
+                <wp:effectExtent b="0" l="0" r="0" t="0"/>
+                <wp:wrapTopAndBottom distB="0" distT="0"/>
+                <wp:docPr id="3" name="image3.png"/>
+                <a:graphic>
+                  <a:graphicData uri="http://schemas.openxmlformats.org/drawingml/2006/picture">
+                    <pic:pic>
+                      <pic:nvPicPr>
+                        <pic:cNvPr id="0" name="image3.png"/>
+                        <pic:cNvPicPr preferRelativeResize="0"/>
+                      </pic:nvPicPr>
+                      <pic:blipFill>
+                        <a:blip r:embed="rId10"/>
+                        <a:srcRect/>
+                        <a:stretch>
+                          <a:fillRect/>
+                        </a:stretch>
+                      </pic:blipFill>
+                      <pic:spPr>
+                        <a:xfrm>
+                          <a:off x="0" y="0"/>
+                          <a:ext cx="1981200" cy="12700"/>
+                        </a:xfrm>
+                        <a:prstGeom prst="rect"/>
+                        <a:ln/>
+                      </pic:spPr>
+                    </pic:pic>
+                  </a:graphicData>
+                </a:graphic>
+              </wp:anchor>
+            </w:drawing>
+          </mc:Fallback>
+        </mc:AlternateContent>
       </w:r>
-    </w:p>
-    <w:p>
-      <w:pPr>
-        <w:jc w:val="both"/>
-      </w:pPr>
       <w:r>
-        <w:t>我也比较了原生手机应用程序与网站两种方案。初步选择手机友好的网站，因为工人可以直接用手机相机扫描二维码进入页面，无须另外安装应用程序，也可以在电脑上使用同一系统。这个过程帮助我将客户描述的实际操作需求转化为较明确的软件需求。</w:t>
-      </w:r>
-    </w:p>
-    <w:p>
-      <w:pPr>
-        <w:pStyle w:val="Heading2"/>
-      </w:pPr>
-      <w:r>
-        <w:t>3. 第二周：技术探索与流程设计（2026 年 10 月 19–24 日）</w:t>
-      </w:r>
-    </w:p>
-    <w:p>
-      <w:pPr>
-        <w:jc w:val="both"/>
-      </w:pPr>
-      <w:r>
-        <w:t>第二周主要集中于技术探索及初步设计，而不是完成整个系统。截至 10 月 21 日，我研究了以手机友好的网页应用程序作为初始方案。HTML 用于规划页面结构，CSS 用于布局及阅读体验，JavaScript 用于页面交互、验证和二维码生成。基于 JavaScript 的 Google Apps Script 被列为连接 Google Sheets 与 Google Drive 的合适后台方案。该方案不需要使用 Java，也不需要另外开发原生手机应用程序。</w:t>
-      </w:r>
-    </w:p>
-    <w:p>
-      <w:pPr>
-        <w:jc w:val="both"/>
-      </w:pPr>
-      <w:r>
-        <w:t>我拟将商品资料与交易记录分开。Products 表规划储存商品编号、名称、单位、期初库存及补货警戒值；Transactions 表则记录进货、领货、员工 ID、数量和照片引用。上传照片拟由 Google Drive 储存。库存计算规则定义为“期初库存＋进货数量－领货数量”。这些内容属于本阶段的数据与逻辑设计，实际整合及验证安排在后续开发阶段进行。</w:t>
-      </w:r>
-    </w:p>
-    <w:p>
-      <w:pPr>
-        <w:jc w:val="both"/>
-      </w:pPr>
-      <w:r>
-        <w:t>工人流程规划为扫描商品二维码、核对名称、图片及单位、填写员工 ID 和数量、附上照片，再提交表单。管理员流程涵盖库存查看、商品维护、补货设置及二维码标签打印。我将正数数量验证、库存不足处理、防止重复请求，以及后台检查管理员权限列为技术要求。员工 ID 仅作为记录字段，而不视为已核实身份的登录机制。</w:t>
-      </w:r>
-    </w:p>
-    <w:p>
-      <w:pPr>
-        <w:jc w:val="both"/>
-      </w:pPr>
-      <w:r>
-        <w:t>10 月 22–24 日拟进行的工作包括准备工人与管理员的简单页面草图、与客户检视流程，并确定开发优先顺序。本周目标是为第三周开发建立设计基础，而不是宣称所有功能已经交付。同时拟整理扫码对应商品、库存预期变化及照片读取等初步测试方向。这些计划的实际完成情况，须在周记录定稿前确认。</w:t>
-      </w:r>
-    </w:p>
-    <w:p>
-      <w:pPr>
-        <w:pStyle w:val="Heading2"/>
-      </w:pPr>
-      <w:r>
-        <w:t>4. 学习成果与反思</w:t>
-      </w:r>
-    </w:p>
-    <w:p>
-      <w:pPr>
-        <w:jc w:val="both"/>
-      </w:pPr>
-      <w:r>
-        <w:t>这个项目让我有机会将需求分析、流程建模和基础数据设计应用于实际库存管理问题，也促使我主动探索 Google Apps Script 与二维码技术。与客户沟通的过程帮助我用实际业务流程解释技术选择。我也进一步认识到保护照片资料、限制管理权限、维持记录准确性，以及区分拟议设计与已验证成果的重要性。这些活动主要对应 CO1、CO2、CO5、CO6 和 CO7；资料处理方面的考虑也呼应 CO3 和 CO4 的目标。</w:t>
-      </w:r>
-    </w:p>
-    <w:p>
-      <w:pPr>
-        <w:pStyle w:val="Heading2"/>
-      </w:pPr>
-      <w:r>
-        <w:t>5. 项目一个月进度安排（建议计划）</w:t>
-      </w:r>
-    </w:p>
-    <w:p>
-      <w:pPr>
-        <w:jc w:val="both"/>
-      </w:pPr>
-      <w:r>
-        <w:t>第一周——2026 年 10 月 12–17 日：客户沟通、查阅现有库存记录与表单、识别使用者角色，并整理初步需求清单。预期产出为需求草稿及原有业务流程概要。</w:t>
-      </w:r>
-    </w:p>
-    <w:p>
-      <w:pPr>
-        <w:jc w:val="both"/>
-      </w:pPr>
-      <w:r>
-        <w:t>第二周——2026 年 10 月 19–24 日：技术研究、方案比较、流程设计、数据字段规划及简单页面草图。预期产出为技术方案、操作流程及开发优先顺序。</w:t>
-      </w:r>
-    </w:p>
-    <w:p>
-      <w:pPr>
-        <w:jc w:val="both"/>
-      </w:pPr>
-      <w:r>
-        <w:t>第三周——2026 年 10 月 26–31 日（计划）：开发工人与管理员界面，连接 Google Sheets 和 Drive，实施商品二维码入口、员工 ID 输入、照片上传、进出货及数量验证。先以一件测试商品验证，再扩展商品清单。预期产出为可供内部测试的核心原型。</w:t>
-      </w:r>
-    </w:p>
-    <w:p>
-      <w:pPr>
-        <w:jc w:val="both"/>
-      </w:pPr>
-      <w:r>
-        <w:t>第四周——2026 年 11 月 2–7 日（计划）：测试和改善核心原型，按时间及客户确认范围完善商品管理、记录更正、公司标识、二维码标签及补货提醒，收集客户反馈，并准备部署及使用说明。预期产出为经检视的待发布版本与交接文件；是否完成交付须以实际测试及客户验收为准。额外消息通知整合暂不纳入首阶段范围，除非另行确认。</w:t>
+        <mc:AlternateContent>
+          <mc:Choice Requires="wpg">
+            <w:drawing>
+              <wp:anchor allowOverlap="1" behindDoc="0" distB="0" distT="0" distL="114300" distR="114300" hidden="0" layoutInCell="1" locked="0" relativeHeight="0" simplePos="0">
+                <wp:simplePos x="0" y="0"/>
+                <wp:positionH relativeFrom="column">
+                  <wp:posOffset>482600</wp:posOffset>
+                </wp:positionH>
+                <wp:positionV relativeFrom="paragraph">
+                  <wp:posOffset>127000</wp:posOffset>
+                </wp:positionV>
+                <wp:extent cx="1752600" cy="12700"/>
+                <wp:effectExtent b="0" l="0" r="0" t="0"/>
+                <wp:wrapTopAndBottom distB="0" distT="0"/>
+                <wp:docPr id="2" name=""/>
+                <a:graphic>
+                  <a:graphicData uri="http://schemas.microsoft.com/office/word/2010/wordprocessingShape">
+                    <wps:wsp>
+                      <wps:cNvSpPr/>
+                      <wps:cNvPr id="2" name="Shape 2"/>
+                      <wps:spPr>
+                        <a:xfrm>
+                          <a:off x="5536500" y="3779365"/>
+                          <a:ext cx="1752600" cy="1270"/>
+                        </a:xfrm>
+                        <a:custGeom>
+                          <a:rect b="b" l="l" r="r" t="t"/>
+                          <a:pathLst>
+                            <a:path extrusionOk="0" h="1270" w="1752600">
+                              <a:moveTo>
+                                <a:pt x="0" y="0"/>
+                              </a:moveTo>
+                              <a:lnTo>
+                                <a:pt x="1752600" y="0"/>
+                              </a:lnTo>
+                            </a:path>
+                          </a:pathLst>
+                        </a:custGeom>
+                        <a:noFill/>
+                        <a:ln cap="flat" cmpd="sng" w="9525">
+                          <a:solidFill>
+                            <a:srgbClr val="000000"/>
+                          </a:solidFill>
+                          <a:prstDash val="solid"/>
+                          <a:round/>
+                          <a:headEnd len="sm" w="sm" type="none"/>
+                          <a:tailEnd len="sm" w="sm" type="none"/>
+                        </a:ln>
+                      </wps:spPr>
+                      <wps:bodyPr anchorCtr="0" anchor="ctr" bIns="91425" lIns="91425" spcFirstLastPara="1" rIns="91425" wrap="square" tIns="91425">
+                        <a:noAutofit/>
+                      </wps:bodyPr>
+                    </wps:wsp>
+                  </a:graphicData>
+                </a:graphic>
+              </wp:anchor>
+            </w:drawing>
+          </mc:Choice>
+          <mc:Fallback>
+            <w:drawing>
+              <wp:anchor allowOverlap="1" behindDoc="0" distB="0" distT="0" distL="114300" distR="114300" hidden="0" layoutInCell="1" locked="0" relativeHeight="0" simplePos="0">
+                <wp:simplePos x="0" y="0"/>
+                <wp:positionH relativeFrom="column">
+                  <wp:posOffset>482600</wp:posOffset>
+                </wp:positionH>
+                <wp:positionV relativeFrom="paragraph">
+                  <wp:posOffset>127000</wp:posOffset>
+                </wp:positionV>
+                <wp:extent cx="1752600" cy="12700"/>
+                <wp:effectExtent b="0" l="0" r="0" t="0"/>
+                <wp:wrapTopAndBottom distB="0" distT="0"/>
+                <wp:docPr id="2" name="image2.png"/>
+                <a:graphic>
+                  <a:graphicData uri="http://schemas.openxmlformats.org/drawingml/2006/picture">
+                    <pic:pic>
+                      <pic:nvPicPr>
+                        <pic:cNvPr id="0" name="image2.png"/>
+                        <pic:cNvPicPr preferRelativeResize="0"/>
+                      </pic:nvPicPr>
+                      <pic:blipFill>
+                        <a:blip r:embed="rId11"/>
+                        <a:srcRect/>
+                        <a:stretch>
+                          <a:fillRect/>
+                        </a:stretch>
+                      </pic:blipFill>
+                      <pic:spPr>
+                        <a:xfrm>
+                          <a:off x="0" y="0"/>
+                          <a:ext cx="1752600" cy="12700"/>
+                        </a:xfrm>
+                        <a:prstGeom prst="rect"/>
+                        <a:ln/>
+                      </pic:spPr>
+                    </pic:pic>
+                  </a:graphicData>
+                </a:graphic>
+              </wp:anchor>
+            </w:drawing>
+          </mc:Fallback>
+        </mc:AlternateContent>
       </w:r>
     </w:p>
     <w:sectPr>
-      <w:headerReference w:type="default" r:id="rId13"/>
-      <w:footerReference w:type="default" r:id="rId14"/>
       <w:type w:val="nextPage"/>
       <w:pgSz w:h="16840" w:w="11910" w:orient="portrait"/>
       <w:pgMar w:bottom="1660" w:top="1320" w:left="1080" w:right="500" w:header="0" w:footer="1474"/>
@@ -600,23 +1279,6 @@
 </w:ftr>
 </file>
 
-<file path=word/footer3.xml><?xml version="1.0" encoding="utf-8"?>
-<w:ftr xmlns:m="http://schemas.openxmlformats.org/officeDocument/2006/math" xmlns:mc="http://schemas.openxmlformats.org/markup-compatibility/2006" xmlns:mo="http://schemas.microsoft.com/office/mac/office/2008/main" xmlns:mv="urn:schemas-microsoft-com:mac:vml" xmlns:o="urn:schemas-microsoft-com:office:office" xmlns:r="http://schemas.openxmlformats.org/officeDocument/2006/relationships" xmlns:v="urn:schemas-microsoft-com:vml" xmlns:w10="urn:schemas-microsoft-com:office:word" xmlns:w14="http://schemas.microsoft.com/office/word/2010/wordml" xmlns:w="http://schemas.openxmlformats.org/wordprocessingml/2006/main" xmlns:wne="http://schemas.microsoft.com/office/word/2006/wordml" xmlns:wp14="http://schemas.microsoft.com/office/word/2010/wordprocessingDrawing" xmlns:wp="http://schemas.openxmlformats.org/drawingml/2006/wordprocessingDrawing" xmlns:wpc="http://schemas.microsoft.com/office/word/2010/wordprocessingCanvas" xmlns:wpg="http://schemas.microsoft.com/office/word/2010/wordprocessingGroup" xmlns:wpi="http://schemas.microsoft.com/office/word/2010/wordprocessingInk" xmlns:wps="http://schemas.microsoft.com/office/word/2010/wordprocessingShape" mc:Ignorable="w14 wp14">
-  <w:p>
-    <w:pPr>
-      <w:jc w:val="center"/>
-    </w:pPr>
-    <w:fldSimple w:instr="PAGE"/>
-  </w:p>
-</w:ftr>
-</file>
-
-<file path=word/header1.xml><?xml version="1.0" encoding="utf-8"?>
-<w:hdr xmlns:m="http://schemas.openxmlformats.org/officeDocument/2006/math" xmlns:mc="http://schemas.openxmlformats.org/markup-compatibility/2006" xmlns:mo="http://schemas.microsoft.com/office/mac/office/2008/main" xmlns:mv="urn:schemas-microsoft-com:mac:vml" xmlns:o="urn:schemas-microsoft-com:office:office" xmlns:r="http://schemas.openxmlformats.org/officeDocument/2006/relationships" xmlns:v="urn:schemas-microsoft-com:vml" xmlns:w10="urn:schemas-microsoft-com:office:word" xmlns:w14="http://schemas.microsoft.com/office/word/2010/wordml" xmlns:w="http://schemas.openxmlformats.org/wordprocessingml/2006/main" xmlns:wne="http://schemas.microsoft.com/office/word/2006/wordml" xmlns:wp14="http://schemas.microsoft.com/office/word/2010/wordprocessingDrawing" xmlns:wp="http://schemas.openxmlformats.org/drawingml/2006/wordprocessingDrawing" xmlns:wpc="http://schemas.microsoft.com/office/word/2010/wordprocessingCanvas" xmlns:wpg="http://schemas.microsoft.com/office/word/2010/wordprocessingGroup" xmlns:wpi="http://schemas.microsoft.com/office/word/2010/wordprocessingInk" xmlns:wps="http://schemas.microsoft.com/office/word/2010/wordprocessingShape" mc:Ignorable="w14 wp14">
-  <w:p/>
-</w:hdr>
-</file>
-
 <file path=word/numbering.xml><?xml version="1.0" encoding="utf-8"?>
 <w:numbering xmlns:mc="http://schemas.openxmlformats.org/markup-compatibility/2006" xmlns:o="urn:schemas-microsoft-com:office:office" xmlns:r="http://schemas.openxmlformats.org/officeDocument/2006/relationships" xmlns:m="http://schemas.openxmlformats.org/officeDocument/2006/math" xmlns:v="urn:schemas-microsoft-com:vml" xmlns:wp="http://schemas.openxmlformats.org/drawingml/2006/wordprocessingDrawing" xmlns:w10="urn:schemas-microsoft-com:office:word" xmlns:w="http://schemas.openxmlformats.org/wordprocessingml/2006/main" xmlns:wne="http://schemas.microsoft.com/office/word/2006/wordml" xmlns:sl="http://schemas.openxmlformats.org/schemaLibrary/2006/main" xmlns:a="http://schemas.openxmlformats.org/drawingml/2006/main" xmlns:pic="http://schemas.openxmlformats.org/drawingml/2006/picture" xmlns:c="http://schemas.openxmlformats.org/drawingml/2006/chart" xmlns:lc="http://schemas.openxmlformats.org/drawingml/2006/lockedCanvas" xmlns:dgm="http://schemas.openxmlformats.org/drawingml/2006/diagram" xmlns:wps="http://schemas.microsoft.com/office/word/2010/wordprocessingShape" xmlns:wpg="http://schemas.microsoft.com/office/word/2010/wordprocessingGroup" xmlns:w14="http://schemas.microsoft.com/office/word/2010/wordml" xmlns:w15="http://schemas.microsoft.com/office/word/2012/wordml">
   <w:abstractNum w:abstractNumId="1">
@@ -949,15 +1611,13 @@
     <w:basedOn w:val="Normal"/>
     <w:next w:val="Normal"/>
     <w:pPr>
-      <w:keepNext/>
-      <w:pageBreakBefore w:val="0"/>
       <w:ind w:left="2097"/>
       <w:jc w:val="center"/>
     </w:pPr>
     <w:rPr>
-      <w:rFonts w:ascii="Times New Roman" w:cs="Times New Roman" w:eastAsia="SimSun" w:hAnsi="Times New Roman"/>
-      <w:b/>
-      <w:sz w:val="28"/>
+      <w:rFonts w:ascii="Times New Roman" w:cs="Times New Roman" w:eastAsia="Times New Roman" w:hAnsi="Times New Roman"/>
+      <w:b w:val="1"/>
+      <w:sz w:val="24"/>
       <w:szCs w:val="24"/>
     </w:rPr>
   </w:style>
@@ -966,15 +1626,14 @@
     <w:basedOn w:val="Normal"/>
     <w:next w:val="Normal"/>
     <w:pPr>
-      <w:keepNext/>
+      <w:keepNext w:val="1"/>
       <w:keepLines w:val="1"/>
       <w:pageBreakBefore w:val="0"/>
       <w:spacing w:after="80" w:before="360" w:lineRule="auto"/>
     </w:pPr>
     <w:rPr>
-      <w:rFonts w:ascii="Times New Roman" w:hAnsi="Times New Roman" w:eastAsia="SimSun"/>
-      <w:b/>
-      <w:sz w:val="24"/>
+      <w:b w:val="1"/>
+      <w:sz w:val="36"/>
       <w:szCs w:val="36"/>
     </w:rPr>
   </w:style>
@@ -1061,12 +1720,8 @@
   <w:style w:type="paragraph" w:styleId="Normal" w:default="1">
     <w:name w:val="Normal"/>
     <w:qFormat w:val="1"/>
-    <w:pPr>
-      <w:spacing w:line="360" w:lineRule="auto" w:after="160"/>
-    </w:pPr>
     <w:rPr>
-      <w:rFonts w:ascii="Times New Roman" w:cs="Arial MT" w:eastAsia="SimSun" w:hAnsi="Times New Roman"/>
-      <w:sz w:val="24"/>
+      <w:rFonts w:ascii="Arial MT" w:cs="Arial MT" w:eastAsia="Arial MT" w:hAnsi="Arial MT"/>
     </w:rPr>
   </w:style>
   <w:style w:type="paragraph" w:styleId="Heading1">

--- a/docs/internship-report/Project_1_Internship_Report_Week_1_2_Chinese.docx
+++ b/docs/internship-report/Project_1_Internship_Report_Week_1_2_Chinese.docx
@@ -1005,7 +1005,7 @@
         <w:jc w:val="both"/>
       </w:pPr>
       <w:r>
-        <w:t>本报告介绍 Bakti Makmur (M) Sdn. Bhd. 软件工程实习中的第一个项目：二维码库存管理网站。实习计划期间为 2026 年 10 月 12 日至 2027 年 1 月 9 日；第一个项目暂按 10 月 12 日至 11 月 7 日约四周安排。本稿涵盖需求分析、技术研究、工作流程、数据设计、专业实践及后续计划。工人拟扫描商品二维码进入表单，填写员工 ID、数量并附照片；管理员负责库存、商品、记录更正、标签和补货提醒。方案使用 HTML、CSS、JavaScript、Google Apps Script、Google Sheets 和 Google Drive。本稿截至 10 月 21 日，未来工作及测试结果未作为已完成事实，正式实习报告仍须补入实际证据与后续项目。</w:t>
+        <w:t>本阶段报告记录实习中的第一个项目——二维码库存管理网站。前两周集中于客户需求、技术研究、流程设计和初步原型，第三周安排客户检视及试运行，第四周按反馈进行复测与维护。具体修改待客户确认。本稿不将未来安排写为已完成成果。</w:t>
       </w:r>
     </w:p>
     <w:p>
@@ -1074,7 +1074,7 @@
         <w:jc w:val="both"/>
       </w:pPr>
       <w:r>
-        <w:t>表 A3：功能测试计划</w:t>
+        <w:t>表 A3：试运行检查清单</w:t>
       </w:r>
     </w:p>
     <w:p>
@@ -1084,24 +1084,6 @@
       </w:pPr>
       <w:r>
         <w:t>附录 A：需求、计划及测试案例</w:t>
-      </w:r>
-    </w:p>
-    <w:p>
-      <w:pPr>
-        <w:widowControl/>
-        <w:jc w:val="both"/>
-      </w:pPr>
-      <w:r>
-        <w:t>附录 B：部署与使用说明</w:t>
-      </w:r>
-    </w:p>
-    <w:p>
-      <w:pPr>
-        <w:widowControl/>
-        <w:jc w:val="both"/>
-      </w:pPr>
-      <w:r>
-        <w:t>附录 C：证据与待确认资料</w:t>
       </w:r>
     </w:p>
     <w:p>
@@ -1128,7 +1110,7 @@
         <w:pStyle w:val="Heading2"/>
       </w:pPr>
       <w:r>
-        <w:t>1.1 公司与实习背景</w:t>
+        <w:t>1.1 实习与项目背景</w:t>
       </w:r>
     </w:p>
     <w:p>
@@ -1137,7 +1119,7 @@
         <w:jc w:val="both"/>
       </w:pPr>
       <w:r>
-        <w:t>根据实习计划，实习单位为 Bakti Makmur (M) Sdn. Bhd.，专业为软件工程，实习期为 2026 年 10 月 12 日至 2027 年 1 月 9 日。计划中列明的企业主管为 Christopher Kong San Hor，职位为 IT Technician。本报告集中描述第一个项目：基于二维码的库存管理网站。</w:t>
+        <w:t>实习单位为 Bakti Makmur (M) Sdn. Bhd.，实习期为 2026 年 10 月 12 日至 2027 年 1 月 9 日，企业主管为 Christopher Kong San Hor，职位 IT Technician。本部分介绍第一个项目——二维码库存管理网站，暂定安排为 2026 年 10 月 12 日至 11 月 7 日。公司背景资料及 Logo 之后补充。</w:t>
       </w:r>
     </w:p>
     <w:p>
@@ -1147,7 +1129,7 @@
         <w:jc w:val="both"/>
       </w:pPr>
       <w:r>
-        <w:t>本项目涉及进货、领货及相关商品资料与照片的管理。客户提供了库存电子表格、Google Form 链接，以及包含个别商品二维码与照片的 PDF，作为需求讨论的基础。公司完整地址、主要业务及正式组织架构尚未提供，定稿前需要补充核实。</w:t>
+        <w:t>客户原本使用商品二维码连接 Google Form。项目将领货、进货、员工 ID 与照片凭证整合到手机友好的网站，并由管理员查看库存数量及执行管理操作。</w:t>
       </w:r>
     </w:p>
     <w:p>
@@ -1155,7 +1137,7 @@
         <w:pStyle w:val="Heading2"/>
       </w:pPr>
       <w:r>
-        <w:t>1.2 实习汇报关系</w:t>
+        <w:t>1.2 目标与范围</w:t>
       </w:r>
     </w:p>
     <w:p>
@@ -1164,78 +1146,7 @@
         <w:jc w:val="both"/>
       </w:pPr>
       <w:r>
-        <w:t>已知的实习汇报关系为：企业主管 Christopher Kong San Hor（IT Technician）向软件工程实习生 Wong Sook En 提供指导。这里只说明计划支持的实习关系，不将其当作已经核实的完整公司组织架构。</w:t>
-      </w:r>
-    </w:p>
-    <w:p>
-      <w:pPr>
-        <w:pStyle w:val="Heading2"/>
-      </w:pPr>
-      <w:r>
-        <w:t>1.3 项目背景与问题定义</w:t>
-      </w:r>
-    </w:p>
-    <w:p>
-      <w:pPr>
-        <w:widowControl/>
-        <w:jc w:val="both"/>
-      </w:pPr>
-      <w:r>
-        <w:t>原有流程是工人扫描商品二维码后填写 Google Form。拟议改善是将商品识别、员工资料、数量和照片凭证与一致的库存计算连接起来，同时让管理员能够检查余额及辨认需要补货的商品。</w:t>
-      </w:r>
-    </w:p>
-    <w:p>
-      <w:pPr>
-        <w:widowControl/>
-        <w:ind w:firstLine="720"/>
-        <w:jc w:val="both"/>
-      </w:pPr>
-      <w:r>
-        <w:t>核心问题不仅是制作网上表单，也涉及流程和数据管理。系统需要区分进货与领货、把每笔操作对应到商品、防止意外重复处理，并限制库存管理操作只能由管理员执行。网站方案让工人继续使用手机相机作为主要入口。</w:t>
-      </w:r>
-    </w:p>
-    <w:p>
-      <w:pPr>
-        <w:pStyle w:val="Heading2"/>
-      </w:pPr>
-      <w:r>
-        <w:t>1.4 项目目标与范围</w:t>
-      </w:r>
-    </w:p>
-    <w:p>
-      <w:pPr>
-        <w:widowControl/>
-        <w:jc w:val="both"/>
-      </w:pPr>
-      <w:r>
-        <w:t>项目目标包括明确扫码进入商品表单的流程、记录进出货、关联照片及根据交易计算库存。其他需求涵盖每件商品的补货警戒值、管理员维护商品、纠正错误记录、公司名称与 Logo，以及打印带商品资料和照片的指定二维码标签。</w:t>
-      </w:r>
-    </w:p>
-    <w:p>
-      <w:pPr>
-        <w:widowControl/>
-        <w:ind w:firstLine="720"/>
-        <w:jc w:val="both"/>
-      </w:pPr>
-      <w:r>
-        <w:t>首阶段采用手机友好的网站与 Google 服务，不开发原生 Android 或 iOS 应用。WhatsApp、Telegram 与 SMS 整合暂缓。已核实的个人员工账号、完整采购系统、离线同步及大型仓库管理也不属于初始范围，以便将项目控制在约一个月内。</w:t>
-      </w:r>
-    </w:p>
-    <w:p>
-      <w:pPr>
-        <w:pStyle w:val="Heading2"/>
-      </w:pPr>
-      <w:r>
-        <w:t>1.5 报告范围与项目安排</w:t>
-      </w:r>
-    </w:p>
-    <w:p>
-      <w:pPr>
-        <w:widowControl/>
-        <w:jc w:val="both"/>
-      </w:pPr>
-      <w:r>
-        <w:t>本稿编写于 2026 年 10 月 21 日，为阶段性项目报告。周记录涵盖 10 月 12–24 日，未来工作另列为计划。第一个项目拟安排至 11 月 7 日，并不代表已完成延续至 2027 年 1 月的整个实习。后续日期的进展及结论须根据实际记录更新。</w:t>
+        <w:t>目标是简化扫码记录、自动计算库存，并提供商品维护、错误记录更正、补货提醒，以及附照片的二维码标签打印。方案使用现有 Google 服务，不开发原生手机应用。额外消息渠道暂不纳入本阶段范围。</w:t>
       </w:r>
     </w:p>
     <w:p>
@@ -1256,7 +1167,7 @@
         <w:pStyle w:val="Heading2"/>
       </w:pPr>
       <w:r>
-        <w:t>2.1 需求收集与现有资料</w:t>
+        <w:t>2.1 需求与技术选型</w:t>
       </w:r>
     </w:p>
     <w:p>
@@ -1265,7 +1176,7 @@
         <w:jc w:val="both"/>
       </w:pPr>
       <w:r>
-        <w:t>我通过线上讨论与线下会议了解客户的操作方式。库存资料列出了商品类别、编号、名称、期初数量及单位；二维码 PDF 则说明标签及扫码的应用方式。我把这些内容视作需要核对的资料来源，而不是默认所有字段和余额都准确。</w:t>
+        <w:t>我查阅客户提供的库存表、Google Form 和商品二维码 PDF，并通过线上及线下沟通理解需求。主要要求包括扫描对应商品、输入员工 ID 和数量、提供照片、区分管理员权限，以及每件商品独立的补货警戒值。</w:t>
       </w:r>
     </w:p>
     <w:p>
@@ -1275,7 +1186,7 @@
         <w:jc w:val="both"/>
       </w:pPr>
       <w:r>
-        <w:t>沟通重点包括区分工人和管理员需要看到的资料。工人应看到商品名称、图片及单位，具体库存只供管理员查看。记录字段由员工姓名调整为员工 ID。PAIR、PCS、PACK 和 KG 等单位需要分别处理，部分商品数量也可能使用小数。</w:t>
+        <w:t>界面选择 HTML、CSS 和 JavaScript，后台使用 Google Apps Script，Google Sheets 保存商品与交易记录，Google Drive 储存照片。网站让工人通过手机相机直接进入商品表单，无须安装应用。</w:t>
       </w:r>
     </w:p>
     <w:p>
@@ -1283,7 +1194,7 @@
         <w:pStyle w:val="Heading2"/>
       </w:pPr>
       <w:r>
-        <w:t>2.2 网站与原生应用方案比较</w:t>
+        <w:t>2.2 流程与初步原型</w:t>
       </w:r>
     </w:p>
     <w:p>
@@ -1292,7 +1203,7 @@
         <w:jc w:val="both"/>
       </w:pPr>
       <w:r>
-        <w:t>手机友好的网站能够保留原来的扫码习惯。二维码可包含网站地址和商品编号，让手机相机直接打开对应表单。工人无须安装独立原生应用，管理员也能在电脑上使用同一服务。</w:t>
+        <w:t>工人流程为扫描二维码、确认商品、填写员工 ID 和数量、附照片及提交。管理员可维护商品、查看库存、更正误填记录及打印指定标签。库存计算规则为期初库存加有效进货，再减有效领货。</w:t>
       </w:r>
     </w:p>
     <w:p>
@@ -1302,125 +1213,7 @@
         <w:jc w:val="both"/>
       </w:pPr>
       <w:r>
-        <w:t>这个方案仍有局限：提交需要网络，手机浏览器的相机行为可能不同，主屏幕快捷方式也不等于原生推送。网页弹窗需要打开管理员页面；邮件可在页面外提醒管理员，其他消息渠道则需要额外整合。</w:t>
-      </w:r>
-    </w:p>
-    <w:p>
-      <w:pPr>
-        <w:pStyle w:val="Heading2"/>
-      </w:pPr>
-      <w:r>
-        <w:t>2.3 开发语言与工具</w:t>
-      </w:r>
-    </w:p>
-    <w:p>
-      <w:pPr>
-        <w:widowControl/>
-        <w:jc w:val="both"/>
-      </w:pPr>
-      <w:r>
-        <w:t>HTML 定义表单、表格、对话框及打印标签结构；CSS 负责排版、颜色、响应式布局和打印样式；JavaScript 负责交互、验证、图片处理及二维码生成。Google Apps Script 同样使用 JavaScript，提供后台处理、读取或更新 Google Sheets 及将照片存入 Drive 的功能。虽然实习计划列有 Java，本网站方案并不需要使用它。</w:t>
-      </w:r>
-    </w:p>
-    <w:p>
-      <w:pPr>
-        <w:widowControl/>
-        <w:ind w:firstLine="720"/>
-        <w:jc w:val="both"/>
-      </w:pPr>
-      <w:r>
-        <w:t>Google Sheets 适合作为初期小团队的记录存储，Google Drive 用于照片文件，GitHub 用于版本管理及说明文件，Microsoft Word 用于报告。这些工具能降低初始架构复杂度，但权限、验证、服务配额与恢复安排仍不可忽略。</w:t>
-      </w:r>
-    </w:p>
-    <w:p>
-      <w:pPr>
-        <w:pStyle w:val="Heading2"/>
-      </w:pPr>
-      <w:r>
-        <w:t>2.4 系统架构与数据设计</w:t>
-      </w:r>
-    </w:p>
-    <w:p>
-      <w:pPr>
-        <w:widowControl/>
-        <w:jc w:val="both"/>
-      </w:pPr>
-      <w:r>
-        <w:t>架构将使用界面与数据修改操作分开。浏览器负责显示表单和提交请求，Apps Script 在写入前验证。不能只通过隐藏页面数字来保护库存，后台同样需要控制管理员资料与操作。</w:t>
-      </w:r>
-    </w:p>
-    <w:p>
-      <w:pPr>
-        <w:widowControl/>
-        <w:ind w:firstLine="720"/>
-        <w:jc w:val="both"/>
-      </w:pPr>
-      <w:r>
-        <w:t>Products 表保存商品编号、名称、类别、单位、期初库存、警戒值、图片引用和商品状态。Transactions 保存请求编号、时间、商品、进出类型、数量、员工 ID、备注和照片引用。Settings 保存公司名称与 Logo。商品编号应保持稳定，让原有二维码和历史记录仍指向同一商品。</w:t>
-      </w:r>
-    </w:p>
-    <w:p>
-      <w:pPr>
-        <w:widowControl/>
-        <w:ind w:firstLine="720"/>
-        <w:jc w:val="both"/>
-      </w:pPr>
-      <w:r>
-        <w:t>当前库存定义为期初库存加有效进货，再减有效领货。错误记录经过管理员更正后不再参与计算，但保留原始行以便核对。删除进货若造成负库存，则必须拒绝。</w:t>
-      </w:r>
-    </w:p>
-    <w:p>
-      <w:pPr>
-        <w:pStyle w:val="Heading2"/>
-      </w:pPr>
-      <w:r>
-        <w:t>2.5 二维码识别与打印标签</w:t>
-      </w:r>
-    </w:p>
-    <w:p>
-      <w:pPr>
-        <w:widowControl/>
-        <w:jc w:val="both"/>
-      </w:pPr>
-      <w:r>
-        <w:t>商品二维码包含部署网址和 item 参数，工人打开后可自动选中对应商品。找不到或已停用的商品不能悄悄变成另一件商品，应提示联系管理员，或由使用者明确选择有效商品。</w:t>
-      </w:r>
-    </w:p>
-    <w:p>
-      <w:pPr>
-        <w:widowControl/>
-        <w:ind w:firstLine="720"/>
-        <w:jc w:val="both"/>
-      </w:pPr>
-      <w:r>
-        <w:t>标签结合二维码、编号、名称、单位及可用照片，也可以加货架或仓位文字。管理员可以选择单件、多件或全部打印，并移除误选项。实际使用前必须检查目标网址及纸上扫码效果，不能只以画面有二维码就判断流程成功。</w:t>
-      </w:r>
-    </w:p>
-    <w:p>
-      <w:pPr>
-        <w:pStyle w:val="Heading2"/>
-      </w:pPr>
-      <w:r>
-        <w:t>2.6 权限、验证与限制</w:t>
-      </w:r>
-    </w:p>
-    <w:p>
-      <w:pPr>
-        <w:widowControl/>
-        <w:jc w:val="both"/>
-      </w:pPr>
-      <w:r>
-        <w:t>初期使用后台核对的共用管理员密码，属于有限管理机制，不是完整个人账号系统。员工 ID 是自行填写的值，不代表已验证身份。如果允许匿名访问，持有网址的人便可能提交领货，推广使用前必须了解这个限制。</w:t>
-      </w:r>
-    </w:p>
-    <w:p>
-      <w:pPr>
-        <w:widowControl/>
-        <w:ind w:firstLine="720"/>
-        <w:jc w:val="both"/>
-      </w:pPr>
-      <w:r>
-        <w:t>其他考虑包括正数数量、小数单位、库存不足处理、文件格式与大小检查、重复请求编号，以及库存更新串行处理。照片不应意外公开。Apps Script、邮件和 Drive 有配额；随着交易增加，逐行计算库存也需要优化。</w:t>
+        <w:t>研究和初步开发后，已具备供客户检视的原型。设计考虑包括数量验证、库存不足拦截、防止重复提交及后台管理权限检查。员工 ID 仍是自行填写，共用管理员密码也属于初版限制。</w:t>
       </w:r>
     </w:p>
     <w:p>
@@ -1441,7 +1234,7 @@
         <w:pStyle w:val="Heading2"/>
       </w:pPr>
       <w:r>
-        <w:t>3.1 第一周：客户沟通与需求分析</w:t>
+        <w:t>3.1 第一周：需求与流程理解（10 月 12–17 日）</w:t>
       </w:r>
     </w:p>
     <w:p>
@@ -1450,17 +1243,7 @@
         <w:jc w:val="both"/>
       </w:pPr>
       <w:r>
-        <w:t>第一周报告区间为 2026 年 10 月 12–17 日，重点是了解库存管理需求。线上沟通与线下会议帮助我把操作描述整理成需求清单，并查阅库存表、Google Form 入口和商品二维码资料。</w:t>
-      </w:r>
-    </w:p>
-    <w:p>
-      <w:pPr>
-        <w:widowControl/>
-        <w:ind w:firstLine="720"/>
-        <w:jc w:val="both"/>
-      </w:pPr>
-      <w:r>
-        <w:t>我区分工人领用流程与管理员监控流程，厘清进货和领货对库存的影响，也研究网站能否比原生应用更简单地满足需要。该阶段的预期产出是需求草稿与流程概要，不是宣称整个系统已交付。</w:t>
+        <w:t>我通过线上沟通和线下会议了解工人领货及管理员检查库存的方式，查阅现有库存资料和扫码进入表单的流程，识别所需字段并整理初步需求。我也拟定工人与管理员流程，并探索可行的网站方案。</w:t>
       </w:r>
     </w:p>
     <w:p>
@@ -1468,7 +1251,7 @@
         <w:pStyle w:val="Heading2"/>
       </w:pPr>
       <w:r>
-        <w:t>3.2 第二周：技术探索与初步设计</w:t>
+        <w:t>3.2 第二周：研究、设计与初步开发（10 月 19–24 日）</w:t>
       </w:r>
     </w:p>
     <w:p>
@@ -1477,17 +1260,7 @@
         <w:jc w:val="both"/>
       </w:pPr>
       <w:r>
-        <w:t>第二周区间为 2026 年 10 月 19–24 日。本稿记录截至 21 日的研究与流程规划，包括 HTML、CSS、JavaScript、Apps Script、Sheets 和 Drive 的用途，以及需要的数据字段与处理步骤。</w:t>
-      </w:r>
-    </w:p>
-    <w:p>
-      <w:pPr>
-        <w:widowControl/>
-        <w:ind w:firstLine="720"/>
-        <w:jc w:val="both"/>
-      </w:pPr>
-      <w:r>
-        <w:t>10 月 22–24 日计划准备页面草图、与客户检视流程和确定开发优先次序，不提前写成已经完成。这有助于保持实习日志准确，避免将安排表误当作已发生的工作。</w:t>
+        <w:t>截至 10 月 21 日，工作集中于工具选择、商品与交易数据设计，以及初步网站开发。原型整合了二维码商品选择、员工 ID、数量、照片、库存计算及管理员功能。本周其余时间安排检查原型并准备交给客户检视。正式验收及客户要求的修改仍待确认。</w:t>
       </w:r>
     </w:p>
     <w:p>
@@ -1495,7 +1268,7 @@
         <w:pStyle w:val="Heading2"/>
       </w:pPr>
       <w:r>
-        <w:t>3.3 第三、四周计划</w:t>
+        <w:t>3.3 第三周：客户检视与试运行（10 月 26–31 日，计划）</w:t>
       </w:r>
     </w:p>
     <w:p>
@@ -1504,17 +1277,7 @@
         <w:jc w:val="both"/>
       </w:pPr>
       <w:r>
-        <w:t>第三周 10 月 26–31 日安排核心原型：工人和管理员界面、商品二维码入口、员工 ID、数量、照片、进出货，以及 Sheets 和 Drive 整合。应先使用独立测试商品，再扩大清单或使用真实余额。</w:t>
-      </w:r>
-    </w:p>
-    <w:p>
-      <w:pPr>
-        <w:widowControl/>
-        <w:ind w:firstLine="720"/>
-        <w:jc w:val="both"/>
-      </w:pPr>
-      <w:r>
-        <w:t>第四周 11 月 2–7 日安排完善、整合测试、客户反馈及交接准备。功能包括商品维护、管理员更正记录、公司标识、选定标签打印和补货提醒。交付须依据实际测试与验收，若范围超出时间，应重新排定优先次序。</w:t>
+        <w:t>第三周安排客户检视及试用网站。试运行重点包括扫描已打印标签、进入正确商品、提交进出货、查看照片及核对库存变化。意见与问题将记录并安排优先次序；具体修改内容先保留，等待客户反馈。</w:t>
       </w:r>
     </w:p>
     <w:p>
@@ -1522,7 +1285,7 @@
         <w:pStyle w:val="Heading2"/>
       </w:pPr>
       <w:r>
-        <w:t>3.4 沟通、自主学习与解决问题</w:t>
+        <w:t>3.4 第四周：后续测试与维护（11 月 2–7 日，计划）</w:t>
       </w:r>
     </w:p>
     <w:p>
@@ -1531,34 +1294,7 @@
         <w:jc w:val="both"/>
       </w:pPr>
       <w:r>
-        <w:t>项目需要把实际问题转成明确行为，例如谁能看到库存、扫码后发生什么、何时补货提醒，以及填错记录如何更正。我尝试清楚说明这些行为，并在设计确定前取得反馈。</w:t>
-      </w:r>
-    </w:p>
-    <w:p>
-      <w:pPr>
-        <w:widowControl/>
-        <w:ind w:firstLine="720"/>
-        <w:jc w:val="both"/>
-      </w:pPr>
-      <w:r>
-        <w:t>自主学习集中于 JavaScript、Apps Script，以及电子表格、上传文件和网页之间的关系。解决问题时应检查具体错误、区分前端与后台或权限问题，并在有实质调整后重试。更新部署前先测试，也有助于保护正在使用的版本。</w:t>
-      </w:r>
-    </w:p>
-    <w:p>
-      <w:pPr>
-        <w:pStyle w:val="Heading2"/>
-      </w:pPr>
-      <w:r>
-        <w:t>3.5 学习成果对应</w:t>
-      </w:r>
-    </w:p>
-    <w:p>
-      <w:pPr>
-        <w:widowControl/>
-        <w:jc w:val="both"/>
-      </w:pPr>
-      <w:r>
-        <w:t>CO1 对应需求分析、流程建模及数据设计；CO2 对应网页语言、Google 服务、二维码和版本管理；CO5 对应客户沟通与书面说明；CO6 对应独立研究及与客户或主管讨论；CO7 对应学习新工具并根据反馈改进。这些是学习反思的对应关系，不能代替主管确认或正式评分。</w:t>
+        <w:t>第四周安排继续试运行、验证与客户确认的改动，并进行初期维护。修改内容取决于实际反馈，不预先声称已修复某个问题。实际改动、复测结果与交接状态将在确认后补入。</w:t>
       </w:r>
     </w:p>
     <w:p>
@@ -1579,7 +1315,7 @@
         <w:pStyle w:val="Heading2"/>
       </w:pPr>
       <w:r>
-        <w:t>4.1 需求及设计产出</w:t>
+        <w:t>4.1 主要任务与验证</w:t>
       </w:r>
     </w:p>
     <w:p>
@@ -1588,7 +1324,7 @@
         <w:jc w:val="both"/>
       </w:pPr>
       <w:r>
-        <w:t>本阶段产出包括需求清单、工人和管理员流程、技术选型和初步数据模型。工人界面拟用于确认商品和提交操作，管理员界面拟用于管理商品、检查库存、更正错误及生成标签。附录将这些要求整理成可继续与客户完善的形式。</w:t>
+        <w:t>项目工作涵盖需求、流程与数据设计、初步网页原型及客户测试准备。试运行应检查二维码对应商品、库存加减、照片读取、指定标签打印及管理员记录更正。仅能打开页面不足以证明这些功能正确。</w:t>
       </w:r>
     </w:p>
     <w:p>
@@ -1596,7 +1332,7 @@
         <w:pStyle w:val="Heading2"/>
       </w:pPr>
       <w:r>
-        <w:t>4.2 功能验证计划</w:t>
+        <w:t>4.2 数据责任与学习</w:t>
       </w:r>
     </w:p>
     <w:p>
@@ -1605,71 +1341,7 @@
         <w:jc w:val="both"/>
       </w:pPr>
       <w:r>
-        <w:t>验证应根据真实业务场景，而不是只看页面能否打开。二维码应指向正确商品；领货应减少库存，进货应增加；库存不足时应拒绝；授权人员应能查看已保存照片。管理员删除记录应只撤销一次库存影响、保留核查资料，并拒绝产生负库存的更正。</w:t>
-      </w:r>
-    </w:p>
-    <w:p>
-      <w:pPr>
-        <w:widowControl/>
-        <w:ind w:firstLine="720"/>
-        <w:jc w:val="both"/>
-      </w:pPr>
-      <w:r>
-        <w:t>附录列出测试案例及预期结果。本报告未取得正式带日期的执行记录、截图与客户验收证据，因此该表是测试计划，不虚构通过结果。实际执行后才可填写结果。</w:t>
-      </w:r>
-    </w:p>
-    <w:p>
-      <w:pPr>
-        <w:pStyle w:val="Heading2"/>
-      </w:pPr>
-      <w:r>
-        <w:t>4.3 数据准确性与授权访问</w:t>
-      </w:r>
-    </w:p>
-    <w:p>
-      <w:pPr>
-        <w:widowControl/>
-        <w:jc w:val="both"/>
-      </w:pPr>
-      <w:r>
-        <w:t>正式使用前应盘点并核实期初库存，测试交易应明确标识并使用适当机制更正。手动删除电子表格行可能破坏可追溯性，应尽量避免。管理员更正应保留原记录、删除时间和原因，同时将该笔交易排除于有效库存计算。</w:t>
-      </w:r>
-    </w:p>
-    <w:p>
-      <w:pPr>
-        <w:widowControl/>
-        <w:ind w:firstLine="720"/>
-        <w:jc w:val="both"/>
-      </w:pPr>
-      <w:r>
-        <w:t>共用管理员密码意味着持有人权限相同。密码应私下传递，不应出现在公开代码、截图或报告。分享网站与分享私人 Drive 照片权限是不同操作，增加使用者前应检视访问需要。</w:t>
-      </w:r>
-    </w:p>
-    <w:p>
-      <w:pPr>
-        <w:pStyle w:val="Heading2"/>
-      </w:pPr>
-      <w:r>
-        <w:t>4.4 专业行为与报告诚信</w:t>
-      </w:r>
-    </w:p>
-    <w:p>
-      <w:pPr>
-        <w:widowControl/>
-        <w:jc w:val="both"/>
-      </w:pPr>
-      <w:r>
-        <w:t>专业实践包括谨慎处理客户资料、遵守授权范围、保持记录准确，以及如实说明限制。实习计划中的 CO3 和 CO4 包含这些责任。由于没有提供具体内部政策，本稿不会宣称已符合某个特定合规标准或通过正式安全审计。</w:t>
-      </w:r>
-    </w:p>
-    <w:p>
-      <w:pPr>
-        <w:widowControl/>
-        <w:ind w:firstLine="720"/>
-        <w:jc w:val="both"/>
-      </w:pPr>
-      <w:r>
-        <w:t>报告区分已知需求、技术设计与未来计划，不捏造会议出席、工时、主管批准、测试证据或客户验收。学生应核对事实、根据自身理解修订，并依大学对辅助写作的要求处理后，才签署正式声明。</w:t>
+        <w:t>正式使用前须核实期初库存，清楚标识测试记录，并在更正时保留核查资料。密码与私人照片链接不应公开。项目促进软件设计及工具应用能力（CO1–CO2）、沟通与自主学习（CO5–CO7），以及负责任地处理客户资料（CO3–CO4）。</w:t>
       </w:r>
     </w:p>
     <w:p>
@@ -1682,7 +1354,7 @@
         <w:pStyle w:val="Heading1"/>
       </w:pPr>
       <w:r>
-        <w:t>第五章——阶段总结与后续工作</w:t>
+        <w:t>第五章——阶段总结</w:t>
       </w:r>
     </w:p>
     <w:p>
@@ -1690,7 +1362,7 @@
         <w:pStyle w:val="Heading2"/>
       </w:pPr>
       <w:r>
-        <w:t>5.1 阶段性结论</w:t>
+        <w:t>5.1 当前状态与后续工作</w:t>
       </w:r>
     </w:p>
     <w:p>
@@ -1699,111 +1371,7 @@
         <w:jc w:val="both"/>
       </w:pPr>
       <w:r>
-        <w:t>初期工作为通过二维码和手机网站改善库存记录建立了方向。需求分析指出，工人最重要的操作是扫码后进入正确商品表单；将商品、交易、照片及管理设置分开，也为后续实施提供更清晰的基础。</w:t>
-      </w:r>
-    </w:p>
-    <w:p>
-      <w:pPr>
-        <w:widowControl/>
-        <w:ind w:firstLine="720"/>
-        <w:jc w:val="both"/>
-      </w:pPr>
-      <w:r>
-        <w:t>当前学习重点是客户沟通、技术评估和一致的库存流程设计。需要继续完善的领域包括身份与访问控制、系统化测试证据、实际库存核对，以及服务配额。本节是第一个项目的阶段结论，并非整个实习的最终评价。</w:t>
-      </w:r>
-    </w:p>
-    <w:p>
-      <w:pPr>
-        <w:pStyle w:val="Heading2"/>
-      </w:pPr>
-      <w:r>
-        <w:t>5.2 后续工作与未来改善</w:t>
-      </w:r>
-    </w:p>
-    <w:p>
-      <w:pPr>
-        <w:widowControl/>
-        <w:jc w:val="both"/>
-      </w:pPr>
-      <w:r>
-        <w:t>后续安排是开发或完善已确认原型、执行代表性测试、确认初始库存、收集反馈，并准备部署及使用说明。最终报告须把计划内容替换为核实成果，并加入适合公开的证据。</w:t>
-      </w:r>
-    </w:p>
-    <w:p>
-      <w:pPr>
-        <w:widowControl/>
-        <w:ind w:firstLine="720"/>
-        <w:jc w:val="both"/>
-      </w:pPr>
-      <w:r>
-        <w:t>未来可考虑个人管理员账号、更可靠的员工验证、数据库优化及其他通知渠道。迁往公司管理的 Google 账号，也需要规划表格与照片权限、部署所有权和二维码网址变化。这些是后续方向，并非首个月内全部完成的承诺。</w:t>
-      </w:r>
-    </w:p>
-    <w:p>
-      <w:r>
-        <w:br w:type="page"/>
-      </w:r>
-    </w:p>
-    <w:p>
-      <w:pPr>
-        <w:pStyle w:val="Heading1"/>
-      </w:pPr>
-      <w:r>
-        <w:t>参考资料</w:t>
-      </w:r>
-    </w:p>
-    <w:p>
-      <w:pPr>
-        <w:widowControl/>
-        <w:jc w:val="both"/>
-      </w:pPr>
-      <w:r>
-        <w:t>Universiti Tunku Abdul Rahman (2024) GD008 IT Report Template 2024. User-supplied report template.</w:t>
-      </w:r>
-    </w:p>
-    <w:p>
-      <w:pPr>
-        <w:widowControl/>
-        <w:jc w:val="both"/>
-      </w:pPr>
-      <w:r>
-        <w:t>Universiti Tunku Abdul Rahman (n.d.) GD007 IT Report Guidelines, LKC FES, revision 06 (Non-QS). User-supplied guidelines.</w:t>
-      </w:r>
-    </w:p>
-    <w:p>
-      <w:pPr>
-        <w:widowControl/>
-        <w:jc w:val="both"/>
-      </w:pPr>
-      <w:r>
-        <w:t>Universiti Tunku Abdul Rahman (2026) Industrial Training Plan, FM-FES-ITC-004, revision 4. Prepared by Wong Sook En; dated 13 October 2026. User-supplied document.</w:t>
-      </w:r>
-    </w:p>
-    <w:p>
-      <w:pPr>
-        <w:widowControl/>
-        <w:jc w:val="both"/>
-      </w:pPr>
-      <w:r>
-        <w:t>Client-supplied materials (n.d.) STORE INVENTORY SYSTEM — Google spreadsheet export and DU01–DU16 Individual QR and Images PDF. Internal project references; no private operational URLs reproduced.</w:t>
-      </w:r>
-    </w:p>
-    <w:p>
-      <w:pPr>
-        <w:widowControl/>
-        <w:jc w:val="both"/>
-      </w:pPr>
-      <w:r>
-        <w:t>Google (n.d.) Apps Script documentation. Available at: https://developers.google.com/apps-script/ (technical reference for further verification).</w:t>
-      </w:r>
-    </w:p>
-    <w:p>
-      <w:pPr>
-        <w:widowControl/>
-        <w:jc w:val="both"/>
-      </w:pPr>
-      <w:r>
-        <w:t>MDN Web Docs (n.d.) HTML, CSS and JavaScript documentation. Available at: https://developer.mozilla.org/ (technical reference for further verification).</w:t>
+        <w:t>研究与初步原型已为客户试运行建立基础。接下来是收集反馈、确定必要修改，并在检视日常库存记录适用性的过程中维护网站。本稿日期为 2026 年 10 月 21 日，第三、四周属于未来安排；实际意见、改动及验收之后补入。本项目只是较长实习报告中的第一部分。</w:t>
       </w:r>
     </w:p>
     <w:p>
@@ -2531,7 +2099,7 @@
                 <w:b w:val="0"/>
                 <w:sz w:val="20"/>
               </w:rPr>
-              <w:t>研究、流程、数据设计与草图</w:t>
+              <w:t>研究、设计与初步原型</w:t>
             </w:r>
           </w:p>
         </w:tc>
@@ -2587,7 +2155,7 @@
                 <w:b w:val="0"/>
                 <w:sz w:val="20"/>
               </w:rPr>
-              <w:t>核心开发与整合</w:t>
+              <w:t>客户检视、试运行与反馈；修改待确认</w:t>
             </w:r>
           </w:p>
         </w:tc>
@@ -2643,7 +2211,7 @@
                 <w:b w:val="0"/>
                 <w:sz w:val="20"/>
               </w:rPr>
-              <w:t>完善、测试、反馈与交接</w:t>
+              <w:t>按客户反馈复测与维护</w:t>
             </w:r>
           </w:p>
         </w:tc>
@@ -2983,7 +2551,7 @@
                 <w:b w:val="0"/>
                 <w:sz w:val="20"/>
               </w:rPr>
-              <w:t>T4</w:t>
+              <w:t>T6</w:t>
             </w:r>
           </w:p>
         </w:tc>
@@ -3001,7 +2569,7 @@
                 <w:b w:val="0"/>
                 <w:sz w:val="20"/>
               </w:rPr>
-              <w:t>领货超过库存</w:t>
+              <w:t>删除错误领货</w:t>
             </w:r>
           </w:p>
         </w:tc>
@@ -3019,7 +2587,7 @@
                 <w:b w:val="0"/>
                 <w:sz w:val="20"/>
               </w:rPr>
-              <w:t>拒绝请求，不扣库存</w:t>
+              <w:t>只加回一次，保留核查记录</w:t>
             </w:r>
           </w:p>
         </w:tc>
@@ -3057,7 +2625,7 @@
                 <w:b w:val="0"/>
                 <w:sz w:val="20"/>
               </w:rPr>
-              <w:t>T5</w:t>
+              <w:t>T8</w:t>
             </w:r>
           </w:p>
         </w:tc>
@@ -3075,7 +2643,7 @@
                 <w:b w:val="0"/>
                 <w:sz w:val="20"/>
               </w:rPr>
-              <w:t>重试同一请求</w:t>
+              <w:t>多选标签并移除一项</w:t>
             </w:r>
           </w:p>
         </w:tc>
@@ -3093,7 +2661,7 @@
                 <w:b w:val="0"/>
                 <w:sz w:val="20"/>
               </w:rPr>
-              <w:t>不重复扣货</w:t>
+              <w:t>只打印剩余选项</w:t>
             </w:r>
           </w:p>
         </w:tc>
@@ -3131,7 +2699,7 @@
                 <w:b w:val="0"/>
                 <w:sz w:val="20"/>
               </w:rPr>
-              <w:t>T6</w:t>
+              <w:t>T12</w:t>
             </w:r>
           </w:p>
         </w:tc>
@@ -3149,7 +2717,7 @@
                 <w:b w:val="0"/>
                 <w:sz w:val="20"/>
               </w:rPr>
-              <w:t>删除错误领货</w:t>
+              <w:t>上传并查看照片</w:t>
             </w:r>
           </w:p>
         </w:tc>
@@ -3167,7 +2735,7 @@
                 <w:b w:val="0"/>
                 <w:sz w:val="20"/>
               </w:rPr>
-              <w:t>只加回一次，保留核查记录</w:t>
+              <w:t>授权人员能读取正确照片</w:t>
             </w:r>
           </w:p>
         </w:tc>
@@ -3190,612 +2758,7 @@
           </w:p>
         </w:tc>
       </w:tr>
-      <w:tr>
-        <w:tc>
-          <w:tcPr>
-            <w:tcW w:type="dxa" w:w="2582"/>
-          </w:tcPr>
-          <w:p>
-            <w:pPr>
-              <w:spacing w:line="276" w:lineRule="auto" w:after="120"/>
-            </w:pPr>
-            <w:r>
-              <w:rPr>
-                <w:rFonts w:ascii="Times New Roman" w:hAnsi="Times New Roman" w:eastAsia="SimSun"/>
-                <w:b w:val="0"/>
-                <w:sz w:val="20"/>
-              </w:rPr>
-              <w:t>T7</w:t>
-            </w:r>
-          </w:p>
-        </w:tc>
-        <w:tc>
-          <w:tcPr>
-            <w:tcW w:type="dxa" w:w="2582"/>
-          </w:tcPr>
-          <w:p>
-            <w:pPr>
-              <w:spacing w:line="276" w:lineRule="auto" w:after="120"/>
-            </w:pPr>
-            <w:r>
-              <w:rPr>
-                <w:rFonts w:ascii="Times New Roman" w:hAnsi="Times New Roman" w:eastAsia="SimSun"/>
-                <w:b w:val="0"/>
-                <w:sz w:val="20"/>
-              </w:rPr>
-              <w:t>删除进货会造成负数</w:t>
-            </w:r>
-          </w:p>
-        </w:tc>
-        <w:tc>
-          <w:tcPr>
-            <w:tcW w:type="dxa" w:w="2582"/>
-          </w:tcPr>
-          <w:p>
-            <w:pPr>
-              <w:spacing w:line="276" w:lineRule="auto" w:after="120"/>
-            </w:pPr>
-            <w:r>
-              <w:rPr>
-                <w:rFonts w:ascii="Times New Roman" w:hAnsi="Times New Roman" w:eastAsia="SimSun"/>
-                <w:b w:val="0"/>
-                <w:sz w:val="20"/>
-              </w:rPr>
-              <w:t>拒绝更正</w:t>
-            </w:r>
-          </w:p>
-        </w:tc>
-        <w:tc>
-          <w:tcPr>
-            <w:tcW w:type="dxa" w:w="2582"/>
-          </w:tcPr>
-          <w:p>
-            <w:pPr>
-              <w:spacing w:line="276" w:lineRule="auto" w:after="120"/>
-            </w:pPr>
-            <w:r>
-              <w:rPr>
-                <w:rFonts w:ascii="Times New Roman" w:hAnsi="Times New Roman" w:eastAsia="SimSun"/>
-                <w:b w:val="0"/>
-                <w:sz w:val="20"/>
-              </w:rPr>
-              <w:t>待执行／补证据</w:t>
-            </w:r>
-          </w:p>
-        </w:tc>
-      </w:tr>
-      <w:tr>
-        <w:tc>
-          <w:tcPr>
-            <w:tcW w:type="dxa" w:w="2582"/>
-          </w:tcPr>
-          <w:p>
-            <w:pPr>
-              <w:spacing w:line="276" w:lineRule="auto" w:after="120"/>
-            </w:pPr>
-            <w:r>
-              <w:rPr>
-                <w:rFonts w:ascii="Times New Roman" w:hAnsi="Times New Roman" w:eastAsia="SimSun"/>
-                <w:b w:val="0"/>
-                <w:sz w:val="20"/>
-              </w:rPr>
-              <w:t>T8</w:t>
-            </w:r>
-          </w:p>
-        </w:tc>
-        <w:tc>
-          <w:tcPr>
-            <w:tcW w:type="dxa" w:w="2582"/>
-          </w:tcPr>
-          <w:p>
-            <w:pPr>
-              <w:spacing w:line="276" w:lineRule="auto" w:after="120"/>
-            </w:pPr>
-            <w:r>
-              <w:rPr>
-                <w:rFonts w:ascii="Times New Roman" w:hAnsi="Times New Roman" w:eastAsia="SimSun"/>
-                <w:b w:val="0"/>
-                <w:sz w:val="20"/>
-              </w:rPr>
-              <w:t>多选标签并移除一项</w:t>
-            </w:r>
-          </w:p>
-        </w:tc>
-        <w:tc>
-          <w:tcPr>
-            <w:tcW w:type="dxa" w:w="2582"/>
-          </w:tcPr>
-          <w:p>
-            <w:pPr>
-              <w:spacing w:line="276" w:lineRule="auto" w:after="120"/>
-            </w:pPr>
-            <w:r>
-              <w:rPr>
-                <w:rFonts w:ascii="Times New Roman" w:hAnsi="Times New Roman" w:eastAsia="SimSun"/>
-                <w:b w:val="0"/>
-                <w:sz w:val="20"/>
-              </w:rPr>
-              <w:t>只打印剩余选项</w:t>
-            </w:r>
-          </w:p>
-        </w:tc>
-        <w:tc>
-          <w:tcPr>
-            <w:tcW w:type="dxa" w:w="2582"/>
-          </w:tcPr>
-          <w:p>
-            <w:pPr>
-              <w:spacing w:line="276" w:lineRule="auto" w:after="120"/>
-            </w:pPr>
-            <w:r>
-              <w:rPr>
-                <w:rFonts w:ascii="Times New Roman" w:hAnsi="Times New Roman" w:eastAsia="SimSun"/>
-                <w:b w:val="0"/>
-                <w:sz w:val="20"/>
-              </w:rPr>
-              <w:t>待执行／补证据</w:t>
-            </w:r>
-          </w:p>
-        </w:tc>
-      </w:tr>
-      <w:tr>
-        <w:tc>
-          <w:tcPr>
-            <w:tcW w:type="dxa" w:w="2582"/>
-          </w:tcPr>
-          <w:p>
-            <w:pPr>
-              <w:spacing w:line="276" w:lineRule="auto" w:after="120"/>
-            </w:pPr>
-            <w:r>
-              <w:rPr>
-                <w:rFonts w:ascii="Times New Roman" w:hAnsi="Times New Roman" w:eastAsia="SimSun"/>
-                <w:b w:val="0"/>
-                <w:sz w:val="20"/>
-              </w:rPr>
-              <w:t>T9</w:t>
-            </w:r>
-          </w:p>
-        </w:tc>
-        <w:tc>
-          <w:tcPr>
-            <w:tcW w:type="dxa" w:w="2582"/>
-          </w:tcPr>
-          <w:p>
-            <w:pPr>
-              <w:spacing w:line="276" w:lineRule="auto" w:after="120"/>
-            </w:pPr>
-            <w:r>
-              <w:rPr>
-                <w:rFonts w:ascii="Times New Roman" w:hAnsi="Times New Roman" w:eastAsia="SimSun"/>
-                <w:b w:val="0"/>
-                <w:sz w:val="20"/>
-              </w:rPr>
-              <w:t>保存名称和 Logo</w:t>
-            </w:r>
-          </w:p>
-        </w:tc>
-        <w:tc>
-          <w:tcPr>
-            <w:tcW w:type="dxa" w:w="2582"/>
-          </w:tcPr>
-          <w:p>
-            <w:pPr>
-              <w:spacing w:line="276" w:lineRule="auto" w:after="120"/>
-            </w:pPr>
-            <w:r>
-              <w:rPr>
-                <w:rFonts w:ascii="Times New Roman" w:hAnsi="Times New Roman" w:eastAsia="SimSun"/>
-                <w:b w:val="0"/>
-                <w:sz w:val="20"/>
-              </w:rPr>
-              <w:t>刷新后设置仍保留</w:t>
-            </w:r>
-          </w:p>
-        </w:tc>
-        <w:tc>
-          <w:tcPr>
-            <w:tcW w:type="dxa" w:w="2582"/>
-          </w:tcPr>
-          <w:p>
-            <w:pPr>
-              <w:spacing w:line="276" w:lineRule="auto" w:after="120"/>
-            </w:pPr>
-            <w:r>
-              <w:rPr>
-                <w:rFonts w:ascii="Times New Roman" w:hAnsi="Times New Roman" w:eastAsia="SimSun"/>
-                <w:b w:val="0"/>
-                <w:sz w:val="20"/>
-              </w:rPr>
-              <w:t>待执行／补证据</w:t>
-            </w:r>
-          </w:p>
-        </w:tc>
-      </w:tr>
-      <w:tr>
-        <w:tc>
-          <w:tcPr>
-            <w:tcW w:type="dxa" w:w="2582"/>
-          </w:tcPr>
-          <w:p>
-            <w:pPr>
-              <w:spacing w:line="276" w:lineRule="auto" w:after="120"/>
-            </w:pPr>
-            <w:r>
-              <w:rPr>
-                <w:rFonts w:ascii="Times New Roman" w:hAnsi="Times New Roman" w:eastAsia="SimSun"/>
-                <w:b w:val="0"/>
-                <w:sz w:val="20"/>
-              </w:rPr>
-              <w:t>T10</w:t>
-            </w:r>
-          </w:p>
-        </w:tc>
-        <w:tc>
-          <w:tcPr>
-            <w:tcW w:type="dxa" w:w="2582"/>
-          </w:tcPr>
-          <w:p>
-            <w:pPr>
-              <w:spacing w:line="276" w:lineRule="auto" w:after="120"/>
-            </w:pPr>
-            <w:r>
-              <w:rPr>
-                <w:rFonts w:ascii="Times New Roman" w:hAnsi="Times New Roman" w:eastAsia="SimSun"/>
-                <w:b w:val="0"/>
-                <w:sz w:val="20"/>
-              </w:rPr>
-              <w:t>未授权管理请求</w:t>
-            </w:r>
-          </w:p>
-        </w:tc>
-        <w:tc>
-          <w:tcPr>
-            <w:tcW w:type="dxa" w:w="2582"/>
-          </w:tcPr>
-          <w:p>
-            <w:pPr>
-              <w:spacing w:line="276" w:lineRule="auto" w:after="120"/>
-            </w:pPr>
-            <w:r>
-              <w:rPr>
-                <w:rFonts w:ascii="Times New Roman" w:hAnsi="Times New Roman" w:eastAsia="SimSun"/>
-                <w:b w:val="0"/>
-                <w:sz w:val="20"/>
-              </w:rPr>
-              <w:t>后台拒绝</w:t>
-            </w:r>
-          </w:p>
-        </w:tc>
-        <w:tc>
-          <w:tcPr>
-            <w:tcW w:type="dxa" w:w="2582"/>
-          </w:tcPr>
-          <w:p>
-            <w:pPr>
-              <w:spacing w:line="276" w:lineRule="auto" w:after="120"/>
-            </w:pPr>
-            <w:r>
-              <w:rPr>
-                <w:rFonts w:ascii="Times New Roman" w:hAnsi="Times New Roman" w:eastAsia="SimSun"/>
-                <w:b w:val="0"/>
-                <w:sz w:val="20"/>
-              </w:rPr>
-              <w:t>待执行／补证据</w:t>
-            </w:r>
-          </w:p>
-        </w:tc>
-      </w:tr>
-      <w:tr>
-        <w:tc>
-          <w:tcPr>
-            <w:tcW w:type="dxa" w:w="2582"/>
-          </w:tcPr>
-          <w:p>
-            <w:pPr>
-              <w:spacing w:line="276" w:lineRule="auto" w:after="120"/>
-            </w:pPr>
-            <w:r>
-              <w:rPr>
-                <w:rFonts w:ascii="Times New Roman" w:hAnsi="Times New Roman" w:eastAsia="SimSun"/>
-                <w:b w:val="0"/>
-                <w:sz w:val="20"/>
-              </w:rPr>
-              <w:t>T11</w:t>
-            </w:r>
-          </w:p>
-        </w:tc>
-        <w:tc>
-          <w:tcPr>
-            <w:tcW w:type="dxa" w:w="2582"/>
-          </w:tcPr>
-          <w:p>
-            <w:pPr>
-              <w:spacing w:line="276" w:lineRule="auto" w:after="120"/>
-            </w:pPr>
-            <w:r>
-              <w:rPr>
-                <w:rFonts w:ascii="Times New Roman" w:hAnsi="Times New Roman" w:eastAsia="SimSun"/>
-                <w:b w:val="0"/>
-                <w:sz w:val="20"/>
-              </w:rPr>
-              <w:t>达到警戒值且已配置邮件</w:t>
-            </w:r>
-          </w:p>
-        </w:tc>
-        <w:tc>
-          <w:tcPr>
-            <w:tcW w:type="dxa" w:w="2582"/>
-          </w:tcPr>
-          <w:p>
-            <w:pPr>
-              <w:spacing w:line="276" w:lineRule="auto" w:after="120"/>
-            </w:pPr>
-            <w:r>
-              <w:rPr>
-                <w:rFonts w:ascii="Times New Roman" w:hAnsi="Times New Roman" w:eastAsia="SimSun"/>
-                <w:b w:val="0"/>
-                <w:sz w:val="20"/>
-              </w:rPr>
-              <w:t>尝试提醒，另核实送达</w:t>
-            </w:r>
-          </w:p>
-        </w:tc>
-        <w:tc>
-          <w:tcPr>
-            <w:tcW w:type="dxa" w:w="2582"/>
-          </w:tcPr>
-          <w:p>
-            <w:pPr>
-              <w:spacing w:line="276" w:lineRule="auto" w:after="120"/>
-            </w:pPr>
-            <w:r>
-              <w:rPr>
-                <w:rFonts w:ascii="Times New Roman" w:hAnsi="Times New Roman" w:eastAsia="SimSun"/>
-                <w:b w:val="0"/>
-                <w:sz w:val="20"/>
-              </w:rPr>
-              <w:t>待执行／补证据</w:t>
-            </w:r>
-          </w:p>
-        </w:tc>
-      </w:tr>
-      <w:tr>
-        <w:tc>
-          <w:tcPr>
-            <w:tcW w:type="dxa" w:w="2582"/>
-          </w:tcPr>
-          <w:p>
-            <w:pPr>
-              <w:spacing w:line="276" w:lineRule="auto" w:after="120"/>
-            </w:pPr>
-            <w:r>
-              <w:rPr>
-                <w:rFonts w:ascii="Times New Roman" w:hAnsi="Times New Roman" w:eastAsia="SimSun"/>
-                <w:b w:val="0"/>
-                <w:sz w:val="20"/>
-              </w:rPr>
-              <w:t>T12</w:t>
-            </w:r>
-          </w:p>
-        </w:tc>
-        <w:tc>
-          <w:tcPr>
-            <w:tcW w:type="dxa" w:w="2582"/>
-          </w:tcPr>
-          <w:p>
-            <w:pPr>
-              <w:spacing w:line="276" w:lineRule="auto" w:after="120"/>
-            </w:pPr>
-            <w:r>
-              <w:rPr>
-                <w:rFonts w:ascii="Times New Roman" w:hAnsi="Times New Roman" w:eastAsia="SimSun"/>
-                <w:b w:val="0"/>
-                <w:sz w:val="20"/>
-              </w:rPr>
-              <w:t>上传并查看照片</w:t>
-            </w:r>
-          </w:p>
-        </w:tc>
-        <w:tc>
-          <w:tcPr>
-            <w:tcW w:type="dxa" w:w="2582"/>
-          </w:tcPr>
-          <w:p>
-            <w:pPr>
-              <w:spacing w:line="276" w:lineRule="auto" w:after="120"/>
-            </w:pPr>
-            <w:r>
-              <w:rPr>
-                <w:rFonts w:ascii="Times New Roman" w:hAnsi="Times New Roman" w:eastAsia="SimSun"/>
-                <w:b w:val="0"/>
-                <w:sz w:val="20"/>
-              </w:rPr>
-              <w:t>授权人员能读取正确照片</w:t>
-            </w:r>
-          </w:p>
-        </w:tc>
-        <w:tc>
-          <w:tcPr>
-            <w:tcW w:type="dxa" w:w="2582"/>
-          </w:tcPr>
-          <w:p>
-            <w:pPr>
-              <w:spacing w:line="276" w:lineRule="auto" w:after="120"/>
-            </w:pPr>
-            <w:r>
-              <w:rPr>
-                <w:rFonts w:ascii="Times New Roman" w:hAnsi="Times New Roman" w:eastAsia="SimSun"/>
-                <w:b w:val="0"/>
-                <w:sz w:val="20"/>
-              </w:rPr>
-              <w:t>待执行／补证据</w:t>
-            </w:r>
-          </w:p>
-        </w:tc>
-      </w:tr>
     </w:tbl>
-    <w:p>
-      <w:r>
-        <w:br w:type="page"/>
-      </w:r>
-    </w:p>
-    <w:p>
-      <w:pPr>
-        <w:pStyle w:val="Heading1"/>
-      </w:pPr>
-      <w:r>
-        <w:t>附录 B——部署与使用说明</w:t>
-      </w:r>
-    </w:p>
-    <w:p>
-      <w:pPr>
-        <w:widowControl/>
-        <w:jc w:val="both"/>
-      </w:pPr>
-      <w:r>
-        <w:t>1. 使用授权 Google 账号准备库存表和私人照片文件夹，并在 Apps Script 配置其 ID 及管理员凭据。不要在报告或公开代码记录密码。</w:t>
-      </w:r>
-    </w:p>
-    <w:p>
-      <w:pPr>
-        <w:widowControl/>
-        <w:jc w:val="both"/>
-      </w:pPr>
-      <w:r>
-        <w:t>2. 保留 Products、Transactions 和 Settings 的正确字段，核实商品单位和期初库存。</w:t>
-      </w:r>
-    </w:p>
-    <w:p>
-      <w:pPr>
-        <w:widowControl/>
-        <w:jc w:val="both"/>
-      </w:pPr>
-      <w:r>
-        <w:t>3. 保存网页与后台代码后，先用测试部署检视流程；发布时更新原部署以尽量保留二维码网址。</w:t>
-      </w:r>
-    </w:p>
-    <w:p>
-      <w:pPr>
-        <w:widowControl/>
-        <w:jc w:val="both"/>
-      </w:pPr>
-      <w:r>
-        <w:t>4. 工人扫描商品二维码，核对商品，填写员工 ID、数量和照片，等成功提示后再领取。</w:t>
-      </w:r>
-    </w:p>
-    <w:p>
-      <w:pPr>
-        <w:widowControl/>
-        <w:jc w:val="both"/>
-      </w:pPr>
-      <w:r>
-        <w:t>5. 管理员检查库存、处理进货、维护资料及更正测试记录。</w:t>
-      </w:r>
-    </w:p>
-    <w:p>
-      <w:pPr>
-        <w:widowControl/>
-        <w:jc w:val="both"/>
-      </w:pPr>
-      <w:r>
-        <w:t>6. 打印前核实正式网址、已选商品和照片，先在纸上试扫一张。</w:t>
-      </w:r>
-    </w:p>
-    <w:p>
-      <w:pPr>
-        <w:widowControl/>
-        <w:jc w:val="both"/>
-      </w:pPr>
-      <w:r>
-        <w:t>7. 交接时说明共用管理员密码、照片权限、Google 配额与消息渠道限制。</w:t>
-      </w:r>
-    </w:p>
-    <w:p>
-      <w:r>
-        <w:br w:type="page"/>
-      </w:r>
-    </w:p>
-    <w:p>
-      <w:pPr>
-        <w:pStyle w:val="Heading1"/>
-      </w:pPr>
-      <w:r>
-        <w:t>附录 C——证据与待确认资料</w:t>
-      </w:r>
-    </w:p>
-    <w:p>
-      <w:pPr>
-        <w:widowControl/>
-        <w:jc w:val="both"/>
-      </w:pPr>
-      <w:r>
-        <w:t>已提供依据为 IT Plan、GD008 模板、报告指引、库存表及二维码 PDF。未提供正式会议记录、主管确认、带日期的测试截图、验收签署及完整公司资料。以下清单用于后续补齐，不代表这些证据已存在。</w:t>
-      </w:r>
-    </w:p>
-    <w:p>
-      <w:pPr>
-        <w:widowControl/>
-        <w:jc w:val="both"/>
-      </w:pPr>
-      <w:r>
-        <w:t>公司地址、业务介绍与正式组织架构：待公司确认。</w:t>
-      </w:r>
-    </w:p>
-    <w:p>
-      <w:pPr>
-        <w:widowControl/>
-        <w:jc w:val="both"/>
-      </w:pPr>
-      <w:r>
-        <w:t>公司 Logo：留空，之后插入。</w:t>
-      </w:r>
-    </w:p>
-    <w:p>
-      <w:pPr>
-        <w:widowControl/>
-        <w:jc w:val="both"/>
-      </w:pPr>
-      <w:r>
-        <w:t>会议日期、参与者及需求确认：按实际记录补充。</w:t>
-      </w:r>
-    </w:p>
-    <w:p>
-      <w:pPr>
-        <w:widowControl/>
-        <w:jc w:val="both"/>
-      </w:pPr>
-      <w:r>
-        <w:t>界面截图与扫码实测：补充获准公开的版本。</w:t>
-      </w:r>
-    </w:p>
-    <w:p>
-      <w:pPr>
-        <w:widowControl/>
-        <w:jc w:val="both"/>
-      </w:pPr>
-      <w:r>
-        <w:t>测试日期、结果及问题修复记录：实际执行后填写。</w:t>
-      </w:r>
-    </w:p>
-    <w:p>
-      <w:pPr>
-        <w:widowControl/>
-        <w:jc w:val="both"/>
-      </w:pPr>
-      <w:r>
-        <w:t>交付日期、客户或主管意见：确认后补充。</w:t>
-      </w:r>
-    </w:p>
-    <w:p>
-      <w:pPr>
-        <w:widowControl/>
-        <w:jc w:val="both"/>
-      </w:pPr>
-      <w:r>
-        <w:t>完整实习的后续项目、周记录与最终总结：后续期间完成。</w:t>
-      </w:r>
-    </w:p>
     <w:p>
       <w:r>
         <w:br w:type="page"/>
@@ -4144,11 +3107,7 @@
               </w:rPr>
               <w:t>第二周</w:t>
               <w:br/>
-              <w:t>2026 年</w:t>
-              <w:br/>
-              <w:t>10 月</w:t>
-              <w:br/>
-              <w:t>19–24 日</w:t>
+              <w:t>10/19–24</w:t>
             </w:r>
           </w:p>
         </w:tc>
@@ -4163,16 +3122,10 @@
                 <w:rFonts w:ascii="Times New Roman" w:hAnsi="Times New Roman" w:eastAsia="SimSun"/>
                 <w:sz w:val="24"/>
               </w:rPr>
-              <w:t>项目一：技术研究与初步系统设计。</w:t>
+              <w:t>截至 10 月 21 日：研究 HTML、CSS、JavaScript、Apps Script、Sheets 与 Drive，规划数据和流程，并准备初步网站原型。</w:t>
               <w:br/>
               <w:br/>
-              <w:t>截至 10 月 21 日的进展：研究使用 HTML、CSS 和 JavaScript 建立手机友好的界面，以 Google Apps Script 处理后台，Google Sheets 管理库存记录，以及 Google Drive 保存照片。</w:t>
-              <w:br/>
-              <w:br/>
-              <w:t>规划商品及交易数据字段、扫码进入对应商品、员工 ID 输入和库存计算规则，并将数量验证及管理员权限列为设计要求。</w:t>
-              <w:br/>
-              <w:br/>
-              <w:t>10 月 22–24 日计划：准备简单页面草图，与客户检视需求及流程，并确定第三周优先开发的核心功能。系统整合、详细测试与交付安排于第三、四周。</w:t>
+              <w:t>原型涵盖商品扫码、员工 ID、数量与照片、库存计算及管理功能。10 月 22–24 日拟检查和整理原型，准备第三周交客户试运行；正式反馈及修改尚待确认。</w:t>
             </w:r>
           </w:p>
         </w:tc>
@@ -4227,7 +3180,7 @@
                 <w:rFonts w:ascii="Times New Roman" w:hAnsi="Times New Roman" w:eastAsia="SimSun"/>
                 <w:sz w:val="24"/>
               </w:rPr>
-              <w:t>计划开发核心界面及 Google 服务整合，实施扫码、员工 ID、数量与照片、进出货和库存计算。完成情况及问题待实际执行后补充。</w:t>
+              <w:t>计划由客户检视及试运行，检查扫码、表单、库存与照片，收集意见并记录问题。具体修改待客户反馈。</w:t>
             </w:r>
           </w:p>
         </w:tc>
@@ -4282,7 +3235,7 @@
                 <w:rFonts w:ascii="Times New Roman" w:hAnsi="Times New Roman" w:eastAsia="SimSun"/>
                 <w:sz w:val="24"/>
               </w:rPr>
-              <w:t>计划完善管理、记录更正、品牌、标签及提醒功能，执行测试、收集反馈和准备交接。实际结果与验收待确认。</w:t>
+              <w:t>计划继续测试与初期维护，只实施与客户确认的改动并复测。实际修改与结果将在取得反馈后填写。</w:t>
             </w:r>
           </w:p>
         </w:tc>
@@ -4344,7 +3297,7 @@
                 <w:rFonts w:ascii="Times New Roman" w:hAnsi="Times New Roman" w:eastAsia="SimSun"/>
                 <w:sz w:val="24"/>
               </w:rPr>
-              <w:t>本阶段重点为客户沟通、需求分析、技术研究与流程设计。完整月总结须在月底根据实际工作更新；第三、四周计划不计作已完成成果。</w:t>
+              <w:t>前阶段完成需求、研究、设计及初步原型；后续安排客户检视、试运行、确认改动与维护。月末根据实际反馈及工作更新总结。</w:t>
             </w:r>
           </w:p>
         </w:tc>

--- a/docs/internship-report/Project_1_Internship_Report_Week_1_2_Chinese.docx
+++ b/docs/internship-report/Project_1_Internship_Report_Week_1_2_Chinese.docx
@@ -1005,7 +1005,7 @@
         <w:jc w:val="both"/>
       </w:pPr>
       <w:r>
-        <w:t>本阶段报告记录实习中的第一个项目——二维码库存管理网站。前两周集中于客户需求、技术研究、流程设计和初步原型，第三周安排客户检视及试运行，第四周按反馈进行复测与维护。具体修改待客户确认。本稿不将未来安排写为已完成成果。</w:t>
+        <w:t>本阶段报告仅记录第一个项目——二维码库存管理网站的第一、二周，期间为 2026 年 10 月 12–24 日。内容涵盖客户需求、技术研究、流程与数据设计及初步原型。原型现待客户检视，反馈与修改将在取得实际资料后补充。10 月 21 日之后的安排仍须确认。</w:t>
       </w:r>
     </w:p>
     <w:p>
@@ -1065,7 +1065,7 @@
         <w:jc w:val="both"/>
       </w:pPr>
       <w:r>
-        <w:t>表 A2：一个月进度计划</w:t>
+        <w:t>表 A2：第一、二周进度</w:t>
       </w:r>
     </w:p>
     <w:p>
@@ -1119,7 +1119,7 @@
         <w:jc w:val="both"/>
       </w:pPr>
       <w:r>
-        <w:t>实习单位为 Bakti Makmur (M) Sdn. Bhd.，实习期为 2026 年 10 月 12 日至 2027 年 1 月 9 日，企业主管为 Christopher Kong San Hor，职位 IT Technician。本部分介绍第一个项目——二维码库存管理网站，暂定安排为 2026 年 10 月 12 日至 11 月 7 日。公司背景资料及 Logo 之后补充。</w:t>
+        <w:t>实习单位为 Bakti Makmur (M) Sdn. Bhd.，实习期为 2026 年 10 月 12 日至 2027 年 1 月 9 日，企业主管为 Christopher Kong San Hor，职位 IT Technician。本部分只记录第一个项目——二维码库存管理网站的第一、二周。公司背景资料及 Logo 之后补充。</w:t>
       </w:r>
     </w:p>
     <w:p>
@@ -1265,45 +1265,6 @@
     </w:p>
     <w:p>
       <w:pPr>
-        <w:pStyle w:val="Heading2"/>
-      </w:pPr>
-      <w:r>
-        <w:t>3.3 第三周：客户检视与试运行（10 月 26–31 日，计划）</w:t>
-      </w:r>
-    </w:p>
-    <w:p>
-      <w:pPr>
-        <w:widowControl/>
-        <w:jc w:val="both"/>
-      </w:pPr>
-      <w:r>
-        <w:t>第三周安排客户检视及试用网站。试运行重点包括扫描已打印标签、进入正确商品、提交进出货、查看照片及核对库存变化。意见与问题将记录并安排优先次序；具体修改内容先保留，等待客户反馈。</w:t>
-      </w:r>
-    </w:p>
-    <w:p>
-      <w:pPr>
-        <w:pStyle w:val="Heading2"/>
-      </w:pPr>
-      <w:r>
-        <w:t>3.4 第四周：后续测试与维护（11 月 2–7 日，计划）</w:t>
-      </w:r>
-    </w:p>
-    <w:p>
-      <w:pPr>
-        <w:widowControl/>
-        <w:jc w:val="both"/>
-      </w:pPr>
-      <w:r>
-        <w:t>第四周安排继续试运行、验证与客户确认的改动，并进行初期维护。修改内容取决于实际反馈，不预先声称已修复某个问题。实际改动、复测结果与交接状态将在确认后补入。</w:t>
-      </w:r>
-    </w:p>
-    <w:p>
-      <w:r>
-        <w:br w:type="page"/>
-      </w:r>
-    </w:p>
-    <w:p>
-      <w:pPr>
         <w:pStyle w:val="Heading1"/>
       </w:pPr>
       <w:r>
@@ -1371,7 +1332,7 @@
         <w:jc w:val="both"/>
       </w:pPr>
       <w:r>
-        <w:t>研究与初步原型已为客户试运行建立基础。接下来是收集反馈、确定必要修改，并在检视日常库存记录适用性的过程中维护网站。本稿日期为 2026 年 10 月 21 日，第三、四周属于未来安排；实际意见、改动及验收之后补入。本项目只是较长实习报告中的第一部分。</w:t>
+        <w:t>第一、二周通过客户沟通、需求分析、技术研究与初步开发，建立了二维码库存网站的原型，目前待客户检视。实际反馈、修改与维护将在取得资料后另外记录。本部分仅涵盖前两周，作为较长实习报告的开端。</w:t>
       </w:r>
     </w:p>
     <w:p>
@@ -1919,7 +1880,7 @@
         <w:pStyle w:val="Heading2"/>
       </w:pPr>
       <w:r>
-        <w:t>表 A2：一个月进度计划</w:t>
+        <w:t>表 A2：第一、二周进度</w:t>
       </w:r>
     </w:p>
     <w:tbl>
@@ -2100,118 +2061,6 @@
                 <w:sz w:val="20"/>
               </w:rPr>
               <w:t>研究、设计与初步原型</w:t>
-            </w:r>
-          </w:p>
-        </w:tc>
-      </w:tr>
-      <w:tr>
-        <w:tc>
-          <w:tcPr>
-            <w:tcW w:type="dxa" w:w="3443"/>
-          </w:tcPr>
-          <w:p>
-            <w:pPr>
-              <w:spacing w:line="276" w:lineRule="auto" w:after="120"/>
-            </w:pPr>
-            <w:r>
-              <w:rPr>
-                <w:rFonts w:ascii="Times New Roman" w:hAnsi="Times New Roman" w:eastAsia="SimSun"/>
-                <w:b w:val="0"/>
-                <w:sz w:val="20"/>
-              </w:rPr>
-              <w:t>第三周（计划）</w:t>
-            </w:r>
-          </w:p>
-        </w:tc>
-        <w:tc>
-          <w:tcPr>
-            <w:tcW w:type="dxa" w:w="3443"/>
-          </w:tcPr>
-          <w:p>
-            <w:pPr>
-              <w:spacing w:line="276" w:lineRule="auto" w:after="120"/>
-            </w:pPr>
-            <w:r>
-              <w:rPr>
-                <w:rFonts w:ascii="Times New Roman" w:hAnsi="Times New Roman" w:eastAsia="SimSun"/>
-                <w:b w:val="0"/>
-                <w:sz w:val="20"/>
-              </w:rPr>
-              <w:t>2026/10/26–31</w:t>
-            </w:r>
-          </w:p>
-        </w:tc>
-        <w:tc>
-          <w:tcPr>
-            <w:tcW w:type="dxa" w:w="3443"/>
-          </w:tcPr>
-          <w:p>
-            <w:pPr>
-              <w:spacing w:line="276" w:lineRule="auto" w:after="120"/>
-            </w:pPr>
-            <w:r>
-              <w:rPr>
-                <w:rFonts w:ascii="Times New Roman" w:hAnsi="Times New Roman" w:eastAsia="SimSun"/>
-                <w:b w:val="0"/>
-                <w:sz w:val="20"/>
-              </w:rPr>
-              <w:t>客户检视、试运行与反馈；修改待确认</w:t>
-            </w:r>
-          </w:p>
-        </w:tc>
-      </w:tr>
-      <w:tr>
-        <w:tc>
-          <w:tcPr>
-            <w:tcW w:type="dxa" w:w="3443"/>
-          </w:tcPr>
-          <w:p>
-            <w:pPr>
-              <w:spacing w:line="276" w:lineRule="auto" w:after="120"/>
-            </w:pPr>
-            <w:r>
-              <w:rPr>
-                <w:rFonts w:ascii="Times New Roman" w:hAnsi="Times New Roman" w:eastAsia="SimSun"/>
-                <w:b w:val="0"/>
-                <w:sz w:val="20"/>
-              </w:rPr>
-              <w:t>第四周（计划）</w:t>
-            </w:r>
-          </w:p>
-        </w:tc>
-        <w:tc>
-          <w:tcPr>
-            <w:tcW w:type="dxa" w:w="3443"/>
-          </w:tcPr>
-          <w:p>
-            <w:pPr>
-              <w:spacing w:line="276" w:lineRule="auto" w:after="120"/>
-            </w:pPr>
-            <w:r>
-              <w:rPr>
-                <w:rFonts w:ascii="Times New Roman" w:hAnsi="Times New Roman" w:eastAsia="SimSun"/>
-                <w:b w:val="0"/>
-                <w:sz w:val="20"/>
-              </w:rPr>
-              <w:t>2026/11/2–7</w:t>
-            </w:r>
-          </w:p>
-        </w:tc>
-        <w:tc>
-          <w:tcPr>
-            <w:tcW w:type="dxa" w:w="3443"/>
-          </w:tcPr>
-          <w:p>
-            <w:pPr>
-              <w:spacing w:line="276" w:lineRule="auto" w:after="120"/>
-            </w:pPr>
-            <w:r>
-              <w:rPr>
-                <w:rFonts w:ascii="Times New Roman" w:hAnsi="Times New Roman" w:eastAsia="SimSun"/>
-                <w:b w:val="0"/>
-                <w:sz w:val="20"/>
-              </w:rPr>
-              <w:t>按客户反馈复测与维护</w:t>
             </w:r>
           </w:p>
         </w:tc>
@@ -2778,7 +2627,7 @@
         <w:jc w:val="both"/>
       </w:pPr>
       <w:r>
-        <w:t>第一、二周为当前记录草稿；第三、四周为项目计划，不作为已完成工作或出勤证明。</w:t>
+        <w:t>仅填写第一、二周。其余周次与月份总结留空，之后按实际情况补充。</w:t>
       </w:r>
     </w:p>
     <w:tbl>
@@ -3114,18 +2963,11 @@
         <w:tc>
           <w:tcPr/>
           <w:p>
-            <w:pPr>
-              <w:spacing w:line="360" w:lineRule="auto"/>
-            </w:pPr>
-            <w:r>
-              <w:rPr>
-                <w:rFonts w:ascii="Times New Roman" w:hAnsi="Times New Roman" w:eastAsia="SimSun"/>
-                <w:sz w:val="24"/>
-              </w:rPr>
+            <w:r>
               <w:t>截至 10 月 21 日：研究 HTML、CSS、JavaScript、Apps Script、Sheets 与 Drive，规划数据和流程，并准备初步网站原型。</w:t>
               <w:br/>
               <w:br/>
-              <w:t>原型涵盖商品扫码、员工 ID、数量与照片、库存计算及管理功能。10 月 22–24 日拟检查和整理原型，准备第三周交客户试运行；正式反馈及修改尚待确认。</w:t>
+              <w:t>原型涵盖商品扫码、员工 ID、数量与照片、库存计算及管理功能。10 月 22–24 日拟检查和整理原型，准备交客户检视；正式反馈及修改尚待确认。</w:t>
             </w:r>
           </w:p>
         </w:tc>
@@ -3153,49 +2995,19 @@
         <w:tc>
           <w:tcPr/>
           <w:p>
-            <w:pPr>
-              <w:spacing w:line="360" w:lineRule="auto"/>
-            </w:pPr>
-            <w:r>
-              <w:rPr>
-                <w:rFonts w:ascii="Times New Roman" w:hAnsi="Times New Roman" w:eastAsia="SimSun"/>
-                <w:sz w:val="24"/>
-              </w:rPr>
-              <w:t>第三周</w:t>
-              <w:br/>
-              <w:t>10/26–31</w:t>
-              <w:br/>
-              <w:t>（计划）</w:t>
-            </w:r>
+            <w:r/>
           </w:p>
         </w:tc>
         <w:tc>
           <w:tcPr/>
           <w:p>
-            <w:pPr>
-              <w:spacing w:line="360" w:lineRule="auto"/>
-            </w:pPr>
-            <w:r>
-              <w:rPr>
-                <w:rFonts w:ascii="Times New Roman" w:hAnsi="Times New Roman" w:eastAsia="SimSun"/>
-                <w:sz w:val="24"/>
-              </w:rPr>
-              <w:t>计划由客户检视及试运行，检查扫码、表单、库存与照片，收集意见并记录问题。具体修改待客户反馈。</w:t>
-            </w:r>
+            <w:r/>
           </w:p>
         </w:tc>
         <w:tc>
           <w:tcPr/>
           <w:p>
-            <w:pPr>
-              <w:spacing w:line="360" w:lineRule="auto"/>
-            </w:pPr>
-            <w:r>
-              <w:rPr>
-                <w:rFonts w:ascii="Times New Roman" w:hAnsi="Times New Roman" w:eastAsia="SimSun"/>
-                <w:sz w:val="24"/>
-              </w:rPr>
-            </w:r>
+            <w:r/>
           </w:p>
         </w:tc>
       </w:tr>
@@ -3208,49 +3020,19 @@
         <w:tc>
           <w:tcPr/>
           <w:p>
-            <w:pPr>
-              <w:spacing w:line="360" w:lineRule="auto"/>
-            </w:pPr>
-            <w:r>
-              <w:rPr>
-                <w:rFonts w:ascii="Times New Roman" w:hAnsi="Times New Roman" w:eastAsia="SimSun"/>
-                <w:sz w:val="24"/>
-              </w:rPr>
-              <w:t>第四周</w:t>
-              <w:br/>
-              <w:t>11/2–7</w:t>
-              <w:br/>
-              <w:t>（计划）</w:t>
-            </w:r>
+            <w:r/>
           </w:p>
         </w:tc>
         <w:tc>
           <w:tcPr/>
           <w:p>
-            <w:pPr>
-              <w:spacing w:line="360" w:lineRule="auto"/>
-            </w:pPr>
-            <w:r>
-              <w:rPr>
-                <w:rFonts w:ascii="Times New Roman" w:hAnsi="Times New Roman" w:eastAsia="SimSun"/>
-                <w:sz w:val="24"/>
-              </w:rPr>
-              <w:t>计划继续测试与初期维护，只实施与客户确认的改动并复测。实际修改与结果将在取得反馈后填写。</w:t>
-            </w:r>
+            <w:r/>
           </w:p>
         </w:tc>
         <w:tc>
           <w:tcPr/>
           <w:p>
-            <w:pPr>
-              <w:spacing w:line="360" w:lineRule="auto"/>
-            </w:pPr>
-            <w:r>
-              <w:rPr>
-                <w:rFonts w:ascii="Times New Roman" w:hAnsi="Times New Roman" w:eastAsia="SimSun"/>
-                <w:sz w:val="24"/>
-              </w:rPr>
-            </w:r>
+            <w:r/>
           </w:p>
         </w:tc>
       </w:tr>
@@ -3265,15 +3047,8 @@
             <w:gridSpan w:val="3"/>
           </w:tcPr>
           <w:p>
-            <w:pPr>
-              <w:spacing w:line="360" w:lineRule="auto"/>
-            </w:pPr>
-            <w:r>
-              <w:rPr>
-                <w:rFonts w:ascii="Times New Roman" w:hAnsi="Times New Roman" w:eastAsia="SimSun"/>
-                <w:sz w:val="24"/>
-              </w:rPr>
-              <w:t>月份总结：2026 年 10 月（截至 21 日的阶段性草稿）</w:t>
+            <w:r>
+              <w:t>月份总结：2026 年 10 月</w:t>
             </w:r>
           </w:p>
         </w:tc>
@@ -3289,16 +3064,7 @@
             <w:gridSpan w:val="3"/>
           </w:tcPr>
           <w:p>
-            <w:pPr>
-              <w:spacing w:line="360" w:lineRule="auto"/>
-            </w:pPr>
-            <w:r>
-              <w:rPr>
-                <w:rFonts w:ascii="Times New Roman" w:hAnsi="Times New Roman" w:eastAsia="SimSun"/>
-                <w:sz w:val="24"/>
-              </w:rPr>
-              <w:t>前阶段完成需求、研究、设计及初步原型；后续安排客户检视、试运行、确认改动与维护。月末根据实际反馈及工作更新总结。</w:t>
-            </w:r>
+            <w:r/>
           </w:p>
         </w:tc>
       </w:tr>

--- a/docs/internship-report/Project_1_Internship_Report_Week_1_2_Chinese.docx
+++ b/docs/internship-report/Project_1_Internship_Report_Week_1_2_Chinese.docx
@@ -1005,7 +1005,7 @@
         <w:jc w:val="both"/>
       </w:pPr>
       <w:r>
-        <w:t>本阶段报告仅记录第一个项目——二维码库存管理网站的第一、二周，期间为 2026 年 10 月 12–24 日。内容涵盖客户需求、技术研究、流程与数据设计及初步原型。原型现待客户检视，反馈与修改将在取得实际资料后补充。10 月 21 日之后的安排仍须确认。</w:t>
+        <w:t>本阶段报告涵盖 2026 年 10 月 12–25 日，即第一个项目——二维码库存管理网站的前两个报告周。将上一版相同的需求、研究、流程与数据设计及初步原型内容扩写为逐日记录。原型待客户检视；具体每日分配须核实，21 日之后仍属计划，不将后续反馈、修改与维护写为已完成工作。</w:t>
       </w:r>
     </w:p>
     <w:p>
@@ -1031,7 +1031,7 @@
       </w:r>
     </w:p>
     <w:p>
-      <w:fldSimple w:instr="TOC \o &quot;1-2&quot; \h \z \u">
+      <w:fldSimple w:instr="TOC \o &quot;1-3&quot; \h \z \u">
         <w:r>
           <w:t>在 Word 中右键更新目录。</w:t>
         </w:r>
@@ -1065,7 +1065,7 @@
         <w:jc w:val="both"/>
       </w:pPr>
       <w:r>
-        <w:t>表 A2：第一、二周进度</w:t>
+        <w:t>表 A2：第一、二周进度（10 月 12–25 日）</w:t>
       </w:r>
     </w:p>
     <w:p>
@@ -1191,6 +1191,14 @@
     </w:p>
     <w:p>
       <w:pPr>
+        <w:jc w:val="both"/>
+      </w:pPr>
+      <w:r>
+        <w:t>从技术职责看，HTML 定义商品选择、输入字段及管理表格；CSS 提供手机布局和打印样式；JavaScript 负责交互、输入准备和二维码生成。Apps Script 在后台核对请求并连接表格与文件，避免让工人直接修改库存表。工具分工围绕相同需求展开，没有增加新的项目范围。</w:t>
+      </w:r>
+    </w:p>
+    <w:p>
+      <w:pPr>
         <w:pStyle w:val="Heading2"/>
       </w:pPr>
       <w:r>
@@ -1231,41 +1239,418 @@
     </w:p>
     <w:p>
       <w:pPr>
+        <w:widowControl/>
+        <w:spacing w:line="360" w:lineRule="auto" w:after="200"/>
+        <w:jc w:val="both"/>
+      </w:pPr>
+      <w:r>
+        <w:t>逐日编排说明：本节将上一版相同的活动扩写并按日期暂分配，并非已经核实的逐日出勤日志。12–21 日的具体任务日期须按实际记录确认；22–25 日为未来安排。线上与线下沟通确属原需求，但具体会议日期尚未提供。星期日是否工作待确认，后续客户反馈、修改及维护不预先编写。</w:t>
+      </w:r>
+    </w:p>
+    <w:p>
+      <w:pPr>
         <w:pStyle w:val="Heading2"/>
       </w:pPr>
       <w:r>
-        <w:t>3.1 第一周：需求与流程理解（10 月 12–17 日）</w:t>
+        <w:t>3.1 第一周：2026 年 10 月 12–18 日</w:t>
       </w:r>
     </w:p>
     <w:p>
       <w:pPr>
+        <w:pStyle w:val="Heading3"/>
+      </w:pPr>
+      <w:r>
+        <w:t>2026 年 10 月 12 日（星期一）——项目了解与现有记录查阅</w:t>
+      </w:r>
+    </w:p>
+    <w:p>
+      <w:pPr>
         <w:widowControl/>
+        <w:spacing w:line="360" w:lineRule="auto" w:after="200"/>
         <w:jc w:val="both"/>
       </w:pPr>
       <w:r>
-        <w:t>我通过线上沟通和线下会议了解工人领货及管理员检查库存的方式，查阅现有库存资料和扫码进入表单的流程，识别所需字段并整理初步需求。我也拟定工人与管理员流程，并探索可行的网站方案。</w:t>
+        <w:t>我先了解库存网站项目的用途，并查阅客户提供的资料。库存电子表格列出了需要保留的商品编号、名称、单位与数量。我也查看原有 Google Form 入口，以及包含个别二维码和商品图片的 PDF。这帮助我认识到，网站应改善现有记录流程，而不是另建一个与原操作无关的应用。</w:t>
       </w:r>
     </w:p>
     <w:p>
       <w:pPr>
+        <w:widowControl/>
+        <w:spacing w:line="360" w:lineRule="auto" w:after="200"/>
+        <w:ind w:firstLine="720"/>
+        <w:jc w:val="both"/>
+      </w:pPr>
+      <w:r>
+        <w:t>主要任务是理解起点流程：工人扫描标签后记录一次库存操作。我整理了需要澄清的问题，尤其是进货与领货的区别、每次操作需要的凭证，以及谁可以看到库存数量。当天内容的预期产出是用于需求沟通的初步问题清单。</w:t>
+      </w:r>
+    </w:p>
+    <w:p>
+      <w:pPr>
+        <w:pStyle w:val="Heading3"/>
+      </w:pPr>
+      <w:r>
+        <w:t>2026 年 10 月 13 日（星期二）——线上客户沟通与初步需求</w:t>
+      </w:r>
+    </w:p>
+    <w:p>
+      <w:pPr>
+        <w:widowControl/>
+        <w:spacing w:line="360" w:lineRule="auto" w:after="200"/>
+        <w:jc w:val="both"/>
+      </w:pPr>
+      <w:r>
+        <w:t>我通过线上沟通厘清预期操作方式，重点包括工人如何进入商品表单、应填写什么资料，以及提交后库存如何变化。主要记录字段确定为员工识别资料、操作数量及照片，必要时也可以填写备注。</w:t>
+      </w:r>
+    </w:p>
+    <w:p>
+      <w:pPr>
+        <w:widowControl/>
+        <w:spacing w:line="360" w:lineRule="auto" w:after="200"/>
+        <w:ind w:firstLine="720"/>
+        <w:jc w:val="both"/>
+      </w:pPr>
+      <w:r>
+        <w:t>我把客户期望的结果与实施方法分开。例如，“库存自动减少”需要定义清楚的领货交易和一致的计算规则。我将这些内容整理为初步需求清单，让实际操作描述可以成为设计依据。此项沟通的具体日期仍须以学生实际会议记录核对。</w:t>
+      </w:r>
+    </w:p>
+    <w:p>
+      <w:pPr>
+        <w:pStyle w:val="Heading3"/>
+      </w:pPr>
+      <w:r>
+        <w:t>2026 年 10 月 14 日（星期三）——线下讨论与流程澄清</w:t>
+      </w:r>
+    </w:p>
+    <w:p>
+      <w:pPr>
+        <w:widowControl/>
+        <w:spacing w:line="360" w:lineRule="auto" w:after="200"/>
+        <w:jc w:val="both"/>
+      </w:pPr>
+      <w:r>
+        <w:t>线下讨论用于了解拟议系统如何配合领货操作。重要要求是工人扫码后能看到名称、图片及单位，但实际库存只让管理员查看。进货也应通过管理员授权登记，不作为一般工人的操作。</w:t>
+      </w:r>
+    </w:p>
+    <w:p>
+      <w:pPr>
+        <w:widowControl/>
+        <w:spacing w:line="360" w:lineRule="auto" w:after="200"/>
+        <w:ind w:firstLine="720"/>
+        <w:jc w:val="both"/>
+      </w:pPr>
+      <w:r>
+        <w:t>我考虑 PAIR、PCS、PACK 和 KG 等单位的实际意义，数量输入必须配合该商品的单位，避免把一包误当成一件。我也记录商品编号应保持固定，因为已打印二维码使用这个编号。会议细节和日期须根据学生实际记录确认。</w:t>
+      </w:r>
+    </w:p>
+    <w:p>
+      <w:pPr>
+        <w:pStyle w:val="Heading3"/>
+      </w:pPr>
+      <w:r>
+        <w:t>2026 年 10 月 15 日（星期四）——需求清单整理</w:t>
+      </w:r>
+    </w:p>
+    <w:p>
+      <w:pPr>
+        <w:widowControl/>
+        <w:spacing w:line="360" w:lineRule="auto" w:after="200"/>
+        <w:jc w:val="both"/>
+      </w:pPr>
+      <w:r>
+        <w:t>我把需求分成工人、管理员与系统责任。工人部分包括扫描对应商品、查看资料、填写员工 ID、数量及照片；管理员部分包括查看库存、登记进货、维护商品、更正错误记录、设置警戒值及打印标签。公司名称与 Logo 设置也归入相同的管理范围。</w:t>
+      </w:r>
+    </w:p>
+    <w:p>
+      <w:pPr>
+        <w:widowControl/>
+        <w:spacing w:line="360" w:lineRule="auto" w:after="200"/>
+        <w:ind w:firstLine="720"/>
+        <w:jc w:val="both"/>
+      </w:pPr>
+      <w:r>
+        <w:t>我区分必要行为与后续增强功能。首阶段以已配置的邮件和网页提醒为主，其他消息渠道不纳入当前范围，以避免需求不断扩大。产出是可供客户检视的清单，不将其当成已验收或已完成测试的证明。</w:t>
+      </w:r>
+    </w:p>
+    <w:p>
+      <w:pPr>
+        <w:pStyle w:val="Heading3"/>
+      </w:pPr>
+      <w:r>
+        <w:t>2026 年 10 月 16 日（星期五）——开发方案研究</w:t>
+      </w:r>
+    </w:p>
+    <w:p>
+      <w:pPr>
+        <w:widowControl/>
+        <w:spacing w:line="360" w:lineRule="auto" w:after="200"/>
+        <w:jc w:val="both"/>
+      </w:pPr>
+      <w:r>
+        <w:t>我比较手机友好的网站与原生应用。网站适合现有流程，因为手机相机扫码后便能直接打开商品链接，无须另行安装，管理员也可以使用电脑。我研究 HTML、CSS 与 JavaScript 如何构成表单及响应式界面。</w:t>
+      </w:r>
+    </w:p>
+    <w:p>
+      <w:pPr>
+        <w:widowControl/>
+        <w:spacing w:line="360" w:lineRule="auto" w:after="200"/>
+        <w:ind w:firstLine="720"/>
+        <w:jc w:val="both"/>
+      </w:pPr>
+      <w:r>
+        <w:t>我也研究 Google Apps Script 作为连接 Sheets 和 Drive 的后台。Sheets 可以保存商品及操作记录，Drive 保存照片。这配合已有 Google 工具，减少初始架构工作。我同时记录网络依赖、服务配额，以及不能只靠隐藏按钮、必须由后台检查权限等限制。</w:t>
+      </w:r>
+    </w:p>
+    <w:p>
+      <w:pPr>
+        <w:pStyle w:val="Heading3"/>
+      </w:pPr>
+      <w:r>
+        <w:t>2026 年 10 月 17 日（星期六）——初步流程与数据字段规划</w:t>
+      </w:r>
+    </w:p>
+    <w:p>
+      <w:pPr>
+        <w:widowControl/>
+        <w:spacing w:line="360" w:lineRule="auto" w:after="200"/>
+        <w:jc w:val="both"/>
+      </w:pPr>
+      <w:r>
+        <w:t>我将工人流程整理为扫码、核对商品、输入员工 ID 和数量、附照片及提交。管理员流程涵盖检查库存、进货、修改商品及标签打印。分开描述两类流程，有助于辨认需要管理权限的操作。</w:t>
+      </w:r>
+    </w:p>
+    <w:p>
+      <w:pPr>
+        <w:widowControl/>
+        <w:spacing w:line="360" w:lineRule="auto" w:after="200"/>
+        <w:ind w:firstLine="720"/>
+        <w:jc w:val="both"/>
+      </w:pPr>
+      <w:r>
+        <w:t>我规划分开保存商品与交易。商品包括编号、名称、单位、期初库存、警戒值和图片引用；交易包括对应商品、进出类型、数量、员工 ID、时间及照片引用。计算规则为期初库存加有效进货，再减有效领货。这为初步原型建立基础。星期六的任务归属仍须核对实际出勤。</w:t>
+      </w:r>
+    </w:p>
+    <w:p>
+      <w:pPr>
+        <w:pStyle w:val="Heading3"/>
+      </w:pPr>
+      <w:r>
+        <w:t>2026 年 10 月 18 日（星期日）——活动记录待确认</w:t>
+      </w:r>
+    </w:p>
+    <w:p>
+      <w:pPr>
+        <w:widowControl/>
+        <w:spacing w:line="360" w:lineRule="auto" w:after="200"/>
+        <w:jc w:val="both"/>
+      </w:pPr>
+      <w:r>
+        <w:t>目前没有提供这个星期日的实际工作或出勤资料，因此不声称当天进行了会议、开发或特定工时。如实际为休息日，应按实记录；如确有项目工作，则在提交前补入实际任务与结果。</w:t>
+      </w:r>
+    </w:p>
+    <w:p>
+      <w:pPr>
         <w:pStyle w:val="Heading2"/>
       </w:pPr>
       <w:r>
-        <w:t>3.2 第二周：研究、设计与初步开发（10 月 19–24 日）</w:t>
+        <w:t>3.2 第二周：2026 年 10 月 19–25 日</w:t>
       </w:r>
     </w:p>
     <w:p>
       <w:pPr>
+        <w:pStyle w:val="Heading3"/>
+      </w:pPr>
+      <w:r>
+        <w:t>2026 年 10 月 19 日（星期一）——数据组织与原型结构</w:t>
+      </w:r>
+    </w:p>
+    <w:p>
+      <w:pPr>
         <w:widowControl/>
+        <w:spacing w:line="360" w:lineRule="auto" w:after="200"/>
         <w:jc w:val="both"/>
       </w:pPr>
       <w:r>
-        <w:t>截至 10 月 21 日，工作集中于工具选择、商品与交易数据设计，以及初步网站开发。原型整合了二维码商品选择、员工 ID、数量、照片、库存计算及管理员功能。本周其余时间安排检查原型并准备交给客户检视。正式验收及客户要求的修改仍待确认。</w:t>
+        <w:t>我完善 Products、Transactions 和 Settings 的数据组织。商品资料与库存交易分开，便于追踪变化；Settings 用于公司名称及 Logo。数据模型也区分商品展示图片与每一笔操作的现场照片。</w:t>
       </w:r>
     </w:p>
     <w:p>
       <w:pPr>
+        <w:widowControl/>
+        <w:spacing w:line="360" w:lineRule="auto" w:after="200"/>
+        <w:ind w:firstLine="720"/>
+        <w:jc w:val="both"/>
+      </w:pPr>
+      <w:r>
+        <w:t>页面结构分为工人表单、管理员库存页及二维码标签页，使用相同商品编号连接库存记录、表单和标签。期初库存视为需要盘点核实的起点，不用它代替正常进货。产出是更清楚的界面与记录连接方式。</w:t>
+      </w:r>
+    </w:p>
+    <w:p>
+      <w:pPr>
+        <w:pStyle w:val="Heading3"/>
+      </w:pPr>
+      <w:r>
+        <w:t>2026 年 10 月 20 日（星期二）——工人界面与提交流程</w:t>
+      </w:r>
+    </w:p>
+    <w:p>
+      <w:pPr>
+        <w:widowControl/>
+        <w:spacing w:line="360" w:lineRule="auto" w:after="200"/>
+        <w:jc w:val="both"/>
+      </w:pPr>
+      <w:r>
+        <w:t>我使用 HTML、CSS 和 JavaScript 建立初步工人界面。表单显示所选商品，接收员工 ID 和数量，并要求照片。由于扫码是主要入口，布局需要在手机上保持易读。</w:t>
+      </w:r>
+    </w:p>
+    <w:p>
+      <w:pPr>
+        <w:widowControl/>
+        <w:spacing w:line="360" w:lineRule="auto" w:after="200"/>
+        <w:ind w:firstLine="720"/>
+        <w:jc w:val="both"/>
+      </w:pPr>
+      <w:r>
+        <w:t>我考虑提交后的处理步骤：验证输入、识别商品、区分进货和领货，以及保存照片引用。设计包括正数数量、库存不足拦截及重复请求处理。员工 ID 作为文字保留，以支持字母和开头的 0，但不将填写 ID 视为已核实身份。</w:t>
+      </w:r>
+    </w:p>
+    <w:p>
+      <w:pPr>
+        <w:pStyle w:val="Heading3"/>
+      </w:pPr>
+      <w:r>
+        <w:t>2026 年 10 月 21 日（星期三）——初步管理功能与审阅准备</w:t>
+      </w:r>
+    </w:p>
+    <w:p>
+      <w:pPr>
+        <w:widowControl/>
+        <w:spacing w:line="360" w:lineRule="auto" w:after="200"/>
+        <w:jc w:val="both"/>
+      </w:pPr>
+      <w:r>
+        <w:t>我将管理员需求整合到初步原型，包括库存与近期记录、商品维护、警戒值、照片更新及商品二维码生成。标签选择需要支持单件、多件或全部，并能在打印前移除误选项。</w:t>
+      </w:r>
+    </w:p>
+    <w:p>
+      <w:pPr>
+        <w:widowControl/>
+        <w:spacing w:line="360" w:lineRule="auto" w:after="200"/>
+        <w:ind w:firstLine="720"/>
+        <w:jc w:val="both"/>
+      </w:pPr>
+      <w:r>
+        <w:t>我也考虑如何受控地更正错误库存记录：只撤销一次库存影响，保留原始记录与原因；删除进货不能造成负库存。研究、设计及初步原型已准备供客户检视，但客户验收和具体修改仍待反馈，不能混同为已完成交付。</w:t>
+      </w:r>
+    </w:p>
+    <w:p>
+      <w:pPr>
+        <w:pStyle w:val="Heading3"/>
+      </w:pPr>
+      <w:r>
+        <w:t>2026 年 10 月 22 日（星期四）——计划检查原型与资料</w:t>
+      </w:r>
+    </w:p>
+    <w:p>
+      <w:pPr>
+        <w:widowControl/>
+        <w:spacing w:line="360" w:lineRule="auto" w:after="200"/>
+        <w:jc w:val="both"/>
+      </w:pPr>
+      <w:r>
+        <w:t>计划内容：根据现有需求清单检查原型，重点核对商品编号、单位、员工 ID、数量和照片字段；检查工人页面不显示库存，进货操作需要管理员授权。</w:t>
+      </w:r>
+    </w:p>
+    <w:p>
+      <w:pPr>
+        <w:widowControl/>
+        <w:spacing w:line="360" w:lineRule="auto" w:after="200"/>
+        <w:ind w:firstLine="720"/>
+        <w:jc w:val="both"/>
+      </w:pPr>
+      <w:r>
+        <w:t>预期产出是客户审阅前需要澄清的差异或遗漏清单。不预先声称发现了特定故障、完成修复或通过测试，实际检查内容及结果应在执行后替换这项计划。</w:t>
+      </w:r>
+    </w:p>
+    <w:p>
+      <w:pPr>
+        <w:pStyle w:val="Heading3"/>
+      </w:pPr>
+      <w:r>
+        <w:t>2026 年 10 月 23 日（星期五）——计划检视标签与管理界面</w:t>
+      </w:r>
+    </w:p>
+    <w:p>
+      <w:pPr>
+        <w:widowControl/>
+        <w:spacing w:line="360" w:lineRule="auto" w:after="200"/>
+        <w:jc w:val="both"/>
+      </w:pPr>
+      <w:r>
+        <w:t>计划内容：检视商品二维码链接和标签排版，包括编号、名称、单位、可用照片和可选文字；检查已选清单清楚显示打印对象，移除选项不会删除商品。</w:t>
+      </w:r>
+    </w:p>
+    <w:p>
+      <w:pPr>
+        <w:widowControl/>
+        <w:spacing w:line="360" w:lineRule="auto" w:after="200"/>
+        <w:ind w:firstLine="720"/>
+        <w:jc w:val="both"/>
+      </w:pPr>
+      <w:r>
+        <w:t>管理界面检视拟包括已在需求内的公司名称与 Logo、商品资料及记录更正控制。这是现有范围内的准备，不新增功能承诺。实际发现的问题及结果待执行后记录。</w:t>
+      </w:r>
+    </w:p>
+    <w:p>
+      <w:pPr>
+        <w:pStyle w:val="Heading3"/>
+      </w:pPr>
+      <w:r>
+        <w:t>2026 年 10 月 24 日（星期六）——计划整理客户审阅材料</w:t>
+      </w:r>
+    </w:p>
+    <w:p>
+      <w:pPr>
+        <w:widowControl/>
+        <w:spacing w:line="360" w:lineRule="auto" w:after="200"/>
+        <w:jc w:val="both"/>
+      </w:pPr>
+      <w:r>
+        <w:t>计划内容：整理初步需求、流程说明和原型，让客户能够一起检视；准备可供确认功能、要求修改或填写意见的客户需求表，并保持预期行为与报告一致。</w:t>
+      </w:r>
+    </w:p>
+    <w:p>
+      <w:pPr>
+        <w:widowControl/>
+        <w:spacing w:line="360" w:lineRule="auto" w:after="200"/>
+        <w:ind w:firstLine="720"/>
+        <w:jc w:val="both"/>
+      </w:pPr>
+      <w:r>
+        <w:t>预期阶段成果是准备好接受反馈的原型，不假定已取得最终验收。由于尚未收到反馈，具体修改及维护不预先编写。这个星期六是否工作及实际完成了哪些准备，都需要之后确认。</w:t>
+      </w:r>
+    </w:p>
+    <w:p>
+      <w:pPr>
+        <w:pStyle w:val="Heading3"/>
+      </w:pPr>
+      <w:r>
+        <w:t>2026 年 10 月 25 日（星期日）——工作安排待确认</w:t>
+      </w:r>
+    </w:p>
+    <w:p>
+      <w:pPr>
+        <w:widowControl/>
+        <w:spacing w:line="360" w:lineRule="auto" w:after="200"/>
+        <w:jc w:val="both"/>
+      </w:pPr>
+      <w:r>
+        <w:t>保留此日期是为了覆盖要求的 10 月 12–25 日，但不假定当天有工作；相对本稿日期，这也是未来日期。如实际休息，按休息日记录；如有项目工作，之后补入核实内容。不声称当天已完成客户检视、测试、修改或维护。</w:t>
+      </w:r>
+    </w:p>
+    <w:p>
+      <w:pPr>
         <w:pStyle w:val="Heading1"/>
+        <w:pageBreakBefore/>
       </w:pPr>
       <w:r>
         <w:t>第四章——工作任务与专业实践</w:t>
@@ -1303,6 +1688,14 @@
       </w:pPr>
       <w:r>
         <w:t>正式使用前须核实期初库存，清楚标识测试记录，并在更正时保留核查资料。密码与私人照片链接不应公开。项目促进软件设计及工具应用能力（CO1–CO2）、沟通与自主学习（CO5–CO7），以及负责任地处理客户资料（CO3–CO4）。</w:t>
+      </w:r>
+    </w:p>
+    <w:p>
+      <w:pPr>
+        <w:jc w:val="both"/>
+      </w:pPr>
+      <w:r>
+        <w:t>本阶段的主要困难是把日常操作描述转化为明确规则，例如数量使用哪个单位、哪些信息需要隐藏、记录填错后如何更正。我以分类需求、分开工人与管理员流程，以及明确数据字段的方式处理。这加强了沟通、独立研究和问题拆解能力；客户意见尚待收集，因此不虚构具体修改结果。</w:t>
       </w:r>
     </w:p>
     <w:p>
@@ -1880,7 +2273,7 @@
         <w:pStyle w:val="Heading2"/>
       </w:pPr>
       <w:r>
-        <w:t>表 A2：第一、二周进度</w:t>
+        <w:t>表 A2：第一、二周进度（10 月 12–25 日）</w:t>
       </w:r>
     </w:p>
     <w:tbl>
@@ -1977,16 +2370,8 @@
             <w:tcW w:type="dxa" w:w="3443"/>
           </w:tcPr>
           <w:p>
-            <w:pPr>
-              <w:spacing w:line="276" w:lineRule="auto" w:after="120"/>
-            </w:pPr>
-            <w:r>
-              <w:rPr>
-                <w:rFonts w:ascii="Times New Roman" w:hAnsi="Times New Roman" w:eastAsia="SimSun"/>
-                <w:b w:val="0"/>
-                <w:sz w:val="20"/>
-              </w:rPr>
-              <w:t>2026/10/12–17</w:t>
+            <w:r>
+              <w:t>2026/10/12–18</w:t>
             </w:r>
           </w:p>
         </w:tc>
@@ -2033,16 +2418,8 @@
             <w:tcW w:type="dxa" w:w="3443"/>
           </w:tcPr>
           <w:p>
-            <w:pPr>
-              <w:spacing w:line="276" w:lineRule="auto" w:after="120"/>
-            </w:pPr>
-            <w:r>
-              <w:rPr>
-                <w:rFonts w:ascii="Times New Roman" w:hAnsi="Times New Roman" w:eastAsia="SimSun"/>
-                <w:b w:val="0"/>
-                <w:sz w:val="20"/>
-              </w:rPr>
-              <w:t>2026/10/19–24</w:t>
+            <w:r>
+              <w:t>2026/10/19–25</w:t>
             </w:r>
           </w:p>
         </w:tc>
@@ -2890,11 +3267,7 @@
               </w:rPr>
               <w:t>第一周</w:t>
               <w:br/>
-              <w:t>2026 年</w:t>
-              <w:br/>
-              <w:t>10 月</w:t>
-              <w:br/>
-              <w:t>12–17 日</w:t>
+              <w:t>10/12–18</w:t>
             </w:r>
           </w:p>
         </w:tc>
@@ -2909,16 +3282,25 @@
                 <w:rFonts w:ascii="Times New Roman" w:hAnsi="Times New Roman" w:eastAsia="SimSun"/>
                 <w:sz w:val="24"/>
               </w:rPr>
-              <w:t>项目一：基于二维码的库存管理网站——需求分析。</w:t>
+              <w:t>12/10：了解项目及查阅现有库存、表单和二维码资料。</w:t>
               <w:br/>
               <w:br/>
-              <w:t>通过线上讨论及线下会议与客户沟通，了解现有库存记录流程，以及工人扫描商品二维码的操作需求。</w:t>
+              <w:t>13/10：线上需求讨论（具体日期待核对）。</w:t>
               <w:br/>
               <w:br/>
-              <w:t>查阅库存电子表格、Google Form 和二维码 PDF，整理商品识别、进货与领货、照片凭证、管理员权限及补货警戒值等初步需求。</w:t>
+              <w:t>14/10：线下澄清角色、单位与扫码流程（日期待核对）。</w:t>
               <w:br/>
               <w:br/>
-              <w:t>拟定工人与管理员的主要操作流程，并研究以手机友好的网站代替原生应用程序的可行性。</w:t>
+              <w:t>15/10：整理工人、管理员及系统需求。</w:t>
+              <w:br/>
+              <w:br/>
+              <w:t>16/10：研究网页方案及开发工具。</w:t>
+              <w:br/>
+              <w:br/>
+              <w:t>17/10：拟定流程与数据字段（工作日期待核对）。</w:t>
+              <w:br/>
+              <w:br/>
+              <w:t>18/10：星期日，工作安排待确认。</w:t>
             </w:r>
           </w:p>
         </w:tc>
@@ -2956,18 +3338,40 @@
               </w:rPr>
               <w:t>第二周</w:t>
               <w:br/>
-              <w:t>10/19–24</w:t>
+              <w:t>10/19–25</w:t>
             </w:r>
           </w:p>
         </w:tc>
         <w:tc>
           <w:tcPr/>
           <w:p>
-            <w:r>
-              <w:t>截至 10 月 21 日：研究 HTML、CSS、JavaScript、Apps Script、Sheets 与 Drive，规划数据和流程，并准备初步网站原型。</w:t>
+            <w:pPr>
+              <w:spacing w:line="360" w:lineRule="auto"/>
+            </w:pPr>
+            <w:r>
+              <w:rPr>
+                <w:rFonts w:ascii="Times New Roman" w:hAnsi="Times New Roman" w:eastAsia="SimSun"/>
+                <w:sz w:val="24"/>
+              </w:rPr>
+              <w:t>19/10：完善商品、交易及设置数据组织。</w:t>
               <w:br/>
               <w:br/>
-              <w:t>原型涵盖商品扫码、员工 ID、数量与照片、库存计算及管理功能。10 月 22–24 日拟检查和整理原型，准备交客户检视；正式反馈及修改尚待确认。</w:t>
+              <w:t>20/10：初步工人界面与提交流程。</w:t>
+              <w:br/>
+              <w:br/>
+              <w:t>21/10：整理管理功能及原型，准备客户检视。</w:t>
+              <w:br/>
+              <w:br/>
+              <w:t>22/10（计划）：按既有需求检查原型与资料。</w:t>
+              <w:br/>
+              <w:br/>
+              <w:t>23/10（计划）：检视标签及管理界面。</w:t>
+              <w:br/>
+              <w:br/>
+              <w:t>24/10（计划）：整理需求表及客户审阅材料。</w:t>
+              <w:br/>
+              <w:br/>
+              <w:t>25/10：星期日，工作安排待确认。</w:t>
             </w:r>
           </w:p>
         </w:tc>
@@ -2995,19 +3399,43 @@
         <w:tc>
           <w:tcPr/>
           <w:p>
-            <w:r/>
+            <w:pPr>
+              <w:spacing w:line="360" w:lineRule="auto"/>
+            </w:pPr>
+            <w:r>
+              <w:rPr>
+                <w:rFonts w:ascii="Times New Roman" w:hAnsi="Times New Roman" w:eastAsia="SimSun"/>
+                <w:sz w:val="24"/>
+              </w:rPr>
+            </w:r>
           </w:p>
         </w:tc>
         <w:tc>
           <w:tcPr/>
           <w:p>
-            <w:r/>
+            <w:pPr>
+              <w:spacing w:line="360" w:lineRule="auto"/>
+            </w:pPr>
+            <w:r>
+              <w:rPr>
+                <w:rFonts w:ascii="Times New Roman" w:hAnsi="Times New Roman" w:eastAsia="SimSun"/>
+                <w:sz w:val="24"/>
+              </w:rPr>
+            </w:r>
           </w:p>
         </w:tc>
         <w:tc>
           <w:tcPr/>
           <w:p>
-            <w:r/>
+            <w:pPr>
+              <w:spacing w:line="360" w:lineRule="auto"/>
+            </w:pPr>
+            <w:r>
+              <w:rPr>
+                <w:rFonts w:ascii="Times New Roman" w:hAnsi="Times New Roman" w:eastAsia="SimSun"/>
+                <w:sz w:val="24"/>
+              </w:rPr>
+            </w:r>
           </w:p>
         </w:tc>
       </w:tr>
@@ -3020,19 +3448,43 @@
         <w:tc>
           <w:tcPr/>
           <w:p>
-            <w:r/>
+            <w:pPr>
+              <w:spacing w:line="360" w:lineRule="auto"/>
+            </w:pPr>
+            <w:r>
+              <w:rPr>
+                <w:rFonts w:ascii="Times New Roman" w:hAnsi="Times New Roman" w:eastAsia="SimSun"/>
+                <w:sz w:val="24"/>
+              </w:rPr>
+            </w:r>
           </w:p>
         </w:tc>
         <w:tc>
           <w:tcPr/>
           <w:p>
-            <w:r/>
+            <w:pPr>
+              <w:spacing w:line="360" w:lineRule="auto"/>
+            </w:pPr>
+            <w:r>
+              <w:rPr>
+                <w:rFonts w:ascii="Times New Roman" w:hAnsi="Times New Roman" w:eastAsia="SimSun"/>
+                <w:sz w:val="24"/>
+              </w:rPr>
+            </w:r>
           </w:p>
         </w:tc>
         <w:tc>
           <w:tcPr/>
           <w:p>
-            <w:r/>
+            <w:pPr>
+              <w:spacing w:line="360" w:lineRule="auto"/>
+            </w:pPr>
+            <w:r>
+              <w:rPr>
+                <w:rFonts w:ascii="Times New Roman" w:hAnsi="Times New Roman" w:eastAsia="SimSun"/>
+                <w:sz w:val="24"/>
+              </w:rPr>
+            </w:r>
           </w:p>
         </w:tc>
       </w:tr>
@@ -3047,7 +3499,14 @@
             <w:gridSpan w:val="3"/>
           </w:tcPr>
           <w:p>
-            <w:r>
+            <w:pPr>
+              <w:spacing w:line="360" w:lineRule="auto"/>
+            </w:pPr>
+            <w:r>
+              <w:rPr>
+                <w:rFonts w:ascii="Times New Roman" w:hAnsi="Times New Roman" w:eastAsia="SimSun"/>
+                <w:sz w:val="24"/>
+              </w:rPr>
               <w:t>月份总结：2026 年 10 月</w:t>
             </w:r>
           </w:p>
@@ -3064,7 +3523,15 @@
             <w:gridSpan w:val="3"/>
           </w:tcPr>
           <w:p>
-            <w:r/>
+            <w:pPr>
+              <w:spacing w:line="360" w:lineRule="auto"/>
+            </w:pPr>
+            <w:r>
+              <w:rPr>
+                <w:rFonts w:ascii="Times New Roman" w:hAnsi="Times New Roman" w:eastAsia="SimSun"/>
+                <w:sz w:val="24"/>
+              </w:rPr>
+            </w:r>
           </w:p>
         </w:tc>
       </w:tr>
@@ -12138,14 +12605,15 @@
     <w:basedOn w:val="Normal"/>
     <w:next w:val="Normal"/>
     <w:pPr>
-      <w:keepNext w:val="1"/>
+      <w:keepNext/>
       <w:keepLines w:val="1"/>
       <w:pageBreakBefore w:val="0"/>
-      <w:spacing w:after="80" w:before="280" w:lineRule="auto"/>
+      <w:spacing w:after="120" w:before="240" w:lineRule="auto"/>
     </w:pPr>
     <w:rPr>
-      <w:b w:val="1"/>
-      <w:sz w:val="28"/>
+      <w:rFonts w:ascii="Times New Roman" w:hAnsi="Times New Roman" w:eastAsia="SimSun"/>
+      <w:b/>
+      <w:sz w:val="24"/>
       <w:szCs w:val="28"/>
     </w:rPr>
   </w:style>

--- a/docs/internship-report/Project_1_Internship_Report_Week_1_2_Chinese.docx
+++ b/docs/internship-report/Project_1_Internship_Report_Week_1_2_Chinese.docx
@@ -1244,7 +1244,7 @@
         <w:jc w:val="both"/>
       </w:pPr>
       <w:r>
-        <w:t>逐日编排说明：本节将上一版相同的活动扩写并按日期暂分配，并非已经核实的逐日出勤日志。12–21 日的具体任务日期须按实际记录确认；22–25 日为未来安排。线上与线下沟通确属原需求，但具体会议日期尚未提供。星期日是否工作待确认，后续客户反馈、修改及维护不预先编写。</w:t>
+        <w:t>逐日编排说明：本节将上一版相同的活动扩写并按日期暂分配，并非已经核实的逐日出勤日志。12–21 日的具体任务日期须按实际记录确认；22–25 日为未来安排。线上与线下沟通确属原需求，但具体会议日期尚未提供。星期六工作至中午 12 点，星期日没有上班，后续客户反馈、修改及维护不预先编写。</w:t>
       </w:r>
     </w:p>
     <w:p>
@@ -1405,7 +1405,7 @@
         <w:pStyle w:val="Heading3"/>
       </w:pPr>
       <w:r>
-        <w:t>2026 年 10 月 17 日（星期六）——初步流程与数据字段规划</w:t>
+        <w:t>2026 年 10 月 17 日（星期六，工作至中午 12 点）——初步流程与数据字段规划</w:t>
       </w:r>
     </w:p>
     <w:p>
@@ -1426,7 +1426,7 @@
         <w:jc w:val="both"/>
       </w:pPr>
       <w:r>
-        <w:t>我规划分开保存商品与交易。商品包括编号、名称、单位、期初库存、警戒值和图片引用；交易包括对应商品、进出类型、数量、员工 ID、时间及照片引用。计算规则为期初库存加有效进货，再减有效领货。这为初步原型建立基础。星期六的任务归属仍须核对实际出勤。</w:t>
+        <w:t>我规划分开保存商品与交易。商品包括编号、名称、单位、期初库存、警戒值和图片引用；交易包括对应商品、进出类型、数量、员工 ID、时间及照片引用。计算规则为期初库存加有效进货，再减有效领货。这为初步原型建立基础。星期六为半天工作，至中午 12 点；具体任务日期仍须按实际记录核对。</w:t>
       </w:r>
     </w:p>
     <w:p>
@@ -1434,7 +1434,7 @@
         <w:pStyle w:val="Heading3"/>
       </w:pPr>
       <w:r>
-        <w:t>2026 年 10 月 18 日（星期日）——活动记录待确认</w:t>
+        <w:t>2026 年 10 月 18 日（星期日）——休息日</w:t>
       </w:r>
     </w:p>
     <w:p>
@@ -1444,7 +1444,7 @@
         <w:jc w:val="both"/>
       </w:pPr>
       <w:r>
-        <w:t>目前没有提供这个星期日的实际工作或出勤资料，因此不声称当天进行了会议、开发或特定工时。如实际为休息日，应按实记录；如确有项目工作，则在提交前补入实际任务与结果。</w:t>
+        <w:t>星期日为休息日，没有上班。本日不记录会议、开发或项目任务。</w:t>
       </w:r>
     </w:p>
     <w:p>
@@ -1605,7 +1605,7 @@
         <w:pStyle w:val="Heading3"/>
       </w:pPr>
       <w:r>
-        <w:t>2026 年 10 月 24 日（星期六）——计划整理客户审阅材料</w:t>
+        <w:t>2026 年 10 月 24 日（星期六，工作至中午 12 点）——计划整理客户审阅材料</w:t>
       </w:r>
     </w:p>
     <w:p>
@@ -1626,7 +1626,7 @@
         <w:jc w:val="both"/>
       </w:pPr>
       <w:r>
-        <w:t>预期阶段成果是准备好接受反馈的原型，不假定已取得最终验收。由于尚未收到反馈，具体修改及维护不预先编写。这个星期六是否工作及实际完成了哪些准备，都需要之后确认。</w:t>
+        <w:t>预期阶段成果是准备好接受反馈的原型，不假定已取得最终验收。由于尚未收到反馈，具体修改及维护不预先编写。星期六仅安排上午工作，至中午 12 点；实际完成的准备内容仍待确认。</w:t>
       </w:r>
     </w:p>
     <w:p>
@@ -1634,7 +1634,7 @@
         <w:pStyle w:val="Heading3"/>
       </w:pPr>
       <w:r>
-        <w:t>2026 年 10 月 25 日（星期日）——工作安排待确认</w:t>
+        <w:t>2026 年 10 月 25 日（星期日）——休息日</w:t>
       </w:r>
     </w:p>
     <w:p>
@@ -1644,7 +1644,7 @@
         <w:jc w:val="both"/>
       </w:pPr>
       <w:r>
-        <w:t>保留此日期是为了覆盖要求的 10 月 12–25 日，但不假定当天有工作；相对本稿日期，这也是未来日期。如实际休息，按休息日记录；如有项目工作，之后补入核实内容。不声称当天已完成客户检视、测试、修改或维护。</w:t>
+        <w:t>按已确认的工作安排，星期日没有上班。本日为计划休息日，不安排工作任务，也不记录尚未发生的会议、测试或修改。</w:t>
       </w:r>
     </w:p>
     <w:p>
@@ -3297,10 +3297,10 @@
               <w:t>16/10：研究网页方案及开发工具。</w:t>
               <w:br/>
               <w:br/>
-              <w:t>17/10：拟定流程与数据字段（工作日期待核对）。</w:t>
+              <w:t>17/10（上午，至中午 12 点）：拟定流程与数据字段。</w:t>
               <w:br/>
               <w:br/>
-              <w:t>18/10：星期日，工作安排待确认。</w:t>
+              <w:t>18/10：星期日休息，没有上班。</w:t>
             </w:r>
           </w:p>
         </w:tc>
@@ -3368,10 +3368,10 @@
               <w:t>23/10（计划）：检视标签及管理界面。</w:t>
               <w:br/>
               <w:br/>
-              <w:t>24/10（计划）：整理需求表及客户审阅材料。</w:t>
+              <w:t>24/10（上午计划，至中午 12 点）：整理需求表及客户审阅材料。</w:t>
               <w:br/>
               <w:br/>
-              <w:t>25/10：星期日，工作安排待确认。</w:t>
+              <w:t>25/10：星期日休息，不安排工作。</w:t>
             </w:r>
           </w:p>
         </w:tc>

--- a/docs/internship-report/Project_1_Internship_Report_Week_1_2_Chinese.docx
+++ b/docs/internship-report/Project_1_Internship_Report_Week_1_2_Chinese.docx
@@ -1031,7 +1031,7 @@
       </w:r>
     </w:p>
     <w:p>
-      <w:fldSimple w:instr="TOC \o &quot;1-3&quot; \h \z \u">
+      <w:fldSimple w:instr="TOC \o &quot;1-2&quot; \h \z \u">
         <w:r>
           <w:t>在 Word 中右键更新目录。</w:t>
         </w:r>
@@ -1257,194 +1257,170 @@
     </w:p>
     <w:p>
       <w:pPr>
-        <w:pStyle w:val="Heading3"/>
+        <w:keepNext w:val="0"/>
+        <w:widowControl/>
+        <w:spacing w:line="360" w:lineRule="auto" w:before="0" w:after="120"/>
+        <w:ind w:firstLine="0"/>
+        <w:jc w:val="both"/>
       </w:pPr>
       <w:r>
-        <w:t>2026 年 10 月 12 日（星期一）——项目了解与现有记录查阅</w:t>
+        <w:rPr>
+          <w:rFonts w:ascii="Times New Roman" w:hAnsi="Times New Roman" w:eastAsia="SimSun"/>
+          <w:b/>
+          <w:sz w:val="24"/>
+        </w:rPr>
+        <w:t xml:space="preserve">2026 年 10 月 12 日（星期一）——项目了解与现有记录查阅 — </w:t>
+      </w:r>
+      <w:r>
+        <w:rPr>
+          <w:rFonts w:ascii="Times New Roman" w:hAnsi="Times New Roman" w:eastAsia="SimSun"/>
+          <w:sz w:val="24"/>
+        </w:rPr>
+        <w:t>我查阅库存表、现有 Google Form 和商品二维码及图片 PDF，理解原有记录流程，识别编号、名称、单位及库存等主要资料。我梳理工人扫码后记录操作的基本流程，并整理进货与领货区别、照片凭证及管理员库存可见性等问题，为需求沟通作准备。</w:t>
       </w:r>
     </w:p>
     <w:p>
       <w:pPr>
+        <w:keepNext w:val="0"/>
         <w:widowControl/>
-        <w:spacing w:line="360" w:lineRule="auto" w:after="200"/>
+        <w:spacing w:line="360" w:lineRule="auto" w:before="0" w:after="120"/>
+        <w:ind w:firstLine="0"/>
         <w:jc w:val="both"/>
       </w:pPr>
       <w:r>
-        <w:t>我先了解库存网站项目的用途，并查阅客户提供的资料。库存电子表格列出了需要保留的商品编号、名称、单位与数量。我也查看原有 Google Form 入口，以及包含个别二维码和商品图片的 PDF。这帮助我认识到，网站应改善现有记录流程，而不是另建一个与原操作无关的应用。</w:t>
+        <w:rPr>
+          <w:rFonts w:ascii="Times New Roman" w:hAnsi="Times New Roman" w:eastAsia="SimSun"/>
+          <w:b/>
+          <w:sz w:val="24"/>
+        </w:rPr>
+        <w:t xml:space="preserve">2026 年 10 月 13 日（星期二）——线上客户沟通与初步需求 — </w:t>
+      </w:r>
+      <w:r>
+        <w:rPr>
+          <w:rFonts w:ascii="Times New Roman" w:hAnsi="Times New Roman" w:eastAsia="SimSun"/>
+          <w:sz w:val="24"/>
+        </w:rPr>
+        <w:t>我通过线上沟通厘清进入商品表单、员工识别、数量、照片及可选备注等需求，将“自动扣库存”等期望转化为明确的交易与计算规则，并整理初步需求清单，让客户的日常操作描述成为设计依据。具体沟通日期仍须按实际会议记录核对。</w:t>
       </w:r>
     </w:p>
     <w:p>
       <w:pPr>
+        <w:keepNext w:val="0"/>
         <w:widowControl/>
-        <w:spacing w:line="360" w:lineRule="auto" w:after="200"/>
-        <w:ind w:firstLine="720"/>
+        <w:spacing w:line="360" w:lineRule="auto" w:before="0" w:after="120"/>
+        <w:ind w:firstLine="0"/>
         <w:jc w:val="both"/>
       </w:pPr>
       <w:r>
-        <w:t>主要任务是理解起点流程：工人扫描标签后记录一次库存操作。我整理了需要澄清的问题，尤其是进货与领货的区别、每次操作需要的凭证，以及谁可以看到库存数量。当天内容的预期产出是用于需求沟通的初步问题清单。</w:t>
+        <w:rPr>
+          <w:rFonts w:ascii="Times New Roman" w:hAnsi="Times New Roman" w:eastAsia="SimSun"/>
+          <w:b/>
+          <w:sz w:val="24"/>
+        </w:rPr>
+        <w:t xml:space="preserve">2026 年 10 月 14 日（星期三）——线下讨论与流程澄清 — </w:t>
+      </w:r>
+      <w:r>
+        <w:rPr>
+          <w:rFonts w:ascii="Times New Roman" w:hAnsi="Times New Roman" w:eastAsia="SimSun"/>
+          <w:sz w:val="24"/>
+        </w:rPr>
+        <w:t>线下讨论明确了工人只看名称、图片与单位，库存数量仅供管理员查看，进货也需要管理员授权。我考虑 PAIR、PCS、PACK 和 KG 的含义，避免数量被错误理解，并记录商品编号应保持稳定，因为已打印标签使用该编号。会议细节和日期仍须按实际记录确认。</w:t>
       </w:r>
     </w:p>
     <w:p>
       <w:pPr>
-        <w:pStyle w:val="Heading3"/>
+        <w:keepNext w:val="0"/>
+        <w:widowControl/>
+        <w:spacing w:line="360" w:lineRule="auto" w:before="0" w:after="120"/>
+        <w:ind w:firstLine="0"/>
+        <w:jc w:val="both"/>
       </w:pPr>
       <w:r>
-        <w:t>2026 年 10 月 13 日（星期二）——线上客户沟通与初步需求</w:t>
+        <w:rPr>
+          <w:rFonts w:ascii="Times New Roman" w:hAnsi="Times New Roman" w:eastAsia="SimSun"/>
+          <w:b/>
+          <w:sz w:val="24"/>
+        </w:rPr>
+        <w:t xml:space="preserve">2026 年 10 月 15 日（星期四）——需求清单整理 — </w:t>
+      </w:r>
+      <w:r>
+        <w:rPr>
+          <w:rFonts w:ascii="Times New Roman" w:hAnsi="Times New Roman" w:eastAsia="SimSun"/>
+          <w:sz w:val="24"/>
+        </w:rPr>
+        <w:t>我将需求分为工人、管理员和系统功能，包括扫码、员工 ID 与照片、库存计算、商品维护、错误更正、警戒值、公司标识及标签打印。我区分必要行为与后续增强，把额外消息渠道排除在首阶段范围外，形成较清楚的客户审阅清单，不将其当作所有功能已验收或正式测试的证明。</w:t>
       </w:r>
     </w:p>
     <w:p>
       <w:pPr>
+        <w:keepNext w:val="0"/>
         <w:widowControl/>
-        <w:spacing w:line="360" w:lineRule="auto" w:after="200"/>
+        <w:spacing w:line="360" w:lineRule="auto" w:before="0" w:after="120"/>
+        <w:ind w:firstLine="0"/>
         <w:jc w:val="both"/>
       </w:pPr>
       <w:r>
-        <w:t>我通过线上沟通厘清预期操作方式，重点包括工人如何进入商品表单、应填写什么资料，以及提交后库存如何变化。主要记录字段确定为员工识别资料、操作数量及照片，必要时也可以填写备注。</w:t>
+        <w:rPr>
+          <w:rFonts w:ascii="Times New Roman" w:hAnsi="Times New Roman" w:eastAsia="SimSun"/>
+          <w:b/>
+          <w:sz w:val="24"/>
+        </w:rPr>
+        <w:t xml:space="preserve">2026 年 10 月 16 日（星期五）——开发方案研究 — </w:t>
+      </w:r>
+      <w:r>
+        <w:rPr>
+          <w:rFonts w:ascii="Times New Roman" w:hAnsi="Times New Roman" w:eastAsia="SimSun"/>
+          <w:sz w:val="24"/>
+        </w:rPr>
+        <w:t>我比较手机网站与原生应用，选用网站方向，使工人可通过手机相机进入商品链接而无须安装。我研究 HTML、CSS、JavaScript，以及 Apps Script、Sheets 和 Drive 在界面、后台、记录与照片方面的分工，同时考虑网络依赖、服务配额及后台权限检查。</w:t>
       </w:r>
     </w:p>
     <w:p>
       <w:pPr>
+        <w:keepNext w:val="0"/>
         <w:widowControl/>
-        <w:spacing w:line="360" w:lineRule="auto" w:after="200"/>
-        <w:ind w:firstLine="720"/>
+        <w:spacing w:line="360" w:lineRule="auto" w:before="0" w:after="120"/>
+        <w:ind w:firstLine="0"/>
         <w:jc w:val="both"/>
       </w:pPr>
       <w:r>
-        <w:t>我把客户期望的结果与实施方法分开。例如，“库存自动减少”需要定义清楚的领货交易和一致的计算规则。我将这些内容整理为初步需求清单，让实际操作描述可以成为设计依据。此项沟通的具体日期仍须以学生实际会议记录核对。</w:t>
+        <w:rPr>
+          <w:rFonts w:ascii="Times New Roman" w:hAnsi="Times New Roman" w:eastAsia="SimSun"/>
+          <w:b/>
+          <w:sz w:val="24"/>
+        </w:rPr>
+        <w:t xml:space="preserve">2026 年 10 月 17 日（星期六，工作至中午 12 点）——初步流程与数据字段规划 — </w:t>
+      </w:r>
+      <w:r>
+        <w:rPr>
+          <w:rFonts w:ascii="Times New Roman" w:hAnsi="Times New Roman" w:eastAsia="SimSun"/>
+          <w:sz w:val="24"/>
+        </w:rPr>
+        <w:t>星期六工作至中午 12 点，我梳理工人与管理员流程，并规划商品及交易字段。商品包括编号、名称、单位、期初库存、警戒值与图片；交易包括进出类型、数量、员工 ID、时间和照片。库存定义为期初加有效进货、再减有效领货。具体任务日期仍须以实际记录核对。</w:t>
       </w:r>
     </w:p>
     <w:p>
       <w:pPr>
-        <w:pStyle w:val="Heading3"/>
-      </w:pPr>
-      <w:r>
-        <w:t>2026 年 10 月 14 日（星期三）——线下讨论与流程澄清</w:t>
-      </w:r>
-    </w:p>
-    <w:p>
-      <w:pPr>
+        <w:keepNext w:val="0"/>
         <w:widowControl/>
-        <w:spacing w:line="360" w:lineRule="auto" w:after="200"/>
+        <w:spacing w:line="360" w:lineRule="auto" w:before="0" w:after="120"/>
+        <w:ind w:firstLine="0"/>
         <w:jc w:val="both"/>
       </w:pPr>
       <w:r>
-        <w:t>线下讨论用于了解拟议系统如何配合领货操作。重要要求是工人扫码后能看到名称、图片及单位，但实际库存只让管理员查看。进货也应通过管理员授权登记，不作为一般工人的操作。</w:t>
+        <w:rPr>
+          <w:rFonts w:ascii="Times New Roman" w:hAnsi="Times New Roman" w:eastAsia="SimSun"/>
+          <w:b/>
+          <w:sz w:val="24"/>
+        </w:rPr>
+        <w:t xml:space="preserve">2026 年 10 月 18 日（星期日）——休息日 — </w:t>
       </w:r>
-    </w:p>
-    <w:p>
-      <w:pPr>
-        <w:widowControl/>
-        <w:spacing w:line="360" w:lineRule="auto" w:after="200"/>
-        <w:ind w:firstLine="720"/>
-        <w:jc w:val="both"/>
-      </w:pPr>
       <w:r>
-        <w:t>我考虑 PAIR、PCS、PACK 和 KG 等单位的实际意义，数量输入必须配合该商品的单位，避免把一包误当成一件。我也记录商品编号应保持固定，因为已打印二维码使用这个编号。会议细节和日期须根据学生实际记录确认。</w:t>
-      </w:r>
-    </w:p>
-    <w:p>
-      <w:pPr>
-        <w:pStyle w:val="Heading3"/>
-      </w:pPr>
-      <w:r>
-        <w:t>2026 年 10 月 15 日（星期四）——需求清单整理</w:t>
-      </w:r>
-    </w:p>
-    <w:p>
-      <w:pPr>
-        <w:widowControl/>
-        <w:spacing w:line="360" w:lineRule="auto" w:after="200"/>
-        <w:jc w:val="both"/>
-      </w:pPr>
-      <w:r>
-        <w:t>我把需求分成工人、管理员与系统责任。工人部分包括扫描对应商品、查看资料、填写员工 ID、数量及照片；管理员部分包括查看库存、登记进货、维护商品、更正错误记录、设置警戒值及打印标签。公司名称与 Logo 设置也归入相同的管理范围。</w:t>
-      </w:r>
-    </w:p>
-    <w:p>
-      <w:pPr>
-        <w:widowControl/>
-        <w:spacing w:line="360" w:lineRule="auto" w:after="200"/>
-        <w:ind w:firstLine="720"/>
-        <w:jc w:val="both"/>
-      </w:pPr>
-      <w:r>
-        <w:t>我区分必要行为与后续增强功能。首阶段以已配置的邮件和网页提醒为主，其他消息渠道不纳入当前范围，以避免需求不断扩大。产出是可供客户检视的清单，不将其当成已验收或已完成测试的证明。</w:t>
-      </w:r>
-    </w:p>
-    <w:p>
-      <w:pPr>
-        <w:pStyle w:val="Heading3"/>
-      </w:pPr>
-      <w:r>
-        <w:t>2026 年 10 月 16 日（星期五）——开发方案研究</w:t>
-      </w:r>
-    </w:p>
-    <w:p>
-      <w:pPr>
-        <w:widowControl/>
-        <w:spacing w:line="360" w:lineRule="auto" w:after="200"/>
-        <w:jc w:val="both"/>
-      </w:pPr>
-      <w:r>
-        <w:t>我比较手机友好的网站与原生应用。网站适合现有流程，因为手机相机扫码后便能直接打开商品链接，无须另行安装，管理员也可以使用电脑。我研究 HTML、CSS 与 JavaScript 如何构成表单及响应式界面。</w:t>
-      </w:r>
-    </w:p>
-    <w:p>
-      <w:pPr>
-        <w:widowControl/>
-        <w:spacing w:line="360" w:lineRule="auto" w:after="200"/>
-        <w:ind w:firstLine="720"/>
-        <w:jc w:val="both"/>
-      </w:pPr>
-      <w:r>
-        <w:t>我也研究 Google Apps Script 作为连接 Sheets 和 Drive 的后台。Sheets 可以保存商品及操作记录，Drive 保存照片。这配合已有 Google 工具，减少初始架构工作。我同时记录网络依赖、服务配额，以及不能只靠隐藏按钮、必须由后台检查权限等限制。</w:t>
-      </w:r>
-    </w:p>
-    <w:p>
-      <w:pPr>
-        <w:pStyle w:val="Heading3"/>
-      </w:pPr>
-      <w:r>
-        <w:t>2026 年 10 月 17 日（星期六，工作至中午 12 点）——初步流程与数据字段规划</w:t>
-      </w:r>
-    </w:p>
-    <w:p>
-      <w:pPr>
-        <w:widowControl/>
-        <w:spacing w:line="360" w:lineRule="auto" w:after="200"/>
-        <w:jc w:val="both"/>
-      </w:pPr>
-      <w:r>
-        <w:t>我将工人流程整理为扫码、核对商品、输入员工 ID 和数量、附照片及提交。管理员流程涵盖检查库存、进货、修改商品及标签打印。分开描述两类流程，有助于辨认需要管理权限的操作。</w:t>
-      </w:r>
-    </w:p>
-    <w:p>
-      <w:pPr>
-        <w:widowControl/>
-        <w:spacing w:line="360" w:lineRule="auto" w:after="200"/>
-        <w:ind w:firstLine="720"/>
-        <w:jc w:val="both"/>
-      </w:pPr>
-      <w:r>
-        <w:t>我规划分开保存商品与交易。商品包括编号、名称、单位、期初库存、警戒值和图片引用；交易包括对应商品、进出类型、数量、员工 ID、时间及照片引用。计算规则为期初库存加有效进货，再减有效领货。这为初步原型建立基础。星期六为半天工作，至中午 12 点；具体任务日期仍须按实际记录核对。</w:t>
-      </w:r>
-    </w:p>
-    <w:p>
-      <w:pPr>
-        <w:pStyle w:val="Heading3"/>
-      </w:pPr>
-      <w:r>
-        <w:t>2026 年 10 月 18 日（星期日）——休息日</w:t>
-      </w:r>
-    </w:p>
-    <w:p>
-      <w:pPr>
-        <w:widowControl/>
-        <w:spacing w:line="360" w:lineRule="auto" w:after="200"/>
-        <w:jc w:val="both"/>
-      </w:pPr>
-      <w:r>
-        <w:t>星期日为休息日，没有上班。本日不记录会议、开发或项目任务。</w:t>
+        <w:rPr>
+          <w:rFonts w:ascii="Times New Roman" w:hAnsi="Times New Roman" w:eastAsia="SimSun"/>
+          <w:sz w:val="24"/>
+        </w:rPr>
+        <w:t>星期日为休息日，没有上班，不记录会议、开发或项目任务。</w:t>
       </w:r>
     </w:p>
     <w:p>
@@ -1457,194 +1433,170 @@
     </w:p>
     <w:p>
       <w:pPr>
-        <w:pStyle w:val="Heading3"/>
+        <w:keepNext w:val="0"/>
+        <w:widowControl/>
+        <w:spacing w:line="360" w:lineRule="auto" w:before="0" w:after="120"/>
+        <w:ind w:firstLine="0"/>
+        <w:jc w:val="both"/>
       </w:pPr>
       <w:r>
-        <w:t>2026 年 10 月 19 日（星期一）——数据组织与原型结构</w:t>
+        <w:rPr>
+          <w:rFonts w:ascii="Times New Roman" w:hAnsi="Times New Roman" w:eastAsia="SimSun"/>
+          <w:b/>
+          <w:sz w:val="24"/>
+        </w:rPr>
+        <w:t xml:space="preserve">2026 年 10 月 19 日（星期一）——数据组织与原型结构 — </w:t>
+      </w:r>
+      <w:r>
+        <w:rPr>
+          <w:rFonts w:ascii="Times New Roman" w:hAnsi="Times New Roman" w:eastAsia="SimSun"/>
+          <w:sz w:val="24"/>
+        </w:rPr>
+        <w:t>我完善 Products、Transactions 和 Settings 的组织，把商品资料、交易及公司标识分开，并区分展示图片与交易现场照片。工人表单、管理页与标签页通过相同商品编号连接，期初库存则作为需盘点核实的起点，不代替正常进货记录。</w:t>
       </w:r>
     </w:p>
     <w:p>
       <w:pPr>
+        <w:keepNext w:val="0"/>
         <w:widowControl/>
-        <w:spacing w:line="360" w:lineRule="auto" w:after="200"/>
+        <w:spacing w:line="360" w:lineRule="auto" w:before="0" w:after="120"/>
+        <w:ind w:firstLine="0"/>
         <w:jc w:val="both"/>
       </w:pPr>
       <w:r>
-        <w:t>我完善 Products、Transactions 和 Settings 的数据组织。商品资料与库存交易分开，便于追踪变化；Settings 用于公司名称及 Logo。数据模型也区分商品展示图片与每一笔操作的现场照片。</w:t>
+        <w:rPr>
+          <w:rFonts w:ascii="Times New Roman" w:hAnsi="Times New Roman" w:eastAsia="SimSun"/>
+          <w:b/>
+          <w:sz w:val="24"/>
+        </w:rPr>
+        <w:t xml:space="preserve">2026 年 10 月 20 日（星期二）——工人界面与提交流程 — </w:t>
+      </w:r>
+      <w:r>
+        <w:rPr>
+          <w:rFonts w:ascii="Times New Roman" w:hAnsi="Times New Roman" w:eastAsia="SimSun"/>
+          <w:sz w:val="24"/>
+        </w:rPr>
+        <w:t>我以 HTML、CSS 和 JavaScript 开发初步工人表单，在手机布局中提供商品资料、员工 ID、数量及必填照片，并规划输入验证、商品识别、进出货处理和照片引用。设计考虑正数数量、库存不足及重复请求；ID 以文字保存，支持字母和开头的 0，但不视为身份认证。</w:t>
       </w:r>
     </w:p>
     <w:p>
       <w:pPr>
+        <w:keepNext w:val="0"/>
         <w:widowControl/>
-        <w:spacing w:line="360" w:lineRule="auto" w:after="200"/>
-        <w:ind w:firstLine="720"/>
+        <w:spacing w:line="360" w:lineRule="auto" w:before="0" w:after="120"/>
+        <w:ind w:firstLine="0"/>
         <w:jc w:val="both"/>
       </w:pPr>
       <w:r>
-        <w:t>页面结构分为工人表单、管理员库存页及二维码标签页，使用相同商品编号连接库存记录、表单和标签。期初库存视为需要盘点核实的起点，不用它代替正常进货。产出是更清楚的界面与记录连接方式。</w:t>
+        <w:rPr>
+          <w:rFonts w:ascii="Times New Roman" w:hAnsi="Times New Roman" w:eastAsia="SimSun"/>
+          <w:b/>
+          <w:sz w:val="24"/>
+        </w:rPr>
+        <w:t xml:space="preserve">2026 年 10 月 21 日（星期三）——初步管理功能与审阅准备 — </w:t>
+      </w:r>
+      <w:r>
+        <w:rPr>
+          <w:rFonts w:ascii="Times New Roman" w:hAnsi="Times New Roman" w:eastAsia="SimSun"/>
+          <w:sz w:val="24"/>
+        </w:rPr>
+        <w:t>我整合初步管理员功能，包括库存与记录、商品维护、警戒值、照片和二维码标签，并支持单件、多件、全选及移除误选。我考虑记录更正只撤销一次库存影响、保留原记录与原因，以及阻止造成负库存的进货删除。原型已准备供客户检视，验收和具体改动仍待反馈。</w:t>
       </w:r>
     </w:p>
     <w:p>
       <w:pPr>
-        <w:pStyle w:val="Heading3"/>
+        <w:keepNext w:val="0"/>
+        <w:widowControl/>
+        <w:spacing w:line="360" w:lineRule="auto" w:before="0" w:after="120"/>
+        <w:ind w:firstLine="0"/>
+        <w:jc w:val="both"/>
       </w:pPr>
       <w:r>
-        <w:t>2026 年 10 月 20 日（星期二）——工人界面与提交流程</w:t>
+        <w:rPr>
+          <w:rFonts w:ascii="Times New Roman" w:hAnsi="Times New Roman" w:eastAsia="SimSun"/>
+          <w:b/>
+          <w:sz w:val="24"/>
+        </w:rPr>
+        <w:t xml:space="preserve">2026 年 10 月 22 日（星期四）——计划检查原型与资料 — </w:t>
+      </w:r>
+      <w:r>
+        <w:rPr>
+          <w:rFonts w:ascii="Times New Roman" w:hAnsi="Times New Roman" w:eastAsia="SimSun"/>
+          <w:sz w:val="24"/>
+        </w:rPr>
+        <w:t>计划：根据既有需求检查原型，重点为商品编号、单位、员工 ID、数量和照片、工人库存隐私及进货管理授权，整理客户检视前的差异和遗漏。不预先声称发现故障、完成修复或通过测试，执行后按实际检查与结果更新。</w:t>
       </w:r>
     </w:p>
     <w:p>
       <w:pPr>
+        <w:keepNext w:val="0"/>
         <w:widowControl/>
-        <w:spacing w:line="360" w:lineRule="auto" w:after="200"/>
+        <w:spacing w:line="360" w:lineRule="auto" w:before="0" w:after="120"/>
+        <w:ind w:firstLine="0"/>
         <w:jc w:val="both"/>
       </w:pPr>
       <w:r>
-        <w:t>我使用 HTML、CSS 和 JavaScript 建立初步工人界面。表单显示所选商品，接收员工 ID 和数量，并要求照片。由于扫码是主要入口，布局需要在手机上保持易读。</w:t>
+        <w:rPr>
+          <w:rFonts w:ascii="Times New Roman" w:hAnsi="Times New Roman" w:eastAsia="SimSun"/>
+          <w:b/>
+          <w:sz w:val="24"/>
+        </w:rPr>
+        <w:t xml:space="preserve">2026 年 10 月 23 日（星期五）——计划检视标签与管理界面 — </w:t>
+      </w:r>
+      <w:r>
+        <w:rPr>
+          <w:rFonts w:ascii="Times New Roman" w:hAnsi="Times New Roman" w:eastAsia="SimSun"/>
+          <w:sz w:val="24"/>
+        </w:rPr>
+        <w:t>计划：检视二维码目标和标签布局，包括编号、名称、单位、照片与可选文字，检查已选清单及移除选项不会删除商品；同时检视原范围内的公司标识、商品与更正控制。实际问题及结果待执行后记录。</w:t>
       </w:r>
     </w:p>
     <w:p>
       <w:pPr>
+        <w:keepNext w:val="0"/>
         <w:widowControl/>
-        <w:spacing w:line="360" w:lineRule="auto" w:after="200"/>
-        <w:ind w:firstLine="720"/>
+        <w:spacing w:line="360" w:lineRule="auto" w:before="0" w:after="120"/>
+        <w:ind w:firstLine="0"/>
         <w:jc w:val="both"/>
       </w:pPr>
       <w:r>
-        <w:t>我考虑提交后的处理步骤：验证输入、识别商品、区分进货和领货，以及保存照片引用。设计包括正数数量、库存不足拦截及重复请求处理。员工 ID 作为文字保留，以支持字母和开头的 0，但不将填写 ID 视为已核实身份。</w:t>
+        <w:rPr>
+          <w:rFonts w:ascii="Times New Roman" w:hAnsi="Times New Roman" w:eastAsia="SimSun"/>
+          <w:b/>
+          <w:sz w:val="24"/>
+        </w:rPr>
+        <w:t xml:space="preserve">2026 年 10 月 24 日（星期六，工作至中午 12 点）——计划整理客户审阅材料 — </w:t>
+      </w:r>
+      <w:r>
+        <w:rPr>
+          <w:rFonts w:ascii="Times New Roman" w:hAnsi="Times New Roman" w:eastAsia="SimSun"/>
+          <w:sz w:val="24"/>
+        </w:rPr>
+        <w:t>计划于星期六上午至中午 12 点，整理需求、流程与原型供客户检视，并准备具确认和意见栏的客户需求表，保持文件中的预期行为一致。目标是准备好接受反馈，而非假定最终验收；实际完成事项及具体修改仍待确认。</w:t>
       </w:r>
     </w:p>
     <w:p>
       <w:pPr>
-        <w:pStyle w:val="Heading3"/>
-      </w:pPr>
-      <w:r>
-        <w:t>2026 年 10 月 21 日（星期三）——初步管理功能与审阅准备</w:t>
-      </w:r>
-    </w:p>
-    <w:p>
-      <w:pPr>
+        <w:keepNext w:val="0"/>
         <w:widowControl/>
-        <w:spacing w:line="360" w:lineRule="auto" w:after="200"/>
+        <w:spacing w:line="360" w:lineRule="auto" w:before="0" w:after="120"/>
+        <w:ind w:firstLine="0"/>
         <w:jc w:val="both"/>
       </w:pPr>
       <w:r>
-        <w:t>我将管理员需求整合到初步原型，包括库存与近期记录、商品维护、警戒值、照片更新及商品二维码生成。标签选择需要支持单件、多件或全部，并能在打印前移除误选项。</w:t>
+        <w:rPr>
+          <w:rFonts w:ascii="Times New Roman" w:hAnsi="Times New Roman" w:eastAsia="SimSun"/>
+          <w:b/>
+          <w:sz w:val="24"/>
+        </w:rPr>
+        <w:t xml:space="preserve">2026 年 10 月 25 日（星期日）——休息日 — </w:t>
       </w:r>
-    </w:p>
-    <w:p>
-      <w:pPr>
-        <w:widowControl/>
-        <w:spacing w:line="360" w:lineRule="auto" w:after="200"/>
-        <w:ind w:firstLine="720"/>
-        <w:jc w:val="both"/>
-      </w:pPr>
       <w:r>
-        <w:t>我也考虑如何受控地更正错误库存记录：只撤销一次库存影响，保留原始记录与原因；删除进货不能造成负库存。研究、设计及初步原型已准备供客户检视，但客户验收和具体修改仍待反馈，不能混同为已完成交付。</w:t>
-      </w:r>
-    </w:p>
-    <w:p>
-      <w:pPr>
-        <w:pStyle w:val="Heading3"/>
-      </w:pPr>
-      <w:r>
-        <w:t>2026 年 10 月 22 日（星期四）——计划检查原型与资料</w:t>
-      </w:r>
-    </w:p>
-    <w:p>
-      <w:pPr>
-        <w:widowControl/>
-        <w:spacing w:line="360" w:lineRule="auto" w:after="200"/>
-        <w:jc w:val="both"/>
-      </w:pPr>
-      <w:r>
-        <w:t>计划内容：根据现有需求清单检查原型，重点核对商品编号、单位、员工 ID、数量和照片字段；检查工人页面不显示库存，进货操作需要管理员授权。</w:t>
-      </w:r>
-    </w:p>
-    <w:p>
-      <w:pPr>
-        <w:widowControl/>
-        <w:spacing w:line="360" w:lineRule="auto" w:after="200"/>
-        <w:ind w:firstLine="720"/>
-        <w:jc w:val="both"/>
-      </w:pPr>
-      <w:r>
-        <w:t>预期产出是客户审阅前需要澄清的差异或遗漏清单。不预先声称发现了特定故障、完成修复或通过测试，实际检查内容及结果应在执行后替换这项计划。</w:t>
-      </w:r>
-    </w:p>
-    <w:p>
-      <w:pPr>
-        <w:pStyle w:val="Heading3"/>
-      </w:pPr>
-      <w:r>
-        <w:t>2026 年 10 月 23 日（星期五）——计划检视标签与管理界面</w:t>
-      </w:r>
-    </w:p>
-    <w:p>
-      <w:pPr>
-        <w:widowControl/>
-        <w:spacing w:line="360" w:lineRule="auto" w:after="200"/>
-        <w:jc w:val="both"/>
-      </w:pPr>
-      <w:r>
-        <w:t>计划内容：检视商品二维码链接和标签排版，包括编号、名称、单位、可用照片和可选文字；检查已选清单清楚显示打印对象，移除选项不会删除商品。</w:t>
-      </w:r>
-    </w:p>
-    <w:p>
-      <w:pPr>
-        <w:widowControl/>
-        <w:spacing w:line="360" w:lineRule="auto" w:after="200"/>
-        <w:ind w:firstLine="720"/>
-        <w:jc w:val="both"/>
-      </w:pPr>
-      <w:r>
-        <w:t>管理界面检视拟包括已在需求内的公司名称与 Logo、商品资料及记录更正控制。这是现有范围内的准备，不新增功能承诺。实际发现的问题及结果待执行后记录。</w:t>
-      </w:r>
-    </w:p>
-    <w:p>
-      <w:pPr>
-        <w:pStyle w:val="Heading3"/>
-      </w:pPr>
-      <w:r>
-        <w:t>2026 年 10 月 24 日（星期六，工作至中午 12 点）——计划整理客户审阅材料</w:t>
-      </w:r>
-    </w:p>
-    <w:p>
-      <w:pPr>
-        <w:widowControl/>
-        <w:spacing w:line="360" w:lineRule="auto" w:after="200"/>
-        <w:jc w:val="both"/>
-      </w:pPr>
-      <w:r>
-        <w:t>计划内容：整理初步需求、流程说明和原型，让客户能够一起检视；准备可供确认功能、要求修改或填写意见的客户需求表，并保持预期行为与报告一致。</w:t>
-      </w:r>
-    </w:p>
-    <w:p>
-      <w:pPr>
-        <w:widowControl/>
-        <w:spacing w:line="360" w:lineRule="auto" w:after="200"/>
-        <w:ind w:firstLine="720"/>
-        <w:jc w:val="both"/>
-      </w:pPr>
-      <w:r>
-        <w:t>预期阶段成果是准备好接受反馈的原型，不假定已取得最终验收。由于尚未收到反馈，具体修改及维护不预先编写。星期六仅安排上午工作，至中午 12 点；实际完成的准备内容仍待确认。</w:t>
-      </w:r>
-    </w:p>
-    <w:p>
-      <w:pPr>
-        <w:pStyle w:val="Heading3"/>
-      </w:pPr>
-      <w:r>
-        <w:t>2026 年 10 月 25 日（星期日）——休息日</w:t>
-      </w:r>
-    </w:p>
-    <w:p>
-      <w:pPr>
-        <w:widowControl/>
-        <w:spacing w:line="360" w:lineRule="auto" w:after="200"/>
-        <w:jc w:val="both"/>
-      </w:pPr>
-      <w:r>
-        <w:t>按已确认的工作安排，星期日没有上班。本日为计划休息日，不安排工作任务，也不记录尚未发生的会议、测试或修改。</w:t>
+        <w:rPr>
+          <w:rFonts w:ascii="Times New Roman" w:hAnsi="Times New Roman" w:eastAsia="SimSun"/>
+          <w:sz w:val="24"/>
+        </w:rPr>
+        <w:t>按已确认安排，星期日为休息日，不上班，不安排或声称已完成会议、测试、修改等工作。</w:t>
       </w:r>
     </w:p>
     <w:p>
@@ -3284,21 +3236,15 @@
               </w:rPr>
               <w:t>12/10：了解项目及查阅现有库存、表单和二维码资料。</w:t>
               <w:br/>
-              <w:br/>
               <w:t>13/10：线上需求讨论（具体日期待核对）。</w:t>
-              <w:br/>
               <w:br/>
               <w:t>14/10：线下澄清角色、单位与扫码流程（日期待核对）。</w:t>
               <w:br/>
-              <w:br/>
               <w:t>15/10：整理工人、管理员及系统需求。</w:t>
-              <w:br/>
               <w:br/>
               <w:t>16/10：研究网页方案及开发工具。</w:t>
               <w:br/>
-              <w:br/>
               <w:t>17/10（上午，至中午 12 点）：拟定流程与数据字段。</w:t>
-              <w:br/>
               <w:br/>
               <w:t>18/10：星期日休息，没有上班。</w:t>
             </w:r>
@@ -3355,21 +3301,15 @@
               </w:rPr>
               <w:t>19/10：完善商品、交易及设置数据组织。</w:t>
               <w:br/>
-              <w:br/>
               <w:t>20/10：初步工人界面与提交流程。</w:t>
-              <w:br/>
               <w:br/>
               <w:t>21/10：整理管理功能及原型，准备客户检视。</w:t>
               <w:br/>
-              <w:br/>
               <w:t>22/10（计划）：按既有需求检查原型与资料。</w:t>
-              <w:br/>
               <w:br/>
               <w:t>23/10（计划）：检视标签及管理界面。</w:t>
               <w:br/>
-              <w:br/>
               <w:t>24/10（上午计划，至中午 12 点）：整理需求表及客户审阅材料。</w:t>
-              <w:br/>
               <w:br/>
               <w:t>25/10：星期日休息，不安排工作。</w:t>
             </w:r>

--- a/docs/internship-report/Project_1_Internship_Report_Week_1_2_Chinese.docx
+++ b/docs/internship-report/Project_1_Internship_Report_Week_1_2_Chinese.docx
@@ -1119,7 +1119,7 @@
         <w:jc w:val="both"/>
       </w:pPr>
       <w:r>
-        <w:t>实习单位为 Bakti Makmur (M) Sdn. Bhd.，实习期为 2026 年 10 月 12 日至 2027 年 1 月 9 日，企业主管为 Christopher Kong San Hor，职位 IT Technician。本部分只记录第一个项目——二维码库存管理网站的第一、二周。公司背景资料及 Logo 之后补充。</w:t>
+        <w:t>实习单位为 Bakti Makmur (M) Sdn. Bhd.，注册编号 1316038-M，地址为 A13, Tingkat Bawah, Lorong Seri Setali 113/1, Perumahan Seri Setali, 25300 Kuantan, Pahang。公司电话／传真为 09-509 3745，电邮为 baktimakmurm@yahoo.com。上述资料来自 2026 年 9 月 15 日的实习录取信，公司 Logo 之后另加。</w:t>
       </w:r>
     </w:p>
     <w:p>
@@ -1130,6 +1130,36 @@
       </w:pPr>
       <w:r>
         <w:t>客户原本使用商品二维码连接 Google Form。项目将领货、进货、员工 ID 与照片凭证整合到手机友好的网站，并由管理员查看库存数量及执行管理操作。</w:t>
+      </w:r>
+    </w:p>
+    <w:p>
+      <w:pPr>
+        <w:spacing w:line="360" w:lineRule="auto" w:after="200"/>
+        <w:ind w:firstLine="720"/>
+        <w:jc w:val="both"/>
+      </w:pPr>
+      <w:r>
+        <w:t>录取信提供的职位为 IT Technician，部门为 IT Department，实习期间为 2026 年 10 月 12 日至 2027 年 1 月 9 日。职责说明包括协助 IT 基础设施、网络、备份、用户账号、办公与应用系统支持，并参与系统改善；这些是岗位范围，不表示本阶段已执行所有职责。本报告仍只记录前两周的库存网站项目。</w:t>
+      </w:r>
+    </w:p>
+    <w:p>
+      <w:pPr>
+        <w:spacing w:line="360" w:lineRule="auto" w:after="200"/>
+        <w:ind w:firstLine="720"/>
+        <w:jc w:val="both"/>
+      </w:pPr>
+      <w:r>
+        <w:t>录取信说明实习生向 Managing Director Christopher Kong San Hor 及 Executive Director Alexander Kong San Lum 汇报。这是已知的实习汇报关系，不是完整公司组织架构。IT Plan 将 Christopher Kong San Hor 的职位列为 IT Technician，与录取信不同，正式提交前须确认。录取信未说明公司的主要业务性质，因此不自行编造行业背景。</w:t>
+      </w:r>
+    </w:p>
+    <w:p>
+      <w:pPr>
+        <w:spacing w:line="360" w:lineRule="auto" w:after="200"/>
+        <w:ind w:firstLine="720"/>
+        <w:jc w:val="both"/>
+      </w:pPr>
+      <w:r>
+        <w:t>正常工作时间为星期一至五上午 8 点至下午 5 点，含一小时午休；星期六上午 8 点至中午 12 点。星期日不上班，依据学生另外确认的安排。具体每日任务仍按实际记录核对。</w:t>
       </w:r>
     </w:p>
     <w:p>
@@ -3491,7 +3521,7 @@
         <w:jc w:val="both"/>
       </w:pPr>
       <w:r>
-        <w:t>主管：Christopher Kong San Hor｜IT Technician</w:t>
+        <w:t>主管：Christopher Kong San Hor｜Managing Director（录取信；IT Plan 列为 IT Technician，提交前须确认）</w:t>
       </w:r>
     </w:p>
     <w:p>

--- a/docs/internship-report/Project_1_Internship_Report_Week_1_2_Chinese.docx
+++ b/docs/internship-report/Project_1_Internship_Report_Week_1_2_Chinese.docx
@@ -825,7 +825,7 @@
         <w:sectPr>
           <w:headerReference w:type="default" r:id="rId13"/>
           <w:footerReference w:type="default" r:id="rId14"/>
-          <w:pgSz w:h="16840" w:w="11910" w:orient="portrait"/>
+          <w:pgSz w:h="16838" w:w="11906" w:orient="portrait"/>
           <w:pgMar w:bottom="280" w:top="1580" w:left="1680" w:right="1180" w:header="720" w:footer="720"/>
           <w:pgNumType w:start="1"/>
         </w:sectPr>
@@ -919,7 +919,7 @@
       <w:pPr>
         <w:sectPr>
           <w:type w:val="nextPage"/>
-          <w:pgSz w:h="16840" w:w="11910" w:orient="portrait"/>
+          <w:pgSz w:h="16838" w:w="11906" w:orient="portrait"/>
           <w:pgMar w:bottom="1660" w:top="1320" w:left="1080" w:right="500" w:header="0" w:footer="1474"/>
         </w:sectPr>
       </w:pPr>
@@ -1006,15 +1006,6 @@
       </w:pPr>
       <w:r>
         <w:t>本阶段报告涵盖 2026 年 10 月 12–25 日，即第一个项目——二维码库存管理网站的前两个报告周。将上一版相同的需求、研究、流程与数据设计及初步原型内容扩写为逐日记录。原型待客户检视；具体每日分配须核实，21 日之后仍属计划，不将后续反馈、修改与维护写为已完成工作。</w:t>
-      </w:r>
-    </w:p>
-    <w:p>
-      <w:pPr>
-        <w:widowControl/>
-        <w:jc w:val="both"/>
-      </w:pPr>
-      <w:r>
-        <w:t>关键词：库存管理；二维码；网页应用；Google Apps Script；实习。</w:t>
       </w:r>
     </w:p>
     <w:p>
@@ -1091,7 +1082,7 @@
         <w:sectPr>
           <w:headerReference w:type="default" r:id="rId15"/>
           <w:footerReference w:type="default" r:id="rId16"/>
-          <w:pgSz w:h="16840" w:w="11910" w:orient="portrait"/>
+          <w:pgSz w:h="16838" w:w="11906" w:orient="portrait"/>
           <w:pgMar w:bottom="1660" w:top="1320" w:left="1080" w:right="500" w:header="0" w:footer="1474"/>
           <w:pgNumType w:fmt="lowerRoman" w:start="1"/>
         </w:sectPr>
@@ -1100,6 +1091,8 @@
     <w:p>
       <w:pPr>
         <w:pStyle w:val="Heading1"/>
+        <w:keepNext/>
+        <w:pageBreakBefore/>
       </w:pPr>
       <w:r>
         <w:t>第一章——绪论</w:t>
@@ -1108,6 +1101,8 @@
     <w:p>
       <w:pPr>
         <w:pStyle w:val="Heading2"/>
+        <w:keepNext/>
+        <w:spacing w:after="360"/>
       </w:pPr>
       <w:r>
         <w:t>1.1 实习与项目背景</w:t>
@@ -1116,55 +1111,213 @@
     <w:p>
       <w:pPr>
         <w:widowControl/>
+        <w:spacing w:line="360" w:lineRule="auto" w:after="360"/>
+        <w:ind w:firstLine="0"/>
         <w:jc w:val="both"/>
       </w:pPr>
       <w:r>
+        <w:rPr>
+          <w:rFonts w:ascii="Times New Roman" w:hAnsi="Times New Roman" w:eastAsia="SimSun"/>
+          <w:sz w:val="24"/>
+        </w:rPr>
         <w:t>实习单位为 Bakti Makmur (M) Sdn. Bhd.，注册编号 1316038-M，地址为 A13, Tingkat Bawah, Lorong Seri Setali 113/1, Perumahan Seri Setali, 25300 Kuantan, Pahang。公司电话／传真为 09-509 3745，电邮为 baktimakmurm@yahoo.com。上述资料来自 2026 年 9 月 15 日的实习录取信，公司 Logo 之后另加。</w:t>
+      </w:r>
+      <w:r>
+        <w:t>（Bakti Makmur (M) Sdn. Bhd., 2026）</w:t>
       </w:r>
     </w:p>
     <w:p>
       <w:pPr>
         <w:widowControl/>
+        <w:spacing w:line="360" w:lineRule="auto" w:after="360"/>
         <w:ind w:firstLine="720"/>
         <w:jc w:val="both"/>
       </w:pPr>
       <w:r>
+        <w:rPr>
+          <w:rFonts w:ascii="Times New Roman" w:hAnsi="Times New Roman" w:eastAsia="SimSun"/>
+          <w:sz w:val="24"/>
+        </w:rPr>
         <w:t>客户原本使用商品二维码连接 Google Form。项目将领货、进货、员工 ID 与照片凭证整合到手机友好的网站，并由管理员查看库存数量及执行管理操作。</w:t>
       </w:r>
     </w:p>
     <w:p>
       <w:pPr>
-        <w:spacing w:line="360" w:lineRule="auto" w:after="200"/>
+        <w:widowControl/>
+        <w:spacing w:line="360" w:lineRule="auto" w:after="360"/>
         <w:ind w:firstLine="720"/>
         <w:jc w:val="both"/>
       </w:pPr>
       <w:r>
+        <w:rPr>
+          <w:rFonts w:ascii="Times New Roman" w:hAnsi="Times New Roman" w:eastAsia="SimSun"/>
+          <w:sz w:val="24"/>
+        </w:rPr>
         <w:t>录取信提供的职位为 IT Technician，部门为 IT Department，实习期间为 2026 年 10 月 12 日至 2027 年 1 月 9 日。职责说明包括协助 IT 基础设施、网络、备份、用户账号、办公与应用系统支持，并参与系统改善；这些是岗位范围，不表示本阶段已执行所有职责。本报告仍只记录前两周的库存网站项目。</w:t>
       </w:r>
     </w:p>
     <w:p>
       <w:pPr>
-        <w:spacing w:line="360" w:lineRule="auto" w:after="200"/>
+        <w:widowControl/>
+        <w:spacing w:line="360" w:lineRule="auto" w:after="360"/>
         <w:ind w:firstLine="720"/>
         <w:jc w:val="both"/>
       </w:pPr>
       <w:r>
+        <w:rPr>
+          <w:rFonts w:ascii="Times New Roman" w:hAnsi="Times New Roman" w:eastAsia="SimSun"/>
+          <w:sz w:val="24"/>
+        </w:rPr>
         <w:t>录取信说明实习生向 Managing Director Christopher Kong San Hor 及 Executive Director Alexander Kong San Lum 汇报。这是已知的实习汇报关系，不是完整公司组织架构。IT Plan 将 Christopher Kong San Hor 的职位列为 IT Technician，与录取信不同，正式提交前须确认。录取信未说明公司的主要业务性质，因此不自行编造行业背景。</w:t>
       </w:r>
     </w:p>
     <w:p>
       <w:pPr>
-        <w:spacing w:line="360" w:lineRule="auto" w:after="200"/>
+        <w:widowControl/>
+        <w:spacing w:line="360" w:lineRule="auto" w:after="360"/>
         <w:ind w:firstLine="720"/>
         <w:jc w:val="both"/>
       </w:pPr>
       <w:r>
+        <w:rPr>
+          <w:rFonts w:ascii="Times New Roman" w:hAnsi="Times New Roman" w:eastAsia="SimSun"/>
+          <w:sz w:val="24"/>
+        </w:rPr>
         <w:t>正常工作时间为星期一至五上午 8 点至下午 5 点，含一小时午休；星期六上午 8 点至中午 12 点。星期日不上班，依据学生另外确认的安排。具体每日任务仍按实际记录核对。</w:t>
       </w:r>
     </w:p>
     <w:p>
       <w:pPr>
+        <w:keepNext/>
+      </w:pPr>
+      <w:r>
+        <w:t>图 1.1：录取信列明的实习汇报关系（非完整公司组织架构）</w:t>
+      </w:r>
+    </w:p>
+    <w:tbl>
+      <w:tblPr>
+        <w:tblStyle w:val="Table2"/>
+        <w:tblW w:type="auto" w:w="0"/>
+        <w:tblLook w:firstColumn="1" w:firstRow="1" w:lastColumn="0" w:lastRow="0" w:noHBand="0" w:noVBand="1" w:val="04A0"/>
+      </w:tblPr>
+      <w:tblGrid>
+        <w:gridCol w:w="5163"/>
+        <w:gridCol w:w="5163"/>
+      </w:tblGrid>
+      <w:tr>
+        <w:tc>
+          <w:tcPr>
+            <w:tcW w:type="dxa" w:w="5163"/>
+          </w:tcPr>
+          <w:p>
+            <w:pPr>
+              <w:spacing w:line="360" w:lineRule="auto" w:after="80"/>
+              <w:jc w:val="center"/>
+            </w:pPr>
+            <w:r>
+              <w:rPr>
+                <w:rFonts w:ascii="Times New Roman" w:hAnsi="Times New Roman" w:eastAsia="SimSun"/>
+                <w:sz w:val="24"/>
+              </w:rPr>
+              <w:t>Christopher Kong San Hor</w:t>
+              <w:br/>
+              <w:t>Managing Director</w:t>
+            </w:r>
+          </w:p>
+        </w:tc>
+        <w:tc>
+          <w:tcPr>
+            <w:tcW w:type="dxa" w:w="5163"/>
+          </w:tcPr>
+          <w:p>
+            <w:pPr>
+              <w:spacing w:line="360" w:lineRule="auto" w:after="80"/>
+              <w:jc w:val="center"/>
+            </w:pPr>
+            <w:r>
+              <w:rPr>
+                <w:rFonts w:ascii="Times New Roman" w:hAnsi="Times New Roman" w:eastAsia="SimSun"/>
+                <w:sz w:val="24"/>
+              </w:rPr>
+              <w:t>Alexander Kong San Lum</w:t>
+              <w:br/>
+              <w:t>Executive Director</w:t>
+            </w:r>
+          </w:p>
+        </w:tc>
+      </w:tr>
+      <w:tr>
+        <w:tc>
+          <w:tcPr>
+            <w:tcW w:type="dxa" w:w="5163"/>
+          </w:tcPr>
+          <w:p>
+            <w:pPr>
+              <w:spacing w:line="360" w:lineRule="auto" w:after="80"/>
+              <w:jc w:val="center"/>
+            </w:pPr>
+            <w:r>
+              <w:rPr>
+                <w:rFonts w:ascii="Times New Roman" w:hAnsi="Times New Roman" w:eastAsia="SimSun"/>
+                <w:sz w:val="24"/>
+              </w:rPr>
+              <w:t>↓</w:t>
+            </w:r>
+          </w:p>
+        </w:tc>
+        <w:tc>
+          <w:tcPr>
+            <w:tcW w:type="dxa" w:w="5163"/>
+          </w:tcPr>
+          <w:p>
+            <w:pPr>
+              <w:spacing w:line="360" w:lineRule="auto" w:after="80"/>
+              <w:jc w:val="center"/>
+            </w:pPr>
+            <w:r>
+              <w:rPr>
+                <w:rFonts w:ascii="Times New Roman" w:hAnsi="Times New Roman" w:eastAsia="SimSun"/>
+                <w:sz w:val="24"/>
+              </w:rPr>
+              <w:t>↓</w:t>
+            </w:r>
+          </w:p>
+        </w:tc>
+      </w:tr>
+      <w:tr>
+        <w:tc>
+          <w:tcPr>
+            <w:tcW w:type="dxa" w:w="10326"/>
+            <w:gridSpan w:val="2"/>
+          </w:tcPr>
+          <w:p>
+            <w:pPr>
+              <w:spacing w:line="360" w:lineRule="auto" w:after="80"/>
+              <w:jc w:val="center"/>
+            </w:pPr>
+            <w:r>
+              <w:rPr>
+                <w:rFonts w:ascii="Times New Roman" w:hAnsi="Times New Roman" w:eastAsia="SimSun"/>
+                <w:sz w:val="24"/>
+              </w:rPr>
+              <w:t>Wong Sook En</w:t>
+              <w:br/>
+              <w:t>IT Technician 实习生</w:t>
+            </w:r>
+          </w:p>
+        </w:tc>
+      </w:tr>
+    </w:tbl>
+    <w:p>
+      <w:r>
+        <w:t>完整公司组织架构及主要业务仍需公司确认；主管职位与 IT Plan 的差异也待核实。</w:t>
+      </w:r>
+    </w:p>
+    <w:p>
+      <w:pPr>
         <w:pStyle w:val="Heading2"/>
+        <w:keepNext/>
+        <w:spacing w:after="360"/>
       </w:pPr>
       <w:r>
         <w:t>1.2 目标与范围</w:t>
@@ -1173,9 +1326,15 @@
     <w:p>
       <w:pPr>
         <w:widowControl/>
+        <w:spacing w:line="360" w:lineRule="auto" w:after="360"/>
+        <w:ind w:firstLine="0"/>
         <w:jc w:val="both"/>
       </w:pPr>
       <w:r>
+        <w:rPr>
+          <w:rFonts w:ascii="Times New Roman" w:hAnsi="Times New Roman" w:eastAsia="SimSun"/>
+          <w:sz w:val="24"/>
+        </w:rPr>
         <w:t>目标是简化扫码记录、自动计算库存，并提供商品维护、错误记录更正、补货提醒，以及附照片的二维码标签打印。方案使用现有 Google 服务，不开发原生手机应用。额外消息渠道暂不纳入本阶段范围。</w:t>
       </w:r>
     </w:p>
@@ -1187,6 +1346,7 @@
     <w:p>
       <w:pPr>
         <w:pStyle w:val="Heading1"/>
+        <w:keepNext/>
       </w:pPr>
       <w:r>
         <w:t>第二章——研究与学习</w:t>
@@ -1195,6 +1355,8 @@
     <w:p>
       <w:pPr>
         <w:pStyle w:val="Heading2"/>
+        <w:keepNext/>
+        <w:spacing w:after="360"/>
       </w:pPr>
       <w:r>
         <w:t>2.1 需求与技术选型</w:t>
@@ -1203,33 +1365,53 @@
     <w:p>
       <w:pPr>
         <w:widowControl/>
+        <w:spacing w:line="360" w:lineRule="auto" w:after="360"/>
+        <w:ind w:firstLine="0"/>
         <w:jc w:val="both"/>
       </w:pPr>
       <w:r>
+        <w:rPr>
+          <w:rFonts w:ascii="Times New Roman" w:hAnsi="Times New Roman" w:eastAsia="SimSun"/>
+          <w:sz w:val="24"/>
+        </w:rPr>
         <w:t>我查阅客户提供的库存表、Google Form 和商品二维码 PDF，并通过线上及线下沟通理解需求。主要要求包括扫描对应商品、输入员工 ID 和数量、提供照片、区分管理员权限，以及每件商品独立的补货警戒值。</w:t>
       </w:r>
     </w:p>
     <w:p>
       <w:pPr>
         <w:widowControl/>
+        <w:spacing w:line="360" w:lineRule="auto" w:after="360"/>
         <w:ind w:firstLine="720"/>
         <w:jc w:val="both"/>
       </w:pPr>
       <w:r>
+        <w:rPr>
+          <w:rFonts w:ascii="Times New Roman" w:hAnsi="Times New Roman" w:eastAsia="SimSun"/>
+          <w:sz w:val="24"/>
+        </w:rPr>
         <w:t>界面选择 HTML、CSS 和 JavaScript，后台使用 Google Apps Script，Google Sheets 保存商品与交易记录，Google Drive 储存照片。网站让工人通过手机相机直接进入商品表单，无须安装应用。</w:t>
       </w:r>
     </w:p>
     <w:p>
       <w:pPr>
+        <w:widowControl/>
+        <w:spacing w:line="360" w:lineRule="auto" w:after="360"/>
+        <w:ind w:firstLine="720"/>
         <w:jc w:val="both"/>
       </w:pPr>
       <w:r>
+        <w:rPr>
+          <w:rFonts w:ascii="Times New Roman" w:hAnsi="Times New Roman" w:eastAsia="SimSun"/>
+          <w:sz w:val="24"/>
+        </w:rPr>
         <w:t>从技术职责看，HTML 定义商品选择、输入字段及管理表格；CSS 提供手机布局和打印样式；JavaScript 负责交互、输入准备和二维码生成。Apps Script 在后台核对请求并连接表格与文件，避免让工人直接修改库存表。工具分工围绕相同需求展开，没有增加新的项目范围。</w:t>
       </w:r>
     </w:p>
     <w:p>
       <w:pPr>
         <w:pStyle w:val="Heading2"/>
+        <w:keepNext/>
+        <w:spacing w:after="360"/>
       </w:pPr>
       <w:r>
         <w:t>2.2 流程与初步原型</w:t>
@@ -1238,19 +1420,30 @@
     <w:p>
       <w:pPr>
         <w:widowControl/>
+        <w:spacing w:line="360" w:lineRule="auto" w:after="360"/>
+        <w:ind w:firstLine="0"/>
         <w:jc w:val="both"/>
       </w:pPr>
       <w:r>
+        <w:rPr>
+          <w:rFonts w:ascii="Times New Roman" w:hAnsi="Times New Roman" w:eastAsia="SimSun"/>
+          <w:sz w:val="24"/>
+        </w:rPr>
         <w:t>工人流程为扫描二维码、确认商品、填写员工 ID 和数量、附照片及提交。管理员可维护商品、查看库存、更正误填记录及打印指定标签。库存计算规则为期初库存加有效进货，再减有效领货。</w:t>
       </w:r>
     </w:p>
     <w:p>
       <w:pPr>
         <w:widowControl/>
+        <w:spacing w:line="360" w:lineRule="auto" w:after="360"/>
         <w:ind w:firstLine="720"/>
         <w:jc w:val="both"/>
       </w:pPr>
       <w:r>
+        <w:rPr>
+          <w:rFonts w:ascii="Times New Roman" w:hAnsi="Times New Roman" w:eastAsia="SimSun"/>
+          <w:sz w:val="24"/>
+        </w:rPr>
         <w:t>研究和初步开发后，已具备供客户检视的原型。设计考虑包括数量验证、库存不足拦截、防止重复提交及后台管理权限检查。员工 ID 仍是自行填写，共用管理员密码也属于初版限制。</w:t>
       </w:r>
     </w:p>
@@ -1262,6 +1455,7 @@
     <w:p>
       <w:pPr>
         <w:pStyle w:val="Heading1"/>
+        <w:keepNext/>
       </w:pPr>
       <w:r>
         <w:t>第三章——工业实习工作经验</w:t>
@@ -1270,16 +1464,23 @@
     <w:p>
       <w:pPr>
         <w:widowControl/>
-        <w:spacing w:line="360" w:lineRule="auto" w:after="200"/>
+        <w:spacing w:line="360" w:lineRule="auto" w:after="360"/>
+        <w:ind w:firstLine="0"/>
         <w:jc w:val="both"/>
       </w:pPr>
       <w:r>
+        <w:rPr>
+          <w:rFonts w:ascii="Times New Roman" w:hAnsi="Times New Roman" w:eastAsia="SimSun"/>
+          <w:sz w:val="24"/>
+        </w:rPr>
         <w:t>逐日编排说明：本节将上一版相同的活动扩写并按日期暂分配，并非已经核实的逐日出勤日志。12–21 日的具体任务日期须按实际记录确认；22–25 日为未来安排。线上与线下沟通确属原需求，但具体会议日期尚未提供。星期六工作至中午 12 点，星期日没有上班，后续客户反馈、修改及维护不预先编写。</w:t>
       </w:r>
     </w:p>
     <w:p>
       <w:pPr>
         <w:pStyle w:val="Heading2"/>
+        <w:keepNext/>
+        <w:spacing w:after="360"/>
       </w:pPr>
       <w:r>
         <w:t>3.1 第一周：2026 年 10 月 12–18 日</w:t>
@@ -1289,7 +1490,7 @@
       <w:pPr>
         <w:keepNext w:val="0"/>
         <w:widowControl/>
-        <w:spacing w:line="360" w:lineRule="auto" w:before="0" w:after="120"/>
+        <w:spacing w:line="360" w:lineRule="auto" w:before="0" w:after="360"/>
         <w:ind w:firstLine="0"/>
         <w:jc w:val="both"/>
       </w:pPr>
@@ -1313,8 +1514,8 @@
       <w:pPr>
         <w:keepNext w:val="0"/>
         <w:widowControl/>
-        <w:spacing w:line="360" w:lineRule="auto" w:before="0" w:after="120"/>
-        <w:ind w:firstLine="0"/>
+        <w:spacing w:line="360" w:lineRule="auto" w:before="0" w:after="360"/>
+        <w:ind w:firstLine="720"/>
         <w:jc w:val="both"/>
       </w:pPr>
       <w:r>
@@ -1337,8 +1538,8 @@
       <w:pPr>
         <w:keepNext w:val="0"/>
         <w:widowControl/>
-        <w:spacing w:line="360" w:lineRule="auto" w:before="0" w:after="120"/>
-        <w:ind w:firstLine="0"/>
+        <w:spacing w:line="360" w:lineRule="auto" w:before="0" w:after="360"/>
+        <w:ind w:firstLine="720"/>
         <w:jc w:val="both"/>
       </w:pPr>
       <w:r>
@@ -1361,8 +1562,8 @@
       <w:pPr>
         <w:keepNext w:val="0"/>
         <w:widowControl/>
-        <w:spacing w:line="360" w:lineRule="auto" w:before="0" w:after="120"/>
-        <w:ind w:firstLine="0"/>
+        <w:spacing w:line="360" w:lineRule="auto" w:before="0" w:after="360"/>
+        <w:ind w:firstLine="720"/>
         <w:jc w:val="both"/>
       </w:pPr>
       <w:r>
@@ -1385,8 +1586,8 @@
       <w:pPr>
         <w:keepNext w:val="0"/>
         <w:widowControl/>
-        <w:spacing w:line="360" w:lineRule="auto" w:before="0" w:after="120"/>
-        <w:ind w:firstLine="0"/>
+        <w:spacing w:line="360" w:lineRule="auto" w:before="0" w:after="360"/>
+        <w:ind w:firstLine="720"/>
         <w:jc w:val="both"/>
       </w:pPr>
       <w:r>
@@ -1409,8 +1610,8 @@
       <w:pPr>
         <w:keepNext w:val="0"/>
         <w:widowControl/>
-        <w:spacing w:line="360" w:lineRule="auto" w:before="0" w:after="120"/>
-        <w:ind w:firstLine="0"/>
+        <w:spacing w:line="360" w:lineRule="auto" w:before="0" w:after="360"/>
+        <w:ind w:firstLine="720"/>
         <w:jc w:val="both"/>
       </w:pPr>
       <w:r>
@@ -1433,8 +1634,8 @@
       <w:pPr>
         <w:keepNext w:val="0"/>
         <w:widowControl/>
-        <w:spacing w:line="360" w:lineRule="auto" w:before="0" w:after="120"/>
-        <w:ind w:firstLine="0"/>
+        <w:spacing w:line="360" w:lineRule="auto" w:before="0" w:after="360"/>
+        <w:ind w:firstLine="720"/>
         <w:jc w:val="both"/>
       </w:pPr>
       <w:r>
@@ -1456,6 +1657,8 @@
     <w:p>
       <w:pPr>
         <w:pStyle w:val="Heading2"/>
+        <w:keepNext/>
+        <w:spacing w:after="360"/>
       </w:pPr>
       <w:r>
         <w:t>3.2 第二周：2026 年 10 月 19–25 日</w:t>
@@ -1465,7 +1668,7 @@
       <w:pPr>
         <w:keepNext w:val="0"/>
         <w:widowControl/>
-        <w:spacing w:line="360" w:lineRule="auto" w:before="0" w:after="120"/>
+        <w:spacing w:line="360" w:lineRule="auto" w:before="0" w:after="360"/>
         <w:ind w:firstLine="0"/>
         <w:jc w:val="both"/>
       </w:pPr>
@@ -1489,8 +1692,8 @@
       <w:pPr>
         <w:keepNext w:val="0"/>
         <w:widowControl/>
-        <w:spacing w:line="360" w:lineRule="auto" w:before="0" w:after="120"/>
-        <w:ind w:firstLine="0"/>
+        <w:spacing w:line="360" w:lineRule="auto" w:before="0" w:after="360"/>
+        <w:ind w:firstLine="720"/>
         <w:jc w:val="both"/>
       </w:pPr>
       <w:r>
@@ -1513,8 +1716,8 @@
       <w:pPr>
         <w:keepNext w:val="0"/>
         <w:widowControl/>
-        <w:spacing w:line="360" w:lineRule="auto" w:before="0" w:after="120"/>
-        <w:ind w:firstLine="0"/>
+        <w:spacing w:line="360" w:lineRule="auto" w:before="0" w:after="360"/>
+        <w:ind w:firstLine="720"/>
         <w:jc w:val="both"/>
       </w:pPr>
       <w:r>
@@ -1537,8 +1740,8 @@
       <w:pPr>
         <w:keepNext w:val="0"/>
         <w:widowControl/>
-        <w:spacing w:line="360" w:lineRule="auto" w:before="0" w:after="120"/>
-        <w:ind w:firstLine="0"/>
+        <w:spacing w:line="360" w:lineRule="auto" w:before="0" w:after="360"/>
+        <w:ind w:firstLine="720"/>
         <w:jc w:val="both"/>
       </w:pPr>
       <w:r>
@@ -1561,8 +1764,8 @@
       <w:pPr>
         <w:keepNext w:val="0"/>
         <w:widowControl/>
-        <w:spacing w:line="360" w:lineRule="auto" w:before="0" w:after="120"/>
-        <w:ind w:firstLine="0"/>
+        <w:spacing w:line="360" w:lineRule="auto" w:before="0" w:after="360"/>
+        <w:ind w:firstLine="720"/>
         <w:jc w:val="both"/>
       </w:pPr>
       <w:r>
@@ -1585,8 +1788,8 @@
       <w:pPr>
         <w:keepNext w:val="0"/>
         <w:widowControl/>
-        <w:spacing w:line="360" w:lineRule="auto" w:before="0" w:after="120"/>
-        <w:ind w:firstLine="0"/>
+        <w:spacing w:line="360" w:lineRule="auto" w:before="0" w:after="360"/>
+        <w:ind w:firstLine="720"/>
         <w:jc w:val="both"/>
       </w:pPr>
       <w:r>
@@ -1609,8 +1812,8 @@
       <w:pPr>
         <w:keepNext w:val="0"/>
         <w:widowControl/>
-        <w:spacing w:line="360" w:lineRule="auto" w:before="0" w:after="120"/>
-        <w:ind w:firstLine="0"/>
+        <w:spacing w:line="360" w:lineRule="auto" w:before="0" w:after="360"/>
+        <w:ind w:firstLine="720"/>
         <w:jc w:val="both"/>
       </w:pPr>
       <w:r>
@@ -1632,6 +1835,7 @@
     <w:p>
       <w:pPr>
         <w:pStyle w:val="Heading1"/>
+        <w:keepNext/>
         <w:pageBreakBefore/>
       </w:pPr>
       <w:r>
@@ -1641,6 +1845,8 @@
     <w:p>
       <w:pPr>
         <w:pStyle w:val="Heading2"/>
+        <w:keepNext/>
+        <w:spacing w:after="360"/>
       </w:pPr>
       <w:r>
         <w:t>4.1 主要任务与验证</w:t>
@@ -1649,15 +1855,23 @@
     <w:p>
       <w:pPr>
         <w:widowControl/>
+        <w:spacing w:line="360" w:lineRule="auto" w:after="360"/>
+        <w:ind w:firstLine="0"/>
         <w:jc w:val="both"/>
       </w:pPr>
       <w:r>
+        <w:rPr>
+          <w:rFonts w:ascii="Times New Roman" w:hAnsi="Times New Roman" w:eastAsia="SimSun"/>
+          <w:sz w:val="24"/>
+        </w:rPr>
         <w:t>项目工作涵盖需求、流程与数据设计、初步网页原型及客户测试准备。试运行应检查二维码对应商品、库存加减、照片读取、指定标签打印及管理员记录更正。仅能打开页面不足以证明这些功能正确。</w:t>
       </w:r>
     </w:p>
     <w:p>
       <w:pPr>
         <w:pStyle w:val="Heading2"/>
+        <w:keepNext/>
+        <w:spacing w:after="360"/>
       </w:pPr>
       <w:r>
         <w:t>4.2 数据责任与学习</w:t>
@@ -1666,17 +1880,30 @@
     <w:p>
       <w:pPr>
         <w:widowControl/>
+        <w:spacing w:line="360" w:lineRule="auto" w:after="360"/>
+        <w:ind w:firstLine="0"/>
         <w:jc w:val="both"/>
       </w:pPr>
       <w:r>
+        <w:rPr>
+          <w:rFonts w:ascii="Times New Roman" w:hAnsi="Times New Roman" w:eastAsia="SimSun"/>
+          <w:sz w:val="24"/>
+        </w:rPr>
         <w:t>正式使用前须核实期初库存，清楚标识测试记录，并在更正时保留核查资料。密码与私人照片链接不应公开。项目促进软件设计及工具应用能力（CO1–CO2）、沟通与自主学习（CO5–CO7），以及负责任地处理客户资料（CO3–CO4）。</w:t>
       </w:r>
     </w:p>
     <w:p>
       <w:pPr>
+        <w:widowControl/>
+        <w:spacing w:line="360" w:lineRule="auto" w:after="360"/>
+        <w:ind w:firstLine="720"/>
         <w:jc w:val="both"/>
       </w:pPr>
       <w:r>
+        <w:rPr>
+          <w:rFonts w:ascii="Times New Roman" w:hAnsi="Times New Roman" w:eastAsia="SimSun"/>
+          <w:sz w:val="24"/>
+        </w:rPr>
         <w:t>本阶段的主要困难是把日常操作描述转化为明确规则，例如数量使用哪个单位、哪些信息需要隐藏、记录填错后如何更正。我以分类需求、分开工人与管理员流程，以及明确数据字段的方式处理。这加强了沟通、独立研究和问题拆解能力；客户意见尚待收集，因此不虚构具体修改结果。</w:t>
       </w:r>
     </w:p>
@@ -1688,6 +1915,7 @@
     <w:p>
       <w:pPr>
         <w:pStyle w:val="Heading1"/>
+        <w:keepNext/>
       </w:pPr>
       <w:r>
         <w:t>第五章——阶段总结</w:t>
@@ -1696,6 +1924,8 @@
     <w:p>
       <w:pPr>
         <w:pStyle w:val="Heading2"/>
+        <w:keepNext/>
+        <w:spacing w:after="360"/>
       </w:pPr>
       <w:r>
         <w:t>5.1 当前状态与后续工作</w:t>
@@ -1704,9 +1934,15 @@
     <w:p>
       <w:pPr>
         <w:widowControl/>
+        <w:spacing w:line="360" w:lineRule="auto" w:after="360"/>
+        <w:ind w:firstLine="0"/>
         <w:jc w:val="both"/>
       </w:pPr>
       <w:r>
+        <w:rPr>
+          <w:rFonts w:ascii="Times New Roman" w:hAnsi="Times New Roman" w:eastAsia="SimSun"/>
+          <w:sz w:val="24"/>
+        </w:rPr>
         <w:t>第一、二周通过客户沟通、需求分析、技术研究与初步开发，建立了二维码库存网站的原型，目前待客户检视。实际反馈、修改与维护将在取得资料后另外记录。本部分仅涵盖前两周，作为较长实习报告的开端。</w:t>
       </w:r>
     </w:p>
@@ -1718,6 +1954,63 @@
     <w:p>
       <w:pPr>
         <w:pStyle w:val="Heading1"/>
+      </w:pPr>
+      <w:r>
+        <w:t>参考资料</w:t>
+      </w:r>
+    </w:p>
+    <w:p>
+      <w:pPr>
+        <w:spacing w:line="360" w:lineRule="auto" w:after="240"/>
+      </w:pPr>
+      <w:r>
+        <w:t>Bakti Makmur (M) Sdn. Bhd. (2026) Internship offer letter to Wong Sook En, 15 September. Unpublished document; company details only.</w:t>
+      </w:r>
+    </w:p>
+    <w:p>
+      <w:pPr>
+        <w:spacing w:line="360" w:lineRule="auto" w:after="240"/>
+      </w:pPr>
+      <w:r>
+        <w:t>Universiti Tunku Abdul Rahman (2026) Industrial Training Plan: Wong Sook En, FM-FES-ITC-004, revision 4, 13 October. Unpublished training document.</w:t>
+      </w:r>
+    </w:p>
+    <w:p>
+      <w:pPr>
+        <w:spacing w:line="360" w:lineRule="auto" w:after="240"/>
+      </w:pPr>
+      <w:r>
+        <w:t>Universiti Tunku Abdul Rahman (2024a) Industrial Training Report Guidelines (Engineering, Architecture and Science), GD-FES-ITC-007, revision 6, effective 1 April.</w:t>
+      </w:r>
+    </w:p>
+    <w:p>
+      <w:pPr>
+        <w:spacing w:line="360" w:lineRule="auto" w:after="240"/>
+      </w:pPr>
+      <w:r>
+        <w:t>Universiti Tunku Abdul Rahman (2024b) GD008 IT Report Template 2024. Report template.</w:t>
+      </w:r>
+    </w:p>
+    <w:p>
+      <w:pPr>
+        <w:spacing w:line="360" w:lineRule="auto" w:after="240"/>
+      </w:pPr>
+      <w:r>
+        <w:t>Google (n.d.) Apps Script documentation. Available at: https://developers.google.com/apps-script/.</w:t>
+      </w:r>
+    </w:p>
+    <w:p>
+      <w:pPr>
+        <w:spacing w:line="360" w:lineRule="auto" w:after="240"/>
+      </w:pPr>
+      <w:r>
+        <w:t>MDN Web Docs (n.d.) Web technology documentation: HTML, CSS and JavaScript. Available at: https://developer.mozilla.org/.</w:t>
+      </w:r>
+    </w:p>
+    <w:p>
+      <w:pPr>
+        <w:pStyle w:val="Heading1"/>
+        <w:pageBreakBefore/>
       </w:pPr>
       <w:r>
         <w:t>附录 A——需求、计划及测试案例</w:t>
@@ -12079,7 +12372,7 @@
     <w:sectPr>
       <w:headerReference w:type="default" r:id="rId17"/>
       <w:footerReference w:type="default" r:id="rId18"/>
-      <w:pgSz w:h="16840" w:w="11910" w:orient="portrait"/>
+      <w:pgSz w:h="16838" w:w="11906" w:orient="portrait"/>
       <w:pgMar w:bottom="1660" w:top="1320" w:left="1080" w:right="500" w:header="0" w:footer="1474"/>
       <w:pgNumType w:fmt="decimal" w:start="1"/>
     </w:sectPr>
@@ -12655,7 +12948,7 @@
     <w:name w:val="Normal"/>
     <w:qFormat w:val="1"/>
     <w:pPr>
-      <w:spacing w:line="360" w:lineRule="auto" w:after="200"/>
+      <w:spacing w:line="360" w:lineRule="auto" w:after="360"/>
     </w:pPr>
     <w:rPr>
       <w:rFonts w:ascii="Times New Roman" w:cs="Arial MT" w:eastAsia="SimSun" w:hAnsi="Times New Roman"/>
